--- a/Biblioteca de Trabajo/2. PERFIL DEL PROYECTO/Perfil-Proyecto-Plantilla-V2.docx
+++ b/Biblioteca de Trabajo/2. PERFIL DEL PROYECTO/Perfil-Proyecto-Plantilla-V2.docx
@@ -1,13 +1,13 @@
 
 <file path=word/document.xml><?xml version="1.0" encoding="utf-8"?>
-<w:document xmlns:wpc="http://schemas.microsoft.com/office/word/2010/wordprocessingCanvas" xmlns:cx="http://schemas.microsoft.com/office/drawing/2014/chartex" xmlns:cx1="http://schemas.microsoft.com/office/drawing/2015/9/8/chartex" xmlns:cx2="http://schemas.microsoft.com/office/drawing/2015/10/21/chartex" xmlns:cx3="http://schemas.microsoft.com/office/drawing/2016/5/9/chartex" xmlns:cx4="http://schemas.microsoft.com/office/drawing/2016/5/10/chartex" xmlns:cx5="http://schemas.microsoft.com/office/drawing/2016/5/11/chartex" xmlns:cx6="http://schemas.microsoft.com/office/drawing/2016/5/12/chartex" xmlns:cx7="http://schemas.microsoft.com/office/drawing/2016/5/13/chartex" xmlns:cx8="http://schemas.microsoft.com/office/drawing/2016/5/14/chartex" xmlns:mc="http://schemas.openxmlformats.org/markup-compatibility/2006" xmlns:aink="http://schemas.microsoft.com/office/drawing/2016/ink" xmlns:am3d="http://schemas.microsoft.com/office/drawing/2017/model3d" xmlns:o="urn:schemas-microsoft-com:office:office" xmlns:oel="http://schemas.microsoft.com/office/2019/extlst" xmlns:r="http://schemas.openxmlformats.org/officeDocument/2006/relationships" xmlns:m="http://schemas.openxmlformats.org/officeDocument/2006/math" xmlns:v="urn:schemas-microsoft-com:vml" xmlns:wp14="http://schemas.microsoft.com/office/word/2010/wordprocessingDrawing" xmlns:wp="http://schemas.openxmlformats.org/drawingml/2006/wordprocessingDrawing" xmlns:w10="urn:schemas-microsoft-com:office:word" xmlns:w="http://schemas.openxmlformats.org/wordprocessingml/2006/main" xmlns:w14="http://schemas.microsoft.com/office/word/2010/wordml" xmlns:w15="http://schemas.microsoft.com/office/word/2012/wordml" xmlns:w16cex="http://schemas.microsoft.com/office/word/2018/wordml/cex" xmlns:w16cid="http://schemas.microsoft.com/office/word/2016/wordml/cid" xmlns:w16="http://schemas.microsoft.com/office/word/2018/wordml" xmlns:w16du="http://schemas.microsoft.com/office/word/2023/wordml/word16du" xmlns:w16sdtdh="http://schemas.microsoft.com/office/word/2020/wordml/sdtdatahash" xmlns:w16sdtfl="http://schemas.microsoft.com/office/word/2024/wordml/sdtformatlock" xmlns:w16se="http://schemas.microsoft.com/office/word/2015/wordml/symex" xmlns:wpg="http://schemas.microsoft.com/office/word/2010/wordprocessingGroup" xmlns:wpi="http://schemas.microsoft.com/office/word/2010/wordprocessingInk" xmlns:wne="http://schemas.microsoft.com/office/word/2006/wordml" xmlns:wps="http://schemas.microsoft.com/office/word/2010/wordprocessingShape" xmlns:a="http://schemas.openxmlformats.org/drawingml/2006/main" xmlns:pic="http://schemas.openxmlformats.org/drawingml/2006/picture" xmlns:a14="http://schemas.microsoft.com/office/drawing/2010/main" mc:Ignorable="w14 w15 w16se w16cid w16 w16cex w16sdtdh w16sdtfl w16du wp14">
+<w:document xmlns:wpc="http://schemas.microsoft.com/office/word/2010/wordprocessingCanvas" xmlns:cx="http://schemas.microsoft.com/office/drawing/2014/chartex" xmlns:cx1="http://schemas.microsoft.com/office/drawing/2015/9/8/chartex" xmlns:cx2="http://schemas.microsoft.com/office/drawing/2015/10/21/chartex" xmlns:cx3="http://schemas.microsoft.com/office/drawing/2016/5/9/chartex" xmlns:cx4="http://schemas.microsoft.com/office/drawing/2016/5/10/chartex" xmlns:cx5="http://schemas.microsoft.com/office/drawing/2016/5/11/chartex" xmlns:cx6="http://schemas.microsoft.com/office/drawing/2016/5/12/chartex" xmlns:cx7="http://schemas.microsoft.com/office/drawing/2016/5/13/chartex" xmlns:cx8="http://schemas.microsoft.com/office/drawing/2016/5/14/chartex" xmlns:mc="http://schemas.openxmlformats.org/markup-compatibility/2006" xmlns:aink="http://schemas.microsoft.com/office/drawing/2016/ink" xmlns:am3d="http://schemas.microsoft.com/office/drawing/2017/model3d" xmlns:o="urn:schemas-microsoft-com:office:office" xmlns:oel="http://schemas.microsoft.com/office/2019/extlst" xmlns:r="http://schemas.openxmlformats.org/officeDocument/2006/relationships" xmlns:m="http://schemas.openxmlformats.org/officeDocument/2006/math" xmlns:v="urn:schemas-microsoft-com:vml" xmlns:wp14="http://schemas.microsoft.com/office/word/2010/wordprocessingDrawing" xmlns:wp="http://schemas.openxmlformats.org/drawingml/2006/wordprocessingDrawing" xmlns:w10="urn:schemas-microsoft-com:office:word" xmlns:w="http://schemas.openxmlformats.org/wordprocessingml/2006/main" xmlns:w14="http://schemas.microsoft.com/office/word/2010/wordml" xmlns:w15="http://schemas.microsoft.com/office/word/2012/wordml" xmlns:w16cex="http://schemas.microsoft.com/office/word/2018/wordml/cex" xmlns:w16cid="http://schemas.microsoft.com/office/word/2016/wordml/cid" xmlns:w16="http://schemas.microsoft.com/office/word/2018/wordml" xmlns:w16du="http://schemas.microsoft.com/office/word/2023/wordml/word16du" xmlns:w16sdtdh="http://schemas.microsoft.com/office/word/2020/wordml/sdtdatahash" xmlns:w16sdtfl="http://schemas.microsoft.com/office/word/2024/wordml/sdtformatlock" xmlns:w16se="http://schemas.microsoft.com/office/word/2015/wordml/symex" xmlns:wpg="http://schemas.microsoft.com/office/word/2010/wordprocessingGroup" xmlns:wpi="http://schemas.microsoft.com/office/word/2010/wordprocessingInk" xmlns:wne="http://schemas.microsoft.com/office/word/2006/wordml" xmlns:wps="http://schemas.microsoft.com/office/word/2010/wordprocessingShape" mc:Ignorable="w14 w15 w16se w16cid w16 w16cex w16sdtdh w16sdtfl w16du wp14">
   <w:body>
     <w:p>
       <w:pPr>
         <w:spacing w:after="200" w:line="276" w:lineRule="auto"/>
         <w:jc w:val="center"/>
         <w:rPr>
-          <w:rFonts w:ascii="Arial" w:hAnsi="Arial" w:eastAsia="Arial" w:cs="Arial"/>
+          <w:rFonts w:ascii="Arial" w:eastAsia="Arial" w:hAnsi="Arial" w:cs="Arial"/>
           <w:b/>
           <w:sz w:val="44"/>
           <w:szCs w:val="44"/>
@@ -15,7 +15,7 @@
       </w:pPr>
       <w:r>
         <w:rPr>
-          <w:rFonts w:ascii="Arial" w:hAnsi="Arial" w:eastAsia="Arial" w:cs="Arial"/>
+          <w:rFonts w:ascii="Arial" w:eastAsia="Arial" w:hAnsi="Arial" w:cs="Arial"/>
           <w:b/>
           <w:sz w:val="44"/>
           <w:szCs w:val="44"/>
@@ -24,7 +24,7 @@
       </w:r>
       <w:r>
         <w:rPr>
-          <w:rFonts w:ascii="Arial" w:hAnsi="Arial" w:eastAsia="Arial" w:cs="Arial"/>
+          <w:rFonts w:ascii="Arial" w:eastAsia="Arial" w:hAnsi="Arial" w:cs="Arial"/>
           <w:b/>
           <w:sz w:val="44"/>
           <w:szCs w:val="44"/>
@@ -33,7 +33,7 @@
       </w:r>
       <w:r>
         <w:rPr>
-          <w:rFonts w:ascii="Arial" w:hAnsi="Arial" w:eastAsia="Arial" w:cs="Arial"/>
+          <w:rFonts w:ascii="Arial" w:eastAsia="Arial" w:hAnsi="Arial" w:cs="Arial"/>
           <w:b/>
           <w:sz w:val="44"/>
           <w:szCs w:val="44"/>
@@ -46,7 +46,7 @@
         <w:spacing w:after="200" w:line="276" w:lineRule="auto"/>
         <w:jc w:val="center"/>
         <w:rPr>
-          <w:rFonts w:ascii="Arial" w:hAnsi="Arial" w:eastAsia="Arial" w:cs="Arial"/>
+          <w:rFonts w:ascii="Arial" w:eastAsia="Arial" w:hAnsi="Arial" w:cs="Arial"/>
           <w:b/>
           <w:sz w:val="44"/>
           <w:szCs w:val="44"/>
@@ -54,7 +54,7 @@
       </w:pPr>
       <w:r>
         <w:rPr>
-          <w:rFonts w:ascii="Arial" w:hAnsi="Arial" w:eastAsia="Arial" w:cs="Arial"/>
+          <w:rFonts w:ascii="Arial" w:eastAsia="Arial" w:hAnsi="Arial" w:cs="Arial"/>
           <w:b/>
           <w:sz w:val="44"/>
           <w:szCs w:val="44"/>
@@ -63,7 +63,7 @@
       </w:r>
       <w:r>
         <w:rPr>
-          <w:rFonts w:ascii="Arial" w:hAnsi="Arial" w:eastAsia="Arial" w:cs="Arial"/>
+          <w:rFonts w:ascii="Arial" w:eastAsia="Arial" w:hAnsi="Arial" w:cs="Arial"/>
           <w:b/>
           <w:sz w:val="44"/>
           <w:szCs w:val="44"/>
@@ -75,7 +75,7 @@
       <w:pPr>
         <w:spacing w:after="0"/>
         <w:rPr>
-          <w:rFonts w:ascii="Arial" w:hAnsi="Arial" w:eastAsia="Arial" w:cs="Arial"/>
+          <w:rFonts w:ascii="Arial" w:eastAsia="Arial" w:hAnsi="Arial" w:cs="Arial"/>
           <w:b/>
           <w:color w:val="0070C0"/>
           <w:sz w:val="44"/>
@@ -88,7 +88,7 @@
         <w:spacing w:after="200" w:line="276" w:lineRule="auto"/>
         <w:jc w:val="center"/>
         <w:rPr>
-          <w:rFonts w:ascii="Arial" w:hAnsi="Arial" w:eastAsia="Arial" w:cs="Arial"/>
+          <w:rFonts w:ascii="Arial" w:eastAsia="Arial" w:hAnsi="Arial" w:cs="Arial"/>
           <w:b/>
           <w:sz w:val="44"/>
           <w:szCs w:val="44"/>
@@ -96,7 +96,7 @@
       </w:pPr>
       <w:r>
         <w:rPr>
-          <w:rFonts w:ascii="Arial" w:hAnsi="Arial" w:eastAsia="Arial" w:cs="Arial"/>
+          <w:rFonts w:ascii="Arial" w:eastAsia="Arial" w:hAnsi="Arial" w:cs="Arial"/>
           <w:b/>
           <w:sz w:val="44"/>
           <w:szCs w:val="44"/>
@@ -108,7 +108,7 @@
       <w:pPr>
         <w:spacing w:after="0"/>
         <w:rPr>
-          <w:rFonts w:ascii="Arial" w:hAnsi="Arial" w:eastAsia="Arial" w:cs="Arial"/>
+          <w:rFonts w:ascii="Arial" w:eastAsia="Arial" w:hAnsi="Arial" w:cs="Arial"/>
           <w:b/>
           <w:color w:val="0070C0"/>
           <w:sz w:val="44"/>
@@ -120,7 +120,7 @@
       <w:pPr>
         <w:spacing w:after="0"/>
         <w:rPr>
-          <w:rFonts w:ascii="Arial" w:hAnsi="Arial" w:eastAsia="Arial" w:cs="Arial"/>
+          <w:rFonts w:ascii="Arial" w:eastAsia="Arial" w:hAnsi="Arial" w:cs="Arial"/>
           <w:b/>
           <w:color w:val="0070C0"/>
           <w:sz w:val="44"/>
@@ -132,7 +132,7 @@
       <w:pPr>
         <w:spacing w:after="0"/>
         <w:rPr>
-          <w:rFonts w:ascii="Arial" w:hAnsi="Arial" w:eastAsia="Arial" w:cs="Arial"/>
+          <w:rFonts w:ascii="Arial" w:eastAsia="Arial" w:hAnsi="Arial" w:cs="Arial"/>
           <w:b/>
           <w:color w:val="0070C0"/>
           <w:sz w:val="44"/>
@@ -144,7 +144,7 @@
       <w:pPr>
         <w:spacing w:after="0"/>
         <w:rPr>
-          <w:rFonts w:ascii="Arial" w:hAnsi="Arial" w:eastAsia="Arial" w:cs="Arial"/>
+          <w:rFonts w:ascii="Arial" w:eastAsia="Arial" w:hAnsi="Arial" w:cs="Arial"/>
           <w:b/>
           <w:sz w:val="24"/>
           <w:szCs w:val="24"/>
@@ -163,7 +163,7 @@
         <w:spacing w:after="0" w:line="360" w:lineRule="auto"/>
         <w:jc w:val="both"/>
         <w:rPr>
-          <w:rFonts w:ascii="Arial" w:hAnsi="Arial" w:eastAsia="Arial" w:cs="Arial"/>
+          <w:rFonts w:ascii="Arial" w:eastAsia="Arial" w:hAnsi="Arial" w:cs="Arial"/>
           <w:color w:val="0070C0"/>
           <w:sz w:val="36"/>
           <w:szCs w:val="36"/>
@@ -182,27 +182,7 @@
         <w:spacing w:after="0" w:line="360" w:lineRule="auto"/>
         <w:jc w:val="both"/>
         <w:rPr>
-          <w:rFonts w:ascii="Arial" w:hAnsi="Arial" w:eastAsia="Arial" w:cs="Arial"/>
-          <w:color w:val="0070C0"/>
-          <w:sz w:val="36"/>
-          <w:szCs w:val="36"/>
-        </w:rPr>
-      </w:pPr>
-    </w:p>
-    <w:p>
-      <w:pPr>
-        <w:pStyle w:val="Normal"/>
-        <w:pBdr>
-          <w:top w:val="nil" w:color="FF000000" w:sz="0" w:space="0"/>
-          <w:left w:val="nil" w:color="FF000000" w:sz="0" w:space="0"/>
-          <w:bottom w:val="nil" w:color="FF000000" w:sz="0" w:space="0"/>
-          <w:right w:val="nil" w:color="FF000000" w:sz="0" w:space="0"/>
-          <w:between w:val="nil" w:color="FF000000" w:sz="0" w:space="0"/>
-        </w:pBdr>
-        <w:spacing w:after="0" w:line="360" w:lineRule="auto"/>
-        <w:jc w:val="both"/>
-        <w:rPr>
-          <w:rFonts w:ascii="Arial" w:hAnsi="Arial" w:eastAsia="Arial" w:cs="Arial"/>
+          <w:rFonts w:ascii="Arial" w:eastAsia="Arial" w:hAnsi="Arial" w:cs="Arial"/>
           <w:color w:val="0070C0"/>
           <w:sz w:val="36"/>
           <w:szCs w:val="36"/>
@@ -221,7 +201,7 @@
         <w:spacing w:after="0" w:line="360" w:lineRule="auto"/>
         <w:jc w:val="both"/>
         <w:rPr>
-          <w:rFonts w:ascii="Arial" w:hAnsi="Arial" w:eastAsia="Arial" w:cs="Arial"/>
+          <w:rFonts w:ascii="Arial" w:eastAsia="Arial" w:hAnsi="Arial" w:cs="Arial"/>
           <w:color w:val="0070C0"/>
           <w:sz w:val="36"/>
           <w:szCs w:val="36"/>
@@ -240,19 +220,12 @@
         <w:spacing w:after="0" w:line="360" w:lineRule="auto"/>
         <w:jc w:val="both"/>
         <w:rPr>
-          <w:rFonts w:ascii="Arial" w:hAnsi="Arial" w:eastAsia="Arial" w:cs="Arial"/>
+          <w:rFonts w:ascii="Arial" w:eastAsia="Arial" w:hAnsi="Arial" w:cs="Arial"/>
+          <w:color w:val="0070C0"/>
           <w:sz w:val="36"/>
           <w:szCs w:val="36"/>
         </w:rPr>
       </w:pPr>
-      <w:r>
-        <w:rPr>
-          <w:rFonts w:ascii="Arial" w:hAnsi="Arial" w:eastAsia="Arial" w:cs="Arial"/>
-          <w:sz w:val="36"/>
-          <w:szCs w:val="36"/>
-        </w:rPr>
-        <w:t>Perfil del Proyecto</w:t>
-      </w:r>
     </w:p>
     <w:p>
       <w:pPr>
@@ -266,42 +239,18 @@
         <w:spacing w:after="0" w:line="360" w:lineRule="auto"/>
         <w:jc w:val="both"/>
         <w:rPr>
-          <w:rFonts w:ascii="Arial" w:hAnsi="Arial" w:eastAsia="Arial" w:cs="Arial"/>
+          <w:rFonts w:ascii="Arial" w:eastAsia="Arial" w:hAnsi="Arial" w:cs="Arial"/>
           <w:sz w:val="36"/>
           <w:szCs w:val="36"/>
         </w:rPr>
       </w:pPr>
       <w:r>
         <w:rPr>
-          <w:rFonts w:ascii="Arial" w:hAnsi="Arial" w:eastAsia="Arial" w:cs="Arial"/>
+          <w:rFonts w:ascii="Arial" w:eastAsia="Arial" w:hAnsi="Arial" w:cs="Arial"/>
           <w:sz w:val="36"/>
           <w:szCs w:val="36"/>
         </w:rPr>
-        <w:t>Presentado por:</w:t>
-      </w:r>
-      <w:r>
-        <w:rPr>
-          <w:rFonts w:ascii="Arial" w:hAnsi="Arial" w:eastAsia="Arial" w:cs="Arial"/>
-          <w:sz w:val="36"/>
-          <w:szCs w:val="36"/>
-        </w:rPr>
-        <w:t xml:space="preserve"> Benalcázar Moisés,</w:t>
-      </w:r>
-      <w:r>
-        <w:rPr>
-          <w:rFonts w:ascii="Arial" w:hAnsi="Arial" w:eastAsia="Arial" w:cs="Arial"/>
-          <w:sz w:val="36"/>
-          <w:szCs w:val="36"/>
-        </w:rPr>
-        <w:t xml:space="preserve"> </w:t>
-      </w:r>
-      <w:r>
-        <w:rPr>
-          <w:rFonts w:ascii="Arial" w:hAnsi="Arial" w:eastAsia="Arial" w:cs="Arial"/>
-          <w:sz w:val="36"/>
-          <w:szCs w:val="36"/>
-        </w:rPr>
-        <w:t>Díaz Stefany, Medranda Mateo</w:t>
+        <w:t>Perfil del Proyecto</w:t>
       </w:r>
     </w:p>
     <w:p>
@@ -316,42 +265,42 @@
         <w:spacing w:after="0" w:line="360" w:lineRule="auto"/>
         <w:jc w:val="both"/>
         <w:rPr>
-          <w:rFonts w:ascii="Arial" w:hAnsi="Arial" w:eastAsia="Arial" w:cs="Arial"/>
+          <w:rFonts w:ascii="Arial" w:eastAsia="Arial" w:hAnsi="Arial" w:cs="Arial"/>
           <w:sz w:val="36"/>
           <w:szCs w:val="36"/>
         </w:rPr>
       </w:pPr>
       <w:r>
         <w:rPr>
-          <w:rFonts w:ascii="Arial" w:hAnsi="Arial" w:eastAsia="Arial" w:cs="Arial"/>
+          <w:rFonts w:ascii="Arial" w:eastAsia="Arial" w:hAnsi="Arial" w:cs="Arial"/>
           <w:sz w:val="36"/>
           <w:szCs w:val="36"/>
         </w:rPr>
-        <w:t xml:space="preserve">Tutor </w:t>
-      </w:r>
-      <w:r>
-        <w:rPr>
-          <w:rFonts w:ascii="Arial" w:hAnsi="Arial" w:eastAsia="Arial" w:cs="Arial"/>
+        <w:t>Presentado por:</w:t>
+      </w:r>
+      <w:r>
+        <w:rPr>
+          <w:rFonts w:ascii="Arial" w:eastAsia="Arial" w:hAnsi="Arial" w:cs="Arial"/>
           <w:sz w:val="36"/>
           <w:szCs w:val="36"/>
         </w:rPr>
-        <w:t>académico</w:t>
-      </w:r>
-      <w:r>
-        <w:rPr>
-          <w:rFonts w:ascii="Arial" w:hAnsi="Arial" w:eastAsia="Arial" w:cs="Arial"/>
+        <w:t xml:space="preserve"> Benalcázar Moisés,</w:t>
+      </w:r>
+      <w:r>
+        <w:rPr>
+          <w:rFonts w:ascii="Arial" w:eastAsia="Arial" w:hAnsi="Arial" w:cs="Arial"/>
           <w:sz w:val="36"/>
           <w:szCs w:val="36"/>
         </w:rPr>
-        <w:t xml:space="preserve">: </w:t>
-      </w:r>
-      <w:r>
-        <w:rPr>
-          <w:rFonts w:ascii="Arial" w:hAnsi="Arial" w:eastAsia="Arial" w:cs="Arial"/>
+        <w:t xml:space="preserve"> </w:t>
+      </w:r>
+      <w:r>
+        <w:rPr>
+          <w:rFonts w:ascii="Arial" w:eastAsia="Arial" w:hAnsi="Arial" w:cs="Arial"/>
           <w:sz w:val="36"/>
           <w:szCs w:val="36"/>
         </w:rPr>
-        <w:t>Ing. Jenny A Ruiz R</w:t>
+        <w:t>Díaz Stefany, Medranda Mateo</w:t>
       </w:r>
     </w:p>
     <w:p>
@@ -366,11 +315,43 @@
         <w:spacing w:after="0" w:line="360" w:lineRule="auto"/>
         <w:jc w:val="both"/>
         <w:rPr>
-          <w:rFonts w:ascii="Arial" w:hAnsi="Arial" w:eastAsia="Arial" w:cs="Arial"/>
+          <w:rFonts w:ascii="Arial" w:eastAsia="Arial" w:hAnsi="Arial" w:cs="Arial"/>
           <w:sz w:val="36"/>
           <w:szCs w:val="36"/>
         </w:rPr>
       </w:pPr>
+      <w:r>
+        <w:rPr>
+          <w:rFonts w:ascii="Arial" w:eastAsia="Arial" w:hAnsi="Arial" w:cs="Arial"/>
+          <w:sz w:val="36"/>
+          <w:szCs w:val="36"/>
+        </w:rPr>
+        <w:t xml:space="preserve">Tutor </w:t>
+      </w:r>
+      <w:r>
+        <w:rPr>
+          <w:rFonts w:ascii="Arial" w:eastAsia="Arial" w:hAnsi="Arial" w:cs="Arial"/>
+          <w:sz w:val="36"/>
+          <w:szCs w:val="36"/>
+        </w:rPr>
+        <w:t>académico</w:t>
+      </w:r>
+      <w:r>
+        <w:rPr>
+          <w:rFonts w:ascii="Arial" w:eastAsia="Arial" w:hAnsi="Arial" w:cs="Arial"/>
+          <w:sz w:val="36"/>
+          <w:szCs w:val="36"/>
+        </w:rPr>
+        <w:t xml:space="preserve">: </w:t>
+      </w:r>
+      <w:r>
+        <w:rPr>
+          <w:rFonts w:ascii="Arial" w:eastAsia="Arial" w:hAnsi="Arial" w:cs="Arial"/>
+          <w:sz w:val="36"/>
+          <w:szCs w:val="36"/>
+        </w:rPr>
+        <w:t>Ing. Jenny A Ruiz R</w:t>
+      </w:r>
     </w:p>
     <w:p>
       <w:pPr>
@@ -384,7 +365,7 @@
         <w:spacing w:after="0" w:line="360" w:lineRule="auto"/>
         <w:jc w:val="both"/>
         <w:rPr>
-          <w:rFonts w:ascii="Arial" w:hAnsi="Arial" w:eastAsia="Arial" w:cs="Arial"/>
+          <w:rFonts w:ascii="Arial" w:eastAsia="Arial" w:hAnsi="Arial" w:cs="Arial"/>
           <w:sz w:val="36"/>
           <w:szCs w:val="36"/>
         </w:rPr>
@@ -402,27 +383,11 @@
         <w:spacing w:after="0" w:line="360" w:lineRule="auto"/>
         <w:jc w:val="both"/>
         <w:rPr>
-          <w:rFonts w:ascii="Arial" w:hAnsi="Arial" w:eastAsia="Arial" w:cs="Arial"/>
+          <w:rFonts w:ascii="Arial" w:eastAsia="Arial" w:hAnsi="Arial" w:cs="Arial"/>
           <w:sz w:val="36"/>
           <w:szCs w:val="36"/>
         </w:rPr>
       </w:pPr>
-      <w:r>
-        <w:rPr>
-          <w:rFonts w:ascii="Arial" w:hAnsi="Arial" w:eastAsia="Arial" w:cs="Arial"/>
-          <w:sz w:val="36"/>
-          <w:szCs w:val="36"/>
-        </w:rPr>
-        <w:t xml:space="preserve">Ciudad: </w:t>
-      </w:r>
-      <w:r>
-        <w:rPr>
-          <w:rFonts w:ascii="Arial" w:hAnsi="Arial" w:eastAsia="Arial" w:cs="Arial"/>
-          <w:sz w:val="36"/>
-          <w:szCs w:val="36"/>
-        </w:rPr>
-        <w:t>Quito</w:t>
-      </w:r>
     </w:p>
     <w:p>
       <w:pPr>
@@ -436,47 +401,100 @@
         <w:spacing w:after="0" w:line="360" w:lineRule="auto"/>
         <w:jc w:val="both"/>
         <w:rPr>
-          <w:rFonts w:ascii="Arial" w:hAnsi="Arial" w:eastAsia="Arial" w:cs="Arial"/>
+          <w:rFonts w:ascii="Arial" w:eastAsia="Arial" w:hAnsi="Arial" w:cs="Arial"/>
           <w:sz w:val="36"/>
           <w:szCs w:val="36"/>
         </w:rPr>
       </w:pPr>
       <w:r>
         <w:rPr>
-          <w:rFonts w:ascii="Arial" w:hAnsi="Arial" w:eastAsia="Arial" w:cs="Arial"/>
+          <w:rFonts w:ascii="Arial" w:eastAsia="Arial" w:hAnsi="Arial" w:cs="Arial"/>
           <w:sz w:val="36"/>
           <w:szCs w:val="36"/>
         </w:rPr>
-        <w:t xml:space="preserve">Fecha: </w:t>
-      </w:r>
-      <w:r>
-        <w:rPr>
-          <w:rFonts w:ascii="Arial" w:hAnsi="Arial" w:eastAsia="Arial" w:cs="Arial"/>
+        <w:t xml:space="preserve">Ciudad: </w:t>
+      </w:r>
+      <w:r>
+        <w:rPr>
+          <w:rFonts w:ascii="Arial" w:eastAsia="Arial" w:hAnsi="Arial" w:cs="Arial"/>
           <w:sz w:val="36"/>
           <w:szCs w:val="36"/>
         </w:rPr>
-        <w:t>11-12-2025</w:t>
-      </w:r>
-    </w:p>
-    <w:p>
-      <w:pPr>
-        <w:tabs>
-          <w:tab w:val="right" w:pos="7938"/>
-        </w:tabs>
-        <w:jc w:val="center"/>
-        <w:rPr>
-          <w:rFonts w:ascii="Arial" w:hAnsi="Arial" w:eastAsia="Arial" w:cs="Arial"/>
-          <w:sz w:val="24"/>
-          <w:szCs w:val="24"/>
-        </w:rPr>
-      </w:pPr>
-    </w:p>
-    <w:p>
-      <w:pPr>
-        <w:rPr>
-          <w:rFonts w:ascii="Arial" w:hAnsi="Arial" w:eastAsia="Arial" w:cs="Arial"/>
-          <w:b w:val="1"/>
-          <w:bCs w:val="1"/>
+        <w:t>Quito</w:t>
+      </w:r>
+    </w:p>
+    <w:p>
+      <w:pPr>
+        <w:pBdr>
+          <w:top w:val="nil"/>
+          <w:left w:val="nil"/>
+          <w:bottom w:val="nil"/>
+          <w:right w:val="nil"/>
+          <w:between w:val="nil"/>
+        </w:pBdr>
+        <w:spacing w:after="0" w:line="360" w:lineRule="auto"/>
+        <w:jc w:val="both"/>
+        <w:rPr>
+          <w:rFonts w:ascii="Arial" w:eastAsia="Arial" w:hAnsi="Arial" w:cs="Arial"/>
+          <w:sz w:val="24"/>
+          <w:szCs w:val="24"/>
+        </w:rPr>
+      </w:pPr>
+      <w:r>
+        <w:rPr>
+          <w:rFonts w:ascii="Arial" w:eastAsia="Arial" w:hAnsi="Arial" w:cs="Arial"/>
+          <w:sz w:val="36"/>
+          <w:szCs w:val="36"/>
+        </w:rPr>
+        <w:t xml:space="preserve">Fecha: </w:t>
+      </w:r>
+      <w:r>
+        <w:rPr>
+          <w:rFonts w:ascii="Arial" w:eastAsia="Arial" w:hAnsi="Arial" w:cs="Arial"/>
+          <w:sz w:val="36"/>
+          <w:szCs w:val="36"/>
+        </w:rPr>
+        <w:t>12</w:t>
+      </w:r>
+      <w:r>
+        <w:rPr>
+          <w:rFonts w:ascii="Arial" w:eastAsia="Arial" w:hAnsi="Arial" w:cs="Arial"/>
+          <w:sz w:val="36"/>
+          <w:szCs w:val="36"/>
+        </w:rPr>
+        <w:t>-</w:t>
+      </w:r>
+      <w:r>
+        <w:rPr>
+          <w:rFonts w:ascii="Arial" w:eastAsia="Arial" w:hAnsi="Arial" w:cs="Arial"/>
+          <w:sz w:val="36"/>
+          <w:szCs w:val="36"/>
+        </w:rPr>
+        <w:t>01</w:t>
+      </w:r>
+      <w:r>
+        <w:rPr>
+          <w:rFonts w:ascii="Arial" w:eastAsia="Arial" w:hAnsi="Arial" w:cs="Arial"/>
+          <w:sz w:val="36"/>
+          <w:szCs w:val="36"/>
+        </w:rPr>
+        <w:t>-202</w:t>
+      </w:r>
+      <w:r>
+        <w:rPr>
+          <w:rFonts w:ascii="Arial" w:eastAsia="Arial" w:hAnsi="Arial" w:cs="Arial"/>
+          <w:sz w:val="36"/>
+          <w:szCs w:val="36"/>
+        </w:rPr>
+        <w:t>6</w:t>
+      </w:r>
+    </w:p>
+    <w:p>
+      <w:pPr>
+        <w:rPr>
+          <w:rFonts w:ascii="Arial" w:eastAsia="Arial" w:hAnsi="Arial" w:cs="Arial"/>
+          <w:b/>
+          <w:bCs/>
           <w:color w:val="0070C0"/>
           <w:sz w:val="36"/>
           <w:szCs w:val="36"/>
@@ -491,6 +509,10 @@
     <w:sdt>
       <w:sdtPr>
         <w:rPr>
+          <w:rFonts w:ascii="Calibri" w:eastAsia="Calibri" w:hAnsi="Calibri" w:cs="Calibri"/>
+          <w:color w:val="auto"/>
+          <w:sz w:val="22"/>
+          <w:szCs w:val="22"/>
           <w:lang w:val="es-ES"/>
         </w:rPr>
         <w:id w:val="704995682"/>
@@ -501,13 +523,8 @@
       </w:sdtPr>
       <w:sdtEndPr>
         <w:rPr>
-          <w:rFonts w:ascii="Calibri" w:hAnsi="Calibri" w:eastAsia="Calibri" w:cs="Calibri"/>
-          <w:b w:val="1"/>
-          <w:bCs w:val="1"/>
-          <w:color w:val="auto"/>
-          <w:sz w:val="22"/>
-          <w:szCs w:val="22"/>
-          <w:lang w:val="es-ES"/>
+          <w:b/>
+          <w:bCs/>
         </w:rPr>
       </w:sdtEndPr>
       <w:sdtContent>
@@ -579,7 +596,7 @@
             </w:rPr>
             <w:fldChar w:fldCharType="separate"/>
           </w:r>
-          <w:hyperlink w:history="1" w:anchor="_Toc216289796">
+          <w:hyperlink w:anchor="_Toc216289796" w:history="1">
             <w:r>
               <w:rPr>
                 <w:rStyle w:val="Hipervnculo"/>
@@ -669,7 +686,7 @@
               <w14:ligatures w14:val="standardContextual"/>
             </w:rPr>
           </w:pPr>
-          <w:hyperlink w:history="1" w:anchor="_Toc216289797">
+          <w:hyperlink w:anchor="_Toc216289797" w:history="1">
             <w:r>
               <w:rPr>
                 <w:rStyle w:val="Hipervnculo"/>
@@ -759,7 +776,7 @@
               <w14:ligatures w14:val="standardContextual"/>
             </w:rPr>
           </w:pPr>
-          <w:hyperlink w:history="1" w:anchor="_Toc216289798">
+          <w:hyperlink w:anchor="_Toc216289798" w:history="1">
             <w:r>
               <w:rPr>
                 <w:rStyle w:val="Hipervnculo"/>
@@ -849,7 +866,7 @@
               <w14:ligatures w14:val="standardContextual"/>
             </w:rPr>
           </w:pPr>
-          <w:hyperlink w:history="1" w:anchor="_Toc216289799">
+          <w:hyperlink w:anchor="_Toc216289799" w:history="1">
             <w:r>
               <w:rPr>
                 <w:rStyle w:val="Hipervnculo"/>
@@ -939,7 +956,7 @@
               <w14:ligatures w14:val="standardContextual"/>
             </w:rPr>
           </w:pPr>
-          <w:hyperlink w:history="1" w:anchor="_Toc216289800">
+          <w:hyperlink w:anchor="_Toc216289800" w:history="1">
             <w:r>
               <w:rPr>
                 <w:rStyle w:val="Hipervnculo"/>
@@ -1029,7 +1046,7 @@
               <w14:ligatures w14:val="standardContextual"/>
             </w:rPr>
           </w:pPr>
-          <w:hyperlink w:history="1" w:anchor="_Toc216289801">
+          <w:hyperlink w:anchor="_Toc216289801" w:history="1">
             <w:r>
               <w:rPr>
                 <w:rStyle w:val="Hipervnculo"/>
@@ -1119,7 +1136,7 @@
               <w14:ligatures w14:val="standardContextual"/>
             </w:rPr>
           </w:pPr>
-          <w:hyperlink w:history="1" w:anchor="_Toc216289802">
+          <w:hyperlink w:anchor="_Toc216289802" w:history="1">
             <w:r>
               <w:rPr>
                 <w:rStyle w:val="Hipervnculo"/>
@@ -1209,7 +1226,7 @@
               <w14:ligatures w14:val="standardContextual"/>
             </w:rPr>
           </w:pPr>
-          <w:hyperlink w:history="1" w:anchor="_Toc216289803">
+          <w:hyperlink w:anchor="_Toc216289803" w:history="1">
             <w:r>
               <w:rPr>
                 <w:rStyle w:val="Hipervnculo"/>
@@ -1299,7 +1316,7 @@
               <w14:ligatures w14:val="standardContextual"/>
             </w:rPr>
           </w:pPr>
-          <w:hyperlink w:history="1" w:anchor="_Toc216289804">
+          <w:hyperlink w:anchor="_Toc216289804" w:history="1">
             <w:r>
               <w:rPr>
                 <w:rStyle w:val="Hipervnculo"/>
@@ -1389,7 +1406,7 @@
               <w14:ligatures w14:val="standardContextual"/>
             </w:rPr>
           </w:pPr>
-          <w:hyperlink w:history="1" w:anchor="_Toc216289805">
+          <w:hyperlink w:anchor="_Toc216289805" w:history="1">
             <w:r>
               <w:rPr>
                 <w:rStyle w:val="Hipervnculo"/>
@@ -1479,7 +1496,7 @@
               <w14:ligatures w14:val="standardContextual"/>
             </w:rPr>
           </w:pPr>
-          <w:hyperlink w:history="1" w:anchor="_Toc216289806">
+          <w:hyperlink w:anchor="_Toc216289806" w:history="1">
             <w:r>
               <w:rPr>
                 <w:rStyle w:val="Hipervnculo"/>
@@ -1569,7 +1586,7 @@
               <w14:ligatures w14:val="standardContextual"/>
             </w:rPr>
           </w:pPr>
-          <w:hyperlink w:history="1" w:anchor="_Toc216289807">
+          <w:hyperlink w:anchor="_Toc216289807" w:history="1">
             <w:r>
               <w:rPr>
                 <w:rStyle w:val="Hipervnculo"/>
@@ -1659,7 +1676,7 @@
               <w14:ligatures w14:val="standardContextual"/>
             </w:rPr>
           </w:pPr>
-          <w:hyperlink w:history="1" w:anchor="_Toc216289808">
+          <w:hyperlink w:anchor="_Toc216289808" w:history="1">
             <w:r>
               <w:rPr>
                 <w:rStyle w:val="Hipervnculo"/>
@@ -1749,7 +1766,7 @@
               <w14:ligatures w14:val="standardContextual"/>
             </w:rPr>
           </w:pPr>
-          <w:hyperlink w:history="1" w:anchor="_Toc216289809">
+          <w:hyperlink w:anchor="_Toc216289809" w:history="1">
             <w:r>
               <w:rPr>
                 <w:rStyle w:val="Hipervnculo"/>
@@ -1839,7 +1856,7 @@
               <w14:ligatures w14:val="standardContextual"/>
             </w:rPr>
           </w:pPr>
-          <w:hyperlink w:history="1" w:anchor="_Toc216289810">
+          <w:hyperlink w:anchor="_Toc216289810" w:history="1">
             <w:r>
               <w:rPr>
                 <w:rStyle w:val="Hipervnculo"/>
@@ -1929,7 +1946,7 @@
               <w14:ligatures w14:val="standardContextual"/>
             </w:rPr>
           </w:pPr>
-          <w:hyperlink w:history="1" w:anchor="_Toc216289811">
+          <w:hyperlink w:anchor="_Toc216289811" w:history="1">
             <w:r>
               <w:rPr>
                 <w:rStyle w:val="Hipervnculo"/>
@@ -2020,7 +2037,7 @@
               <w14:ligatures w14:val="standardContextual"/>
             </w:rPr>
           </w:pPr>
-          <w:hyperlink w:history="1" w:anchor="_Toc216289812">
+          <w:hyperlink w:anchor="_Toc216289812" w:history="1">
             <w:r>
               <w:rPr>
                 <w:rStyle w:val="Hipervnculo"/>
@@ -2131,7 +2148,7 @@
               <w14:ligatures w14:val="standardContextual"/>
             </w:rPr>
           </w:pPr>
-          <w:hyperlink w:history="1" w:anchor="_Toc216289813">
+          <w:hyperlink w:anchor="_Toc216289813" w:history="1">
             <w:r>
               <w:rPr>
                 <w:rStyle w:val="Hipervnculo"/>
@@ -2221,7 +2238,7 @@
               <w14:ligatures w14:val="standardContextual"/>
             </w:rPr>
           </w:pPr>
-          <w:hyperlink w:history="1" w:anchor="_Toc216289814">
+          <w:hyperlink w:anchor="_Toc216289814" w:history="1">
             <w:r>
               <w:rPr>
                 <w:rStyle w:val="Hipervnculo"/>
@@ -2311,7 +2328,7 @@
               <w14:ligatures w14:val="standardContextual"/>
             </w:rPr>
           </w:pPr>
-          <w:hyperlink w:history="1" w:anchor="_Toc216289815">
+          <w:hyperlink w:anchor="_Toc216289815" w:history="1">
             <w:r>
               <w:rPr>
                 <w:rStyle w:val="Hipervnculo"/>
@@ -2401,7 +2418,7 @@
               <w14:ligatures w14:val="standardContextual"/>
             </w:rPr>
           </w:pPr>
-          <w:hyperlink w:history="1" w:anchor="_Toc216289816">
+          <w:hyperlink w:anchor="_Toc216289816" w:history="1">
             <w:r>
               <w:rPr>
                 <w:rStyle w:val="Hipervnculo"/>
@@ -2491,7 +2508,7 @@
               <w14:ligatures w14:val="standardContextual"/>
             </w:rPr>
           </w:pPr>
-          <w:hyperlink w:history="1" w:anchor="_Toc216289817">
+          <w:hyperlink w:anchor="_Toc216289817" w:history="1">
             <w:r>
               <w:rPr>
                 <w:rStyle w:val="Hipervnculo"/>
@@ -2581,7 +2598,7 @@
               <w14:ligatures w14:val="standardContextual"/>
             </w:rPr>
           </w:pPr>
-          <w:hyperlink w:history="1" w:anchor="_Toc216289818">
+          <w:hyperlink w:anchor="_Toc216289818" w:history="1">
             <w:r>
               <w:rPr>
                 <w:rStyle w:val="Hipervnculo"/>
@@ -2671,7 +2688,7 @@
               <w14:ligatures w14:val="standardContextual"/>
             </w:rPr>
           </w:pPr>
-          <w:hyperlink w:history="1" w:anchor="_Toc216289819">
+          <w:hyperlink w:anchor="_Toc216289819" w:history="1">
             <w:r>
               <w:rPr>
                 <w:rStyle w:val="Hipervnculo"/>
@@ -2761,7 +2778,7 @@
               <w14:ligatures w14:val="standardContextual"/>
             </w:rPr>
           </w:pPr>
-          <w:hyperlink w:history="1" w:anchor="_Toc216289820">
+          <w:hyperlink w:anchor="_Toc216289820" w:history="1">
             <w:r>
               <w:rPr>
                 <w:rStyle w:val="Hipervnculo"/>
@@ -2851,7 +2868,7 @@
               <w14:ligatures w14:val="standardContextual"/>
             </w:rPr>
           </w:pPr>
-          <w:hyperlink w:history="1" w:anchor="_Toc216289821">
+          <w:hyperlink w:anchor="_Toc216289821" w:history="1">
             <w:r>
               <w:rPr>
                 <w:rStyle w:val="Hipervnculo"/>
@@ -2941,7 +2958,7 @@
               <w14:ligatures w14:val="standardContextual"/>
             </w:rPr>
           </w:pPr>
-          <w:hyperlink w:history="1" w:anchor="_Toc216289822">
+          <w:hyperlink w:anchor="_Toc216289822" w:history="1">
             <w:r>
               <w:rPr>
                 <w:rStyle w:val="Hipervnculo"/>
@@ -3038,8 +3055,8 @@
           <w:szCs w:val="36"/>
         </w:rPr>
       </w:pPr>
-      <w:bookmarkStart w:name="_heading=h.gjdgxs" w:colFirst="0" w:colLast="0" w:id="0"/>
-      <w:bookmarkStart w:name="_Toc216289796" w:id="1"/>
+      <w:bookmarkStart w:id="0" w:name="_heading=h.gjdgxs" w:colFirst="0" w:colLast="0"/>
+      <w:bookmarkStart w:id="1" w:name="_Toc216289796"/>
       <w:bookmarkEnd w:id="0"/>
       <w:r>
         <w:rPr>
@@ -3065,22 +3082,31 @@
       <w:pPr>
         <w:jc w:val="both"/>
         <w:rPr>
-          <w:rFonts w:ascii="Arial" w:hAnsi="Arial" w:eastAsia="Arial" w:cs="Arial"/>
-          <w:sz w:val="24"/>
-          <w:szCs w:val="24"/>
-        </w:rPr>
-      </w:pPr>
-      <w:r>
-        <w:rPr>
-          <w:rFonts w:ascii="Arial" w:hAnsi="Arial" w:eastAsia="Arial" w:cs="Arial"/>
-          <w:sz w:val="24"/>
-          <w:szCs w:val="24"/>
-        </w:rPr>
-        <w:t xml:space="preserve">En la actualidad, la gestión de préstamos de recursos tecnológicos dentro de la Universidad de las Fuerzas Armadas ESPE enfrenta desafíos significativos debido a la falta de un sistema centralizado </w:t>
-      </w:r>
-      <w:r>
-        <w:rPr>
-          <w:rFonts w:ascii="Arial" w:hAnsi="Arial" w:eastAsia="Arial" w:cs="Arial"/>
+          <w:rFonts w:ascii="Arial" w:eastAsia="Arial" w:hAnsi="Arial" w:cs="Arial"/>
+          <w:sz w:val="24"/>
+          <w:szCs w:val="24"/>
+        </w:rPr>
+      </w:pPr>
+      <w:r>
+        <w:rPr>
+          <w:rFonts w:ascii="Arial" w:eastAsia="Arial" w:hAnsi="Arial" w:cs="Arial"/>
+          <w:sz w:val="24"/>
+          <w:szCs w:val="24"/>
+        </w:rPr>
+        <w:t xml:space="preserve">En la actualidad, la gestión de préstamos de recursos tecnológicos dentro de la Universidad de las Fuerzas Armadas ESPE enfrenta desafíos significativos debido a </w:t>
+      </w:r>
+      <w:r>
+        <w:rPr>
+          <w:rFonts w:ascii="Arial" w:eastAsia="Arial" w:hAnsi="Arial" w:cs="Arial"/>
+          <w:sz w:val="24"/>
+          <w:szCs w:val="24"/>
+        </w:rPr>
+        <w:lastRenderedPageBreak/>
+        <w:t xml:space="preserve">la falta de un sistema centralizado </w:t>
+      </w:r>
+      <w:r>
+        <w:rPr>
+          <w:rFonts w:ascii="Arial" w:eastAsia="Arial" w:hAnsi="Arial" w:cs="Arial"/>
           <w:sz w:val="24"/>
           <w:szCs w:val="24"/>
         </w:rPr>
@@ -3088,7 +3114,7 @@
       </w:r>
       <w:r>
         <w:rPr>
-          <w:rFonts w:ascii="Arial" w:hAnsi="Arial" w:eastAsia="Arial" w:cs="Arial"/>
+          <w:rFonts w:ascii="Arial" w:eastAsia="Arial" w:hAnsi="Arial" w:cs="Arial"/>
           <w:sz w:val="24"/>
           <w:szCs w:val="24"/>
         </w:rPr>
@@ -3096,7 +3122,7 @@
       </w:r>
       <w:r>
         <w:rPr>
-          <w:rFonts w:ascii="Arial" w:hAnsi="Arial" w:eastAsia="Arial" w:cs="Arial"/>
+          <w:rFonts w:ascii="Arial" w:eastAsia="Arial" w:hAnsi="Arial" w:cs="Arial"/>
           <w:sz w:val="24"/>
           <w:szCs w:val="24"/>
         </w:rPr>
@@ -3107,14 +3133,14 @@
       <w:pPr>
         <w:jc w:val="both"/>
         <w:rPr>
-          <w:rFonts w:ascii="Arial" w:hAnsi="Arial" w:eastAsia="Arial" w:cs="Arial"/>
-          <w:sz w:val="24"/>
-          <w:szCs w:val="24"/>
-        </w:rPr>
-      </w:pPr>
-      <w:r>
-        <w:rPr>
-          <w:rFonts w:ascii="Arial" w:hAnsi="Arial" w:eastAsia="Arial" w:cs="Arial"/>
+          <w:rFonts w:ascii="Arial" w:eastAsia="Arial" w:hAnsi="Arial" w:cs="Arial"/>
+          <w:sz w:val="24"/>
+          <w:szCs w:val="24"/>
+        </w:rPr>
+      </w:pPr>
+      <w:r>
+        <w:rPr>
+          <w:rFonts w:ascii="Arial" w:eastAsia="Arial" w:hAnsi="Arial" w:cs="Arial"/>
           <w:sz w:val="24"/>
           <w:szCs w:val="24"/>
         </w:rPr>
@@ -3122,7 +3148,7 @@
       </w:r>
       <w:r>
         <w:rPr>
-          <w:rFonts w:ascii="Arial" w:hAnsi="Arial" w:eastAsia="Arial" w:cs="Arial"/>
+          <w:rFonts w:ascii="Arial" w:eastAsia="Arial" w:hAnsi="Arial" w:cs="Arial"/>
           <w:sz w:val="24"/>
           <w:szCs w:val="24"/>
         </w:rPr>
@@ -3133,7 +3159,7 @@
       </w:r>
       <w:r>
         <w:rPr>
-          <w:rFonts w:ascii="Arial" w:hAnsi="Arial" w:eastAsia="Arial" w:cs="Arial"/>
+          <w:rFonts w:ascii="Arial" w:eastAsia="Arial" w:hAnsi="Arial" w:cs="Arial"/>
           <w:sz w:val="24"/>
           <w:szCs w:val="24"/>
         </w:rPr>
@@ -3141,7 +3167,7 @@
       </w:r>
       <w:r>
         <w:rPr>
-          <w:rFonts w:ascii="Arial" w:hAnsi="Arial" w:eastAsia="Arial" w:cs="Arial"/>
+          <w:rFonts w:ascii="Arial" w:eastAsia="Arial" w:hAnsi="Arial" w:cs="Arial"/>
           <w:sz w:val="24"/>
           <w:szCs w:val="24"/>
         </w:rPr>
@@ -3152,14 +3178,14 @@
       <w:pPr>
         <w:jc w:val="both"/>
         <w:rPr>
-          <w:rFonts w:ascii="Arial" w:hAnsi="Arial" w:eastAsia="Arial" w:cs="Arial"/>
-          <w:sz w:val="24"/>
-          <w:szCs w:val="24"/>
-        </w:rPr>
-      </w:pPr>
-      <w:r>
-        <w:rPr>
-          <w:rFonts w:ascii="Arial" w:hAnsi="Arial" w:eastAsia="Arial" w:cs="Arial"/>
+          <w:rFonts w:ascii="Arial" w:eastAsia="Arial" w:hAnsi="Arial" w:cs="Arial"/>
+          <w:sz w:val="24"/>
+          <w:szCs w:val="24"/>
+        </w:rPr>
+      </w:pPr>
+      <w:r>
+        <w:rPr>
+          <w:rFonts w:ascii="Arial" w:eastAsia="Arial" w:hAnsi="Arial" w:cs="Arial"/>
           <w:sz w:val="24"/>
           <w:szCs w:val="24"/>
         </w:rPr>
@@ -3170,14 +3196,14 @@
       <w:pPr>
         <w:jc w:val="both"/>
         <w:rPr>
-          <w:rFonts w:ascii="Arial" w:hAnsi="Arial" w:eastAsia="Arial" w:cs="Arial"/>
-          <w:sz w:val="24"/>
-          <w:szCs w:val="24"/>
-        </w:rPr>
-      </w:pPr>
-      <w:r>
-        <w:rPr>
-          <w:rFonts w:ascii="Arial" w:hAnsi="Arial" w:eastAsia="Arial" w:cs="Arial"/>
+          <w:rFonts w:ascii="Arial" w:eastAsia="Arial" w:hAnsi="Arial" w:cs="Arial"/>
+          <w:sz w:val="24"/>
+          <w:szCs w:val="24"/>
+        </w:rPr>
+      </w:pPr>
+      <w:r>
+        <w:rPr>
+          <w:rFonts w:ascii="Arial" w:eastAsia="Arial" w:hAnsi="Arial" w:cs="Arial"/>
           <w:sz w:val="24"/>
           <w:szCs w:val="24"/>
         </w:rPr>
@@ -3185,7 +3211,7 @@
       </w:r>
       <w:r>
         <w:rPr>
-          <w:rFonts w:ascii="Arial" w:hAnsi="Arial" w:eastAsia="Arial" w:cs="Arial"/>
+          <w:rFonts w:ascii="Arial" w:eastAsia="Arial" w:hAnsi="Arial" w:cs="Arial"/>
           <w:sz w:val="24"/>
           <w:szCs w:val="24"/>
         </w:rPr>
@@ -3193,7 +3219,7 @@
       </w:r>
       <w:r>
         <w:rPr>
-          <w:rFonts w:ascii="Arial" w:hAnsi="Arial" w:eastAsia="Arial" w:cs="Arial"/>
+          <w:rFonts w:ascii="Arial" w:eastAsia="Arial" w:hAnsi="Arial" w:cs="Arial"/>
           <w:sz w:val="24"/>
           <w:szCs w:val="24"/>
         </w:rPr>
@@ -3210,7 +3236,7 @@
           <w:szCs w:val="36"/>
         </w:rPr>
       </w:pPr>
-      <w:bookmarkStart w:name="_Toc216289797" w:id="2"/>
+      <w:bookmarkStart w:id="2" w:name="_Toc216289797"/>
       <w:r>
         <w:rPr>
           <w:b/>
@@ -3218,17 +3244,190 @@
           <w:sz w:val="36"/>
           <w:szCs w:val="36"/>
         </w:rPr>
-        <w:t>2</w:t>
-      </w:r>
-      <w:r>
+        <w:t>2. Planteamiento del Trabajo</w:t>
+      </w:r>
+      <w:bookmarkEnd w:id="2"/>
+    </w:p>
+    <w:p>
+      <w:pPr>
+        <w:pStyle w:val="Ttulo2"/>
+        <w:rPr>
+          <w:b/>
+          <w:bCs/>
+          <w:sz w:val="28"/>
+          <w:szCs w:val="28"/>
+        </w:rPr>
+      </w:pPr>
+      <w:bookmarkStart w:id="3" w:name="_heading=h.1fob9te" w:colFirst="0" w:colLast="0"/>
+      <w:bookmarkStart w:id="4" w:name="_Toc216289798"/>
+      <w:bookmarkEnd w:id="3"/>
+      <w:r>
+        <w:rPr>
+          <w:b/>
+          <w:bCs/>
+          <w:sz w:val="28"/>
+          <w:szCs w:val="28"/>
+        </w:rPr>
+        <w:t>2.1 Formulación del problema</w:t>
+      </w:r>
+      <w:bookmarkEnd w:id="4"/>
+      <w:r>
+        <w:rPr>
+          <w:b/>
+          <w:bCs/>
+          <w:sz w:val="28"/>
+          <w:szCs w:val="28"/>
+        </w:rPr>
+        <w:t xml:space="preserve"> </w:t>
+      </w:r>
+    </w:p>
+    <w:p>
+      <w:pPr>
+        <w:jc w:val="both"/>
+        <w:rPr>
+          <w:rFonts w:ascii="Arial" w:eastAsia="Arial" w:hAnsi="Arial" w:cs="Arial"/>
+          <w:color w:val="5B9BD5"/>
+          <w:sz w:val="24"/>
+          <w:szCs w:val="24"/>
+        </w:rPr>
+      </w:pPr>
+      <w:r>
+        <w:rPr>
+          <w:rFonts w:ascii="Arial" w:eastAsia="Arial" w:hAnsi="Arial" w:cs="Arial"/>
+          <w:sz w:val="24"/>
+          <w:szCs w:val="24"/>
+        </w:rPr>
+        <w:t>El problema central radica en la gestión manual de los dispositivos institucionales. Actualmente, no existe un método digital para reservar</w:t>
+      </w:r>
+      <w:r>
+        <w:rPr>
+          <w:rFonts w:ascii="Arial" w:eastAsia="Arial" w:hAnsi="Arial" w:cs="Arial"/>
+          <w:sz w:val="24"/>
+          <w:szCs w:val="24"/>
+        </w:rPr>
+        <w:t xml:space="preserve"> o solicitar</w:t>
+      </w:r>
+      <w:r>
+        <w:rPr>
+          <w:rFonts w:ascii="Arial" w:eastAsia="Arial" w:hAnsi="Arial" w:cs="Arial"/>
+          <w:sz w:val="24"/>
+          <w:szCs w:val="24"/>
+        </w:rPr>
+        <w:t xml:space="preserve"> equipos, genera</w:t>
+      </w:r>
+      <w:r>
+        <w:rPr>
+          <w:rFonts w:ascii="Arial" w:eastAsia="Arial" w:hAnsi="Arial" w:cs="Arial"/>
+          <w:sz w:val="24"/>
+          <w:szCs w:val="24"/>
+        </w:rPr>
+        <w:t>ndo confusiones en estudiantes nuevos y un mal rastreo de los equipos</w:t>
+      </w:r>
+      <w:r>
+        <w:rPr>
+          <w:rFonts w:ascii="Arial" w:eastAsia="Arial" w:hAnsi="Arial" w:cs="Arial"/>
+          <w:sz w:val="24"/>
+          <w:szCs w:val="24"/>
+        </w:rPr>
+        <w:t>.</w:t>
+      </w:r>
+      <w:r>
+        <w:rPr>
+          <w:rFonts w:ascii="Arial" w:eastAsia="Arial" w:hAnsi="Arial" w:cs="Arial"/>
+          <w:sz w:val="24"/>
+          <w:szCs w:val="24"/>
+        </w:rPr>
+        <w:t xml:space="preserve"> L</w:t>
+      </w:r>
+      <w:r>
+        <w:rPr>
+          <w:rFonts w:ascii="Arial" w:eastAsia="Arial" w:hAnsi="Arial" w:cs="Arial"/>
+          <w:sz w:val="24"/>
+          <w:szCs w:val="24"/>
+        </w:rPr>
+        <w:t>a asignación manual propicia errores humanos y falta de transparencia en la disponibilidad de los recursos. Además, la falta de un sistema de notificaciones automático ante retrasos impide aplicar sanciones justas y fomentar el uso responsable de los equipos. Tampoco existe un mecanismo formal para registrar dispositivos dañados, provocando que equipos defectuosos sean reasignados.</w:t>
+      </w:r>
+    </w:p>
+    <w:p>
+      <w:pPr>
+        <w:pStyle w:val="Ttulo2"/>
+        <w:rPr>
+          <w:b/>
+          <w:bCs/>
+          <w:sz w:val="28"/>
+          <w:szCs w:val="28"/>
+        </w:rPr>
+      </w:pPr>
+      <w:bookmarkStart w:id="5" w:name="_heading=h.3znysh7" w:colFirst="0" w:colLast="0"/>
+      <w:bookmarkStart w:id="6" w:name="_Toc216289799"/>
+      <w:bookmarkEnd w:id="5"/>
+      <w:r>
+        <w:rPr>
+          <w:b/>
+          <w:bCs/>
+          <w:sz w:val="28"/>
+          <w:szCs w:val="28"/>
+        </w:rPr>
+        <w:t>2.2 Justificación</w:t>
+      </w:r>
+      <w:bookmarkEnd w:id="6"/>
+    </w:p>
+    <w:p>
+      <w:pPr>
+        <w:jc w:val="both"/>
+        <w:rPr>
+          <w:rFonts w:ascii="Arial" w:eastAsia="Arial" w:hAnsi="Arial" w:cs="Arial"/>
+          <w:sz w:val="24"/>
+          <w:szCs w:val="24"/>
+        </w:rPr>
+      </w:pPr>
+      <w:bookmarkStart w:id="7" w:name="_heading=h.2et92p0" w:colFirst="0" w:colLast="0"/>
+      <w:bookmarkEnd w:id="7"/>
+      <w:r>
+        <w:rPr>
+          <w:rFonts w:ascii="Arial" w:eastAsia="Arial" w:hAnsi="Arial" w:cs="Arial"/>
+          <w:sz w:val="24"/>
+          <w:szCs w:val="24"/>
+        </w:rPr>
+        <w:t>La implementación de este sistema es vital para optimizar los recursos de la universidad. Desde una perspectiva operativa, el sistema validará en tiempo real la disponibilidad de los dispositivos, evitando conflictos de asignación. Tecnológicamente, aportará seguridad al integrar la autenticación con correos institucionales (@espe.edu.ec) y validar credenciales con el sistema Banner. Administrativamente, permitirá la</w:t>
+      </w:r>
+      <w:r>
+        <w:rPr>
+          <w:rFonts w:ascii="Arial" w:eastAsia="Arial" w:hAnsi="Arial" w:cs="Arial"/>
+          <w:sz w:val="24"/>
+          <w:szCs w:val="24"/>
+        </w:rPr>
+        <w:t xml:space="preserve"> gestión del inventario y el rastreo de cada equipo pudiendo determinar dispositivos perdidos, dañados, en mantenimiento y aquellos </w:t>
+      </w:r>
+      <w:r>
+        <w:rPr>
+          <w:rFonts w:ascii="Arial" w:eastAsia="Arial" w:hAnsi="Arial" w:cs="Arial"/>
+          <w:sz w:val="24"/>
+          <w:szCs w:val="24"/>
+        </w:rPr>
+        <w:lastRenderedPageBreak/>
+        <w:t>que se encuentran prestados</w:t>
+      </w:r>
+      <w:r>
+        <w:rPr>
+          <w:rFonts w:ascii="Arial" w:eastAsia="Arial" w:hAnsi="Arial" w:cs="Arial"/>
+          <w:sz w:val="24"/>
+          <w:szCs w:val="24"/>
+        </w:rPr>
+        <w:t>. Finalmente, la automatización de reglas de negocio, como la liberación automática de reservas no retiradas tras 20 minutos, maximizará la disponibilidad de los equipos para la comunidad universitaria.</w:t>
+      </w:r>
+    </w:p>
+    <w:p>
+      <w:pPr>
+        <w:pStyle w:val="Ttulo1"/>
         <w:rPr>
           <w:b/>
           <w:bCs/>
           <w:sz w:val="36"/>
           <w:szCs w:val="36"/>
         </w:rPr>
-        <w:t xml:space="preserve">. </w:t>
-      </w:r>
+      </w:pPr>
+      <w:bookmarkStart w:id="8" w:name="_Toc216289800"/>
       <w:r>
         <w:rPr>
           <w:b/>
@@ -3236,9 +3435,27 @@
           <w:sz w:val="36"/>
           <w:szCs w:val="36"/>
         </w:rPr>
-        <w:t>Planteamiento del Trabajo</w:t>
-      </w:r>
-      <w:bookmarkEnd w:id="2"/>
+        <w:t xml:space="preserve">3. </w:t>
+      </w:r>
+      <w:r>
+        <w:rPr>
+          <w:b/>
+          <w:bCs/>
+          <w:sz w:val="36"/>
+          <w:szCs w:val="36"/>
+        </w:rPr>
+        <w:t>Sistema de Objetivos</w:t>
+      </w:r>
+      <w:bookmarkEnd w:id="8"/>
+      <w:r>
+        <w:rPr>
+          <w:b/>
+          <w:bCs/>
+          <w:sz w:val="36"/>
+          <w:szCs w:val="36"/>
+        </w:rPr>
+        <w:t xml:space="preserve"> </w:t>
+      </w:r>
     </w:p>
     <w:p>
       <w:pPr>
@@ -3250,9 +3467,9 @@
           <w:szCs w:val="28"/>
         </w:rPr>
       </w:pPr>
-      <w:bookmarkStart w:name="_heading=h.1fob9te" w:colFirst="0" w:colLast="0" w:id="3"/>
-      <w:bookmarkStart w:name="_Toc216289798" w:id="4"/>
-      <w:bookmarkEnd w:id="3"/>
+      <w:bookmarkStart w:id="9" w:name="_heading=h.tyjcwt" w:colFirst="0" w:colLast="0"/>
+      <w:bookmarkStart w:id="10" w:name="_Toc216289801"/>
+      <w:bookmarkEnd w:id="9"/>
       <w:r>
         <w:rPr>
           <w:b/>
@@ -3260,266 +3477,58 @@
           <w:sz w:val="28"/>
           <w:szCs w:val="28"/>
         </w:rPr>
-        <w:t>2.1 Formulación del problema</w:t>
-      </w:r>
-      <w:bookmarkEnd w:id="4"/>
-      <w:r>
+        <w:t>3.1. Objetivo General</w:t>
+      </w:r>
+      <w:bookmarkEnd w:id="10"/>
+    </w:p>
+    <w:p>
+      <w:pPr>
+        <w:jc w:val="both"/>
+        <w:rPr>
+          <w:rFonts w:ascii="Arial" w:eastAsia="Arial" w:hAnsi="Arial" w:cs="Arial"/>
+          <w:sz w:val="24"/>
+          <w:szCs w:val="24"/>
+        </w:rPr>
+      </w:pPr>
+      <w:bookmarkStart w:id="11" w:name="_heading=h.popevte2m6kw"/>
+      <w:bookmarkEnd w:id="11"/>
+      <w:r>
+        <w:rPr>
+          <w:rFonts w:ascii="Arial" w:eastAsia="Arial" w:hAnsi="Arial" w:cs="Arial"/>
+          <w:sz w:val="24"/>
+          <w:szCs w:val="24"/>
+        </w:rPr>
+        <w:t>Desarrollar un sistema web para la gestión integral de préstamos de dispositivos institucionales en la Universidad de las Fuerzas Armadas ESPE,</w:t>
+      </w:r>
+      <w:r>
+        <w:rPr>
+          <w:rFonts w:ascii="Arial" w:eastAsia="Arial" w:hAnsi="Arial" w:cs="Arial"/>
+          <w:sz w:val="24"/>
+          <w:szCs w:val="24"/>
+        </w:rPr>
+        <w:t xml:space="preserve"> mediante la creación de Frontend como interfaz de usuario y Backend para las validaciones y conexiones con el banner universitario, para</w:t>
+      </w:r>
+      <w:r>
+        <w:rPr>
+          <w:rFonts w:ascii="Arial" w:eastAsia="Arial" w:hAnsi="Arial" w:cs="Arial"/>
+          <w:sz w:val="24"/>
+          <w:szCs w:val="24"/>
+        </w:rPr>
+        <w:t xml:space="preserve"> que automatice los procesos de solicitud, asignación, entrega y devolución, garantizando la trazabilidad y el control de inventario en tiempo real.</w:t>
+      </w:r>
+    </w:p>
+    <w:p>
+      <w:pPr>
+        <w:pStyle w:val="Ttulo2"/>
         <w:rPr>
           <w:b/>
           <w:bCs/>
           <w:sz w:val="28"/>
           <w:szCs w:val="28"/>
         </w:rPr>
-        <w:t xml:space="preserve"> </w:t>
-      </w:r>
-    </w:p>
-    <w:p>
-      <w:pPr>
-        <w:jc w:val="both"/>
-        <w:rPr>
-          <w:rFonts w:ascii="Arial" w:hAnsi="Arial" w:eastAsia="Arial" w:cs="Arial"/>
-          <w:color w:val="5B9BD5"/>
-          <w:sz w:val="24"/>
-          <w:szCs w:val="24"/>
-        </w:rPr>
-      </w:pPr>
-      <w:r>
-        <w:rPr>
-          <w:rFonts w:ascii="Arial" w:hAnsi="Arial" w:eastAsia="Arial" w:cs="Arial"/>
-          <w:sz w:val="24"/>
-          <w:szCs w:val="24"/>
-        </w:rPr>
-        <w:t>El problema central radica en la gestión manual de los dispositivos institucionales. Actualmente, no existe un método digital para reservar</w:t>
-      </w:r>
-      <w:r>
-        <w:rPr>
-          <w:rFonts w:ascii="Arial" w:hAnsi="Arial" w:eastAsia="Arial" w:cs="Arial"/>
-          <w:sz w:val="24"/>
-          <w:szCs w:val="24"/>
-        </w:rPr>
-        <w:t xml:space="preserve"> o solicitar</w:t>
-      </w:r>
-      <w:r>
-        <w:rPr>
-          <w:rFonts w:ascii="Arial" w:hAnsi="Arial" w:eastAsia="Arial" w:cs="Arial"/>
-          <w:sz w:val="24"/>
-          <w:szCs w:val="24"/>
-        </w:rPr>
-        <w:t xml:space="preserve"> equipos, genera</w:t>
-      </w:r>
-      <w:r>
-        <w:rPr>
-          <w:rFonts w:ascii="Arial" w:hAnsi="Arial" w:eastAsia="Arial" w:cs="Arial"/>
-          <w:sz w:val="24"/>
-          <w:szCs w:val="24"/>
-        </w:rPr>
-        <w:t>ndo confusiones en estudiantes nuevos y un mal rastreo de los equipos</w:t>
-      </w:r>
-      <w:r>
-        <w:rPr>
-          <w:rFonts w:ascii="Arial" w:hAnsi="Arial" w:eastAsia="Arial" w:cs="Arial"/>
-          <w:sz w:val="24"/>
-          <w:szCs w:val="24"/>
-        </w:rPr>
-        <w:t>.</w:t>
-      </w:r>
-      <w:r>
-        <w:rPr>
-          <w:rFonts w:ascii="Arial" w:hAnsi="Arial" w:eastAsia="Arial" w:cs="Arial"/>
-          <w:sz w:val="24"/>
-          <w:szCs w:val="24"/>
-        </w:rPr>
-        <w:t xml:space="preserve"> L</w:t>
-      </w:r>
-      <w:r>
-        <w:rPr>
-          <w:rFonts w:ascii="Arial" w:hAnsi="Arial" w:eastAsia="Arial" w:cs="Arial"/>
-          <w:sz w:val="24"/>
-          <w:szCs w:val="24"/>
-        </w:rPr>
-        <w:t>a asignación manual propicia errores humanos y falta de transparencia en la disponibilidad de los recursos. Además, la falta de un sistema de notificaciones automático ante retrasos impide aplicar sanciones justas y fomentar el uso responsable de los equipos. Tampoco existe un mecanismo formal para registrar dispositivos dañados, provocando que equipos defectuosos sean reasignados.</w:t>
-      </w:r>
-    </w:p>
-    <w:p>
-      <w:pPr>
-        <w:pStyle w:val="Ttulo2"/>
-        <w:rPr>
-          <w:b/>
-          <w:bCs/>
-          <w:sz w:val="28"/>
-          <w:szCs w:val="28"/>
-        </w:rPr>
-      </w:pPr>
-      <w:bookmarkStart w:name="_heading=h.3znysh7" w:colFirst="0" w:colLast="0" w:id="5"/>
-      <w:bookmarkStart w:name="_Toc216289799" w:id="6"/>
-      <w:bookmarkEnd w:id="5"/>
-      <w:r>
-        <w:rPr>
-          <w:b/>
-          <w:bCs/>
-          <w:sz w:val="28"/>
-          <w:szCs w:val="28"/>
-        </w:rPr>
-        <w:t>2.2 Justificación</w:t>
-      </w:r>
-      <w:bookmarkEnd w:id="6"/>
-    </w:p>
-    <w:p>
-      <w:pPr>
-        <w:jc w:val="both"/>
-        <w:rPr>
-          <w:rFonts w:ascii="Arial" w:hAnsi="Arial" w:eastAsia="Arial" w:cs="Arial"/>
-          <w:sz w:val="24"/>
-          <w:szCs w:val="24"/>
-        </w:rPr>
-      </w:pPr>
-      <w:bookmarkStart w:name="_heading=h.2et92p0" w:colFirst="0" w:colLast="0" w:id="7"/>
-      <w:bookmarkEnd w:id="7"/>
-      <w:r>
-        <w:rPr>
-          <w:rFonts w:ascii="Arial" w:hAnsi="Arial" w:eastAsia="Arial" w:cs="Arial"/>
-          <w:sz w:val="24"/>
-          <w:szCs w:val="24"/>
-        </w:rPr>
-        <w:t xml:space="preserve">La implementación de este sistema es vital para optimizar los recursos de la universidad. Desde una perspectiva operativa, el sistema validará en tiempo real la disponibilidad de los dispositivos, evitando conflictos de asignación. </w:t>
-      </w:r>
-      <w:r>
-        <w:rPr>
-          <w:rFonts w:ascii="Arial" w:hAnsi="Arial" w:eastAsia="Arial" w:cs="Arial"/>
-          <w:sz w:val="24"/>
-          <w:szCs w:val="24"/>
-        </w:rPr>
-        <w:t>Tecnológicamente, aportará seguridad al integrar la autenticación con correos institucionales (@espe.edu.ec) y validar credenciales con el sistema Banner. Administrativamente, permitirá la</w:t>
-      </w:r>
-      <w:r>
-        <w:rPr>
-          <w:rFonts w:ascii="Arial" w:hAnsi="Arial" w:eastAsia="Arial" w:cs="Arial"/>
-          <w:sz w:val="24"/>
-          <w:szCs w:val="24"/>
-        </w:rPr>
-        <w:t xml:space="preserve"> gestión del inventario y el rastreo de cada equipo pudiendo determinar dispositivos perdidos, dañados, en mantenimiento y aquellos que se encuentran prestados</w:t>
-      </w:r>
-      <w:r>
-        <w:rPr>
-          <w:rFonts w:ascii="Arial" w:hAnsi="Arial" w:eastAsia="Arial" w:cs="Arial"/>
-          <w:sz w:val="24"/>
-          <w:szCs w:val="24"/>
-        </w:rPr>
-        <w:t>. Finalmente, la automatización de reglas de negocio, como la liberación automática de reservas no retiradas tras 20 minutos, maximizará la disponibilidad de los equipos para la comunidad universitaria.</w:t>
-      </w:r>
-    </w:p>
-    <w:p>
-      <w:pPr>
-        <w:pStyle w:val="Ttulo1"/>
-        <w:rPr>
-          <w:b/>
-          <w:bCs/>
-          <w:sz w:val="36"/>
-          <w:szCs w:val="36"/>
-        </w:rPr>
-      </w:pPr>
-      <w:bookmarkStart w:name="_Toc216289800" w:id="8"/>
-      <w:r>
-        <w:rPr>
-          <w:b/>
-          <w:bCs/>
-          <w:sz w:val="36"/>
-          <w:szCs w:val="36"/>
-        </w:rPr>
-        <w:t xml:space="preserve">3. </w:t>
-      </w:r>
-      <w:r>
-        <w:rPr>
-          <w:b/>
-          <w:bCs/>
-          <w:sz w:val="36"/>
-          <w:szCs w:val="36"/>
-        </w:rPr>
-        <w:t>Sistema de Objetivos</w:t>
-      </w:r>
-      <w:bookmarkEnd w:id="8"/>
-      <w:r>
-        <w:rPr>
-          <w:b/>
-          <w:bCs/>
-          <w:sz w:val="36"/>
-          <w:szCs w:val="36"/>
-        </w:rPr>
-        <w:t xml:space="preserve"> </w:t>
-      </w:r>
-    </w:p>
-    <w:p>
-      <w:pPr>
-        <w:pStyle w:val="Ttulo2"/>
-        <w:rPr>
-          <w:b/>
-          <w:bCs/>
-          <w:sz w:val="28"/>
-          <w:szCs w:val="28"/>
-        </w:rPr>
-      </w:pPr>
-      <w:bookmarkStart w:name="_heading=h.tyjcwt" w:colFirst="0" w:colLast="0" w:id="9"/>
-      <w:bookmarkStart w:name="_Toc216289801" w:id="10"/>
-      <w:bookmarkEnd w:id="9"/>
-      <w:r>
-        <w:rPr>
-          <w:b/>
-          <w:bCs/>
-          <w:sz w:val="28"/>
-          <w:szCs w:val="28"/>
-        </w:rPr>
-        <w:t>3.1. Objetivo General</w:t>
-      </w:r>
-      <w:bookmarkEnd w:id="10"/>
-    </w:p>
-    <w:p>
-      <w:pPr>
-        <w:jc w:val="both"/>
-        <w:rPr>
-          <w:rFonts w:ascii="Arial" w:hAnsi="Arial" w:eastAsia="Arial" w:cs="Arial"/>
-          <w:sz w:val="24"/>
-          <w:szCs w:val="24"/>
-        </w:rPr>
-      </w:pPr>
-      <w:bookmarkStart w:name="_heading=h.popevte2m6kw" w:id="11"/>
-      <w:bookmarkEnd w:id="11"/>
-      <w:r>
-        <w:rPr>
-          <w:rFonts w:ascii="Arial" w:hAnsi="Arial" w:eastAsia="Arial" w:cs="Arial"/>
-          <w:sz w:val="24"/>
-          <w:szCs w:val="24"/>
-        </w:rPr>
-        <w:t>Desarrollar un sistema web para la gestión integral de préstamos de dispositivos institucionales en la Universidad de las Fuerzas Armadas ESPE,</w:t>
-      </w:r>
-      <w:r>
-        <w:rPr>
-          <w:rFonts w:ascii="Arial" w:hAnsi="Arial" w:eastAsia="Arial" w:cs="Arial"/>
-          <w:sz w:val="24"/>
-          <w:szCs w:val="24"/>
-        </w:rPr>
-        <w:t xml:space="preserve"> mediante la creación de Frontend como interfaz de usuario y Backend para las validaciones y conexiones con el banner universitario, para</w:t>
-      </w:r>
-      <w:r>
-        <w:rPr>
-          <w:rFonts w:ascii="Arial" w:hAnsi="Arial" w:eastAsia="Arial" w:cs="Arial"/>
-          <w:sz w:val="24"/>
-          <w:szCs w:val="24"/>
-        </w:rPr>
-        <w:t xml:space="preserve"> que automatice los procesos de solicitud, asignación, entrega y devolución, garantizando la trazabilidad y el control de inventario en tiempo real.</w:t>
-      </w:r>
-    </w:p>
-    <w:p>
-      <w:pPr>
-        <w:pStyle w:val="Ttulo2"/>
-        <w:rPr>
-          <w:b/>
-          <w:bCs/>
-          <w:sz w:val="28"/>
-          <w:szCs w:val="28"/>
-        </w:rPr>
-      </w:pPr>
-      <w:bookmarkStart w:name="_heading=h.3dy6vkm" w:colFirst="0" w:colLast="0" w:id="12"/>
-      <w:bookmarkStart w:name="_Toc216289802" w:id="13"/>
+      </w:pPr>
+      <w:bookmarkStart w:id="12" w:name="_heading=h.3dy6vkm" w:colFirst="0" w:colLast="0"/>
+      <w:bookmarkStart w:id="13" w:name="_Toc216289802"/>
       <w:bookmarkEnd w:id="12"/>
       <w:r>
         <w:rPr>
@@ -3633,7 +3642,7 @@
           <w:szCs w:val="36"/>
         </w:rPr>
       </w:pPr>
-      <w:bookmarkStart w:name="_Toc216289803" w:id="14"/>
+      <w:bookmarkStart w:id="14" w:name="_Toc216289803"/>
       <w:r>
         <w:rPr>
           <w:b/>
@@ -3668,42 +3677,18 @@
         <w:spacing w:after="0" w:line="276" w:lineRule="auto"/>
         <w:jc w:val="both"/>
         <w:rPr>
-          <w:rFonts w:ascii="Arial" w:hAnsi="Arial" w:eastAsia="Arial" w:cs="Arial"/>
-          <w:sz w:val="24"/>
-          <w:szCs w:val="24"/>
-        </w:rPr>
-      </w:pPr>
-      <w:r>
-        <w:rPr>
-          <w:rFonts w:ascii="Arial" w:hAnsi="Arial" w:eastAsia="Arial" w:cs="Arial"/>
-          <w:sz w:val="24"/>
-          <w:szCs w:val="24"/>
-        </w:rPr>
-        <w:t xml:space="preserve">El sistema abarcará la gestión integral del ciclo de vida del préstamo, iniciando con un módulo de seguridad que autentica exclusivamente a usuarios con credenciales institucionales (@espe.edu.ec) y valida sus roles (estudiante, docente, administrativo) mediante integración con el sistema Banner. La plataforma gestionará solicitudes diferenciadas, restringiendo a los estudiantes a sus franjas horarias académicas y otorgando flexibilidad justificada a docentes y administrativos para eventos especiales. Un componente central será la lógica de asignación inteligente, la cual validará la disponibilidad en tiempo </w:t>
-      </w:r>
-      <w:r>
-        <w:rPr>
-          <w:rFonts w:ascii="Arial" w:hAnsi="Arial" w:eastAsia="Arial" w:cs="Arial"/>
-          <w:sz w:val="24"/>
-          <w:szCs w:val="24"/>
-        </w:rPr>
-        <w:t>real,</w:t>
-      </w:r>
-      <w:r>
-        <w:rPr>
-          <w:rFonts w:ascii="Arial" w:hAnsi="Arial" w:eastAsia="Arial" w:cs="Arial"/>
-          <w:sz w:val="24"/>
-          <w:szCs w:val="24"/>
-        </w:rPr>
-        <w:t xml:space="preserve"> asignará automáticamente el primer dispositivo libre del tipo solicitado y generará un código único e irrepetible para agilizar el retiro. Además, para optimizar el uso de recursos, el sistema ejecutará reglas automáticas de negocio, como la liberación de reservas no reclamadas tras 20 </w:t>
-      </w:r>
-      <w:r>
-        <w:rPr>
-          <w:rFonts w:ascii="Arial" w:hAnsi="Arial" w:eastAsia="Arial" w:cs="Arial"/>
-          <w:sz w:val="24"/>
-          <w:szCs w:val="24"/>
-        </w:rPr>
-        <w:t>minutos y la gestión de cancelaciones anticipadas para desbloquear equipos inmediatamente.</w:t>
+          <w:rFonts w:ascii="Arial" w:eastAsia="Arial" w:hAnsi="Arial" w:cs="Arial"/>
+          <w:sz w:val="24"/>
+          <w:szCs w:val="24"/>
+        </w:rPr>
+      </w:pPr>
+      <w:r>
+        <w:rPr>
+          <w:rFonts w:ascii="Arial" w:eastAsia="Arial" w:hAnsi="Arial" w:cs="Arial"/>
+          <w:sz w:val="24"/>
+          <w:szCs w:val="24"/>
+        </w:rPr>
+        <w:t>El sistema abarcará la gestión integral del ciclo de vida del préstamo, iniciando con un módulo de seguridad que autentica exclusivamente a usuarios con credenciales institucionales (@espe.edu.ec) y valida sus roles (estudiante, docente, administrativo) mediante integración con el sistema Banner. La plataforma gestionará solicitudes diferenciadas, restringiendo a los estudiantes a sus franjas horarias académicas y otorgando flexibilidad justificada a docentes y administrativos para eventos especiales. Un componente central será la lógica de asignación inteligente, la cual validará la disponibilidad en tiempo real, asignará automáticamente el primer dispositivo libre del tipo solicitado y generará un código único e irrepetible para agilizar el retiro. Además, para optimizar el uso de recursos, el sistema ejecutará reglas automáticas de negocio, como la liberación de reservas no reclamadas tras 20 minutos y la gestión de cancelaciones anticipadas para desbloquear equipos inmediatamente.</w:t>
       </w:r>
     </w:p>
     <w:p>
@@ -3711,7 +3696,7 @@
         <w:spacing w:after="0" w:line="276" w:lineRule="auto"/>
         <w:jc w:val="both"/>
         <w:rPr>
-          <w:rFonts w:ascii="Arial" w:hAnsi="Arial" w:eastAsia="Arial" w:cs="Arial"/>
+          <w:rFonts w:ascii="Arial" w:eastAsia="Arial" w:hAnsi="Arial" w:cs="Arial"/>
           <w:sz w:val="24"/>
           <w:szCs w:val="24"/>
         </w:rPr>
@@ -3722,50 +3707,19 @@
         <w:spacing w:after="0" w:line="276" w:lineRule="auto"/>
         <w:jc w:val="both"/>
         <w:rPr>
-          <w:rFonts w:ascii="Arial" w:hAnsi="Arial" w:eastAsia="Arial" w:cs="Arial"/>
-          <w:sz w:val="24"/>
-          <w:szCs w:val="24"/>
-        </w:rPr>
-      </w:pPr>
-      <w:r>
-        <w:rPr>
-          <w:rFonts w:ascii="Arial" w:hAnsi="Arial" w:eastAsia="Arial" w:cs="Arial"/>
-          <w:sz w:val="24"/>
-          <w:szCs w:val="24"/>
-        </w:rPr>
-        <w:t xml:space="preserve">En el ámbito de control y administración, el alcance contempla un panel técnico robusto para la administración del catálogo digital, permitiendo agregar dispositivos, modificar su estado (disponible, mantenimiento, prestado) y bloquear automáticamente aquellos reportados como dañados. Se garantizará una trazabilidad exacta mediante el registro digital de la fecha y hora de cada entrega y </w:t>
-      </w:r>
-      <w:r>
-        <w:rPr>
-          <w:rFonts w:ascii="Arial" w:hAnsi="Arial" w:eastAsia="Arial" w:cs="Arial"/>
-          <w:sz w:val="24"/>
-          <w:szCs w:val="24"/>
-        </w:rPr>
-        <w:t>devolución,</w:t>
-      </w:r>
-      <w:r>
-        <w:rPr>
-          <w:rFonts w:ascii="Arial" w:hAnsi="Arial" w:eastAsia="Arial" w:cs="Arial"/>
-          <w:sz w:val="24"/>
-          <w:szCs w:val="24"/>
-        </w:rPr>
-        <w:t xml:space="preserve"> integrando un proceso de revisión técnica al retorno donde se podrán adjuntar evidencias de fallos o desperfectos. Finalmente, el sistema incluirá un módulo de fiscalización y análisis que detectará retrasos para enviar notificaciones automáticas de </w:t>
-      </w:r>
-      <w:r>
-        <w:rPr>
-          <w:rFonts w:ascii="Arial" w:hAnsi="Arial" w:eastAsia="Arial" w:cs="Arial"/>
-          <w:sz w:val="24"/>
-          <w:szCs w:val="24"/>
-        </w:rPr>
-        <w:t>sanción,</w:t>
-      </w:r>
-      <w:r>
-        <w:rPr>
-          <w:rFonts w:ascii="Arial" w:hAnsi="Arial" w:eastAsia="Arial" w:cs="Arial"/>
-          <w:sz w:val="24"/>
-          <w:szCs w:val="24"/>
-        </w:rPr>
-        <w:t xml:space="preserve"> y generará reportes administrativos filtrables y exportables (PDF/Excel) para facilitar la toma de decisiones basada en el historial de uso de los activos.</w:t>
+          <w:rFonts w:ascii="Arial" w:eastAsia="Arial" w:hAnsi="Arial" w:cs="Arial"/>
+          <w:sz w:val="24"/>
+          <w:szCs w:val="24"/>
+        </w:rPr>
+      </w:pPr>
+      <w:r>
+        <w:rPr>
+          <w:rFonts w:ascii="Arial" w:eastAsia="Arial" w:hAnsi="Arial" w:cs="Arial"/>
+          <w:sz w:val="24"/>
+          <w:szCs w:val="24"/>
+        </w:rPr>
+        <w:lastRenderedPageBreak/>
+        <w:t>En el ámbito de control y administración, el alcance contempla un panel técnico robusto para la administración del catálogo digital, permitiendo agregar dispositivos, modificar su estado (disponible, mantenimiento, prestado) y bloquear automáticamente aquellos reportados como dañados. Se garantizará una trazabilidad exacta mediante el registro digital de la fecha y hora de cada entrega y devolución, integrando un proceso de revisión técnica al retorno donde se podrán adjuntar evidencias de fallos o desperfectos. Finalmente, el sistema incluirá un módulo de fiscalización y análisis que detectará retrasos para enviar notificaciones automáticas de sanción, y generará reportes administrativos filtrables y exportables (PDF/Excel) para facilitar la toma de decisiones basada en el historial de uso de los activos.</w:t>
       </w:r>
     </w:p>
     <w:p>
@@ -3778,7 +3732,7 @@
           <w:szCs w:val="36"/>
         </w:rPr>
       </w:pPr>
-      <w:bookmarkStart w:name="_Toc216289804" w:id="15"/>
+      <w:bookmarkStart w:id="15" w:name="_Toc216289804"/>
       <w:r>
         <w:rPr>
           <w:b/>
@@ -3806,18 +3760,18 @@
         </w:tabs>
         <w:spacing w:after="0" w:line="360" w:lineRule="auto"/>
         <w:rPr>
-          <w:rFonts w:ascii="Arial" w:hAnsi="Arial" w:eastAsia="Arial" w:cs="Arial"/>
+          <w:rFonts w:ascii="Arial" w:eastAsia="Arial" w:hAnsi="Arial" w:cs="Arial"/>
           <w:b/>
           <w:color w:val="000000"/>
           <w:sz w:val="28"/>
           <w:szCs w:val="28"/>
         </w:rPr>
       </w:pPr>
-      <w:bookmarkStart w:name="_heading=h.2s8eyo1" w:colFirst="0" w:colLast="0" w:id="16"/>
+      <w:bookmarkStart w:id="16" w:name="_heading=h.2s8eyo1" w:colFirst="0" w:colLast="0"/>
       <w:bookmarkEnd w:id="16"/>
       <w:r>
         <w:rPr>
-          <w:rFonts w:ascii="Arial" w:hAnsi="Arial" w:eastAsia="Arial" w:cs="Arial"/>
+          <w:rFonts w:ascii="Arial" w:eastAsia="Arial" w:hAnsi="Arial" w:cs="Arial"/>
           <w:b/>
           <w:color w:val="000000"/>
           <w:sz w:val="28"/>
@@ -3830,14 +3784,14 @@
       <w:pPr>
         <w:spacing w:after="0" w:line="360" w:lineRule="auto"/>
         <w:rPr>
-          <w:rFonts w:ascii="Arial" w:hAnsi="Arial" w:eastAsia="Arial" w:cs="Arial"/>
-          <w:sz w:val="24"/>
-          <w:szCs w:val="24"/>
-        </w:rPr>
-      </w:pPr>
-      <w:r>
-        <w:rPr>
-          <w:rFonts w:ascii="Arial" w:hAnsi="Arial" w:eastAsia="Arial" w:cs="Arial"/>
+          <w:rFonts w:ascii="Arial" w:eastAsia="Arial" w:hAnsi="Arial" w:cs="Arial"/>
+          <w:sz w:val="24"/>
+          <w:szCs w:val="24"/>
+        </w:rPr>
+      </w:pPr>
+      <w:r>
+        <w:rPr>
+          <w:rFonts w:ascii="Arial" w:eastAsia="Arial" w:hAnsi="Arial" w:cs="Arial"/>
           <w:sz w:val="24"/>
           <w:szCs w:val="24"/>
         </w:rPr>
@@ -3868,10 +3822,10 @@
           <w:tcPr>
             <w:tcW w:w="847" w:type="pct"/>
             <w:tcBorders>
-              <w:top w:val="single" w:color="auto" w:sz="4" w:space="0"/>
-              <w:left w:val="single" w:color="auto" w:sz="4" w:space="0"/>
-              <w:bottom w:val="single" w:color="auto" w:sz="4" w:space="0"/>
-              <w:right w:val="single" w:color="auto" w:sz="4" w:space="0"/>
+              <w:top w:val="single" w:sz="4" w:space="0" w:color="auto"/>
+              <w:left w:val="single" w:sz="4" w:space="0" w:color="auto"/>
+              <w:bottom w:val="single" w:sz="4" w:space="0" w:color="auto"/>
+              <w:right w:val="single" w:sz="4" w:space="0" w:color="auto"/>
             </w:tcBorders>
             <w:shd w:val="clear" w:color="000000" w:fill="305496"/>
             <w:vAlign w:val="center"/>
@@ -3882,13 +3836,13 @@
               <w:spacing w:after="0" w:line="240" w:lineRule="auto"/>
               <w:jc w:val="right"/>
               <w:rPr>
-                <w:rFonts w:ascii="Arial" w:hAnsi="Arial" w:eastAsia="Times New Roman" w:cs="Arial"/>
+                <w:rFonts w:ascii="Arial" w:eastAsia="Times New Roman" w:hAnsi="Arial" w:cs="Arial"/>
                 <w:color w:val="FFFFFF"/>
               </w:rPr>
             </w:pPr>
             <w:r>
               <w:rPr>
-                <w:rFonts w:ascii="Arial" w:hAnsi="Arial" w:eastAsia="Times New Roman" w:cs="Arial"/>
+                <w:rFonts w:ascii="Arial" w:eastAsia="Times New Roman" w:hAnsi="Arial" w:cs="Arial"/>
                 <w:color w:val="FFFFFF"/>
               </w:rPr>
               <w:t>¿QUÉ?</w:t>
@@ -3899,10 +3853,10 @@
           <w:tcPr>
             <w:tcW w:w="1222" w:type="pct"/>
             <w:tcBorders>
-              <w:top w:val="single" w:color="auto" w:sz="4" w:space="0"/>
-              <w:left w:val="single" w:color="auto" w:sz="4" w:space="0"/>
-              <w:bottom w:val="single" w:color="auto" w:sz="4" w:space="0"/>
-              <w:right w:val="single" w:color="auto" w:sz="4" w:space="0"/>
+              <w:top w:val="single" w:sz="4" w:space="0" w:color="auto"/>
+              <w:left w:val="single" w:sz="4" w:space="0" w:color="auto"/>
+              <w:bottom w:val="single" w:sz="4" w:space="0" w:color="auto"/>
+              <w:right w:val="single" w:sz="4" w:space="0" w:color="auto"/>
             </w:tcBorders>
             <w:shd w:val="clear" w:color="000000" w:fill="305496"/>
             <w:vAlign w:val="center"/>
@@ -3913,13 +3867,13 @@
               <w:spacing w:after="0" w:line="240" w:lineRule="auto"/>
               <w:jc w:val="right"/>
               <w:rPr>
-                <w:rFonts w:ascii="Arial" w:hAnsi="Arial" w:eastAsia="Times New Roman" w:cs="Arial"/>
+                <w:rFonts w:ascii="Arial" w:eastAsia="Times New Roman" w:hAnsi="Arial" w:cs="Arial"/>
                 <w:color w:val="FFFFFF"/>
               </w:rPr>
             </w:pPr>
             <w:r>
               <w:rPr>
-                <w:rFonts w:ascii="Arial" w:hAnsi="Arial" w:eastAsia="Times New Roman" w:cs="Arial"/>
+                <w:rFonts w:ascii="Arial" w:eastAsia="Times New Roman" w:hAnsi="Arial" w:cs="Arial"/>
                 <w:color w:val="FFFFFF"/>
               </w:rPr>
               <w:t>¿CÓMO?</w:t>
@@ -3930,10 +3884,10 @@
           <w:tcPr>
             <w:tcW w:w="1072" w:type="pct"/>
             <w:tcBorders>
-              <w:top w:val="single" w:color="auto" w:sz="4" w:space="0"/>
-              <w:left w:val="single" w:color="auto" w:sz="4" w:space="0"/>
-              <w:bottom w:val="single" w:color="auto" w:sz="4" w:space="0"/>
-              <w:right w:val="single" w:color="auto" w:sz="4" w:space="0"/>
+              <w:top w:val="single" w:sz="4" w:space="0" w:color="auto"/>
+              <w:left w:val="single" w:sz="4" w:space="0" w:color="auto"/>
+              <w:bottom w:val="single" w:sz="4" w:space="0" w:color="auto"/>
+              <w:right w:val="single" w:sz="4" w:space="0" w:color="auto"/>
             </w:tcBorders>
             <w:shd w:val="clear" w:color="000000" w:fill="305496"/>
             <w:vAlign w:val="center"/>
@@ -3944,13 +3898,13 @@
               <w:spacing w:after="0" w:line="240" w:lineRule="auto"/>
               <w:jc w:val="right"/>
               <w:rPr>
-                <w:rFonts w:ascii="Arial" w:hAnsi="Arial" w:eastAsia="Times New Roman" w:cs="Arial"/>
+                <w:rFonts w:ascii="Arial" w:eastAsia="Times New Roman" w:hAnsi="Arial" w:cs="Arial"/>
                 <w:color w:val="FFFFFF"/>
               </w:rPr>
             </w:pPr>
             <w:r>
               <w:rPr>
-                <w:rFonts w:ascii="Arial" w:hAnsi="Arial" w:eastAsia="Times New Roman" w:cs="Arial"/>
+                <w:rFonts w:ascii="Arial" w:eastAsia="Times New Roman" w:hAnsi="Arial" w:cs="Arial"/>
                 <w:color w:val="FFFFFF"/>
               </w:rPr>
               <w:t>¿QUIÉN?</w:t>
@@ -3961,10 +3915,10 @@
           <w:tcPr>
             <w:tcW w:w="1047" w:type="pct"/>
             <w:tcBorders>
-              <w:top w:val="single" w:color="auto" w:sz="4" w:space="0"/>
+              <w:top w:val="single" w:sz="4" w:space="0" w:color="auto"/>
               <w:left w:val="nil"/>
-              <w:bottom w:val="single" w:color="auto" w:sz="4" w:space="0"/>
-              <w:right w:val="single" w:color="auto" w:sz="4" w:space="0"/>
+              <w:bottom w:val="single" w:sz="4" w:space="0" w:color="auto"/>
+              <w:right w:val="single" w:sz="4" w:space="0" w:color="auto"/>
             </w:tcBorders>
             <w:shd w:val="clear" w:color="000000" w:fill="305496"/>
             <w:vAlign w:val="center"/>
@@ -3975,13 +3929,13 @@
               <w:spacing w:after="0" w:line="240" w:lineRule="auto"/>
               <w:jc w:val="right"/>
               <w:rPr>
-                <w:rFonts w:ascii="Arial" w:hAnsi="Arial" w:eastAsia="Times New Roman" w:cs="Arial"/>
+                <w:rFonts w:ascii="Arial" w:eastAsia="Times New Roman" w:hAnsi="Arial" w:cs="Arial"/>
                 <w:color w:val="FFFFFF"/>
               </w:rPr>
             </w:pPr>
             <w:r>
               <w:rPr>
-                <w:rFonts w:ascii="Arial" w:hAnsi="Arial" w:eastAsia="Times New Roman" w:cs="Arial"/>
+                <w:rFonts w:ascii="Arial" w:eastAsia="Times New Roman" w:hAnsi="Arial" w:cs="Arial"/>
                 <w:color w:val="FFFFFF"/>
               </w:rPr>
               <w:t>¿CUÁNDO?</w:t>
@@ -3992,10 +3946,10 @@
           <w:tcPr>
             <w:tcW w:w="813" w:type="pct"/>
             <w:tcBorders>
-              <w:top w:val="single" w:color="auto" w:sz="4" w:space="0"/>
-              <w:left w:val="single" w:color="auto" w:sz="4" w:space="0"/>
-              <w:bottom w:val="single" w:color="auto" w:sz="4" w:space="0"/>
-              <w:right w:val="single" w:color="auto" w:sz="4" w:space="0"/>
+              <w:top w:val="single" w:sz="4" w:space="0" w:color="auto"/>
+              <w:left w:val="single" w:sz="4" w:space="0" w:color="auto"/>
+              <w:bottom w:val="single" w:sz="4" w:space="0" w:color="auto"/>
+              <w:right w:val="single" w:sz="4" w:space="0" w:color="auto"/>
             </w:tcBorders>
             <w:shd w:val="clear" w:color="000000" w:fill="305496"/>
             <w:vAlign w:val="center"/>
@@ -4006,13 +3960,13 @@
               <w:spacing w:after="0" w:line="240" w:lineRule="auto"/>
               <w:jc w:val="right"/>
               <w:rPr>
-                <w:rFonts w:ascii="Arial" w:hAnsi="Arial" w:eastAsia="Times New Roman" w:cs="Arial"/>
+                <w:rFonts w:ascii="Arial" w:eastAsia="Times New Roman" w:hAnsi="Arial" w:cs="Arial"/>
                 <w:color w:val="FFFFFF"/>
               </w:rPr>
             </w:pPr>
             <w:r>
               <w:rPr>
-                <w:rFonts w:ascii="Arial" w:hAnsi="Arial" w:eastAsia="Times New Roman" w:cs="Arial"/>
+                <w:rFonts w:ascii="Arial" w:eastAsia="Times New Roman" w:hAnsi="Arial" w:cs="Arial"/>
                 <w:color w:val="FFFFFF"/>
               </w:rPr>
               <w:t>¿POR QUÉ?</w:t>
@@ -4028,10 +3982,10 @@
           <w:tcPr>
             <w:tcW w:w="847" w:type="pct"/>
             <w:tcBorders>
-              <w:top w:val="single" w:color="auto" w:sz="4" w:space="0"/>
-              <w:left w:val="single" w:color="auto" w:sz="4" w:space="0"/>
-              <w:bottom w:val="single" w:color="auto" w:sz="4" w:space="0"/>
-              <w:right w:val="single" w:color="auto" w:sz="4" w:space="0"/>
+              <w:top w:val="single" w:sz="4" w:space="0" w:color="auto"/>
+              <w:left w:val="single" w:sz="4" w:space="0" w:color="auto"/>
+              <w:bottom w:val="single" w:sz="4" w:space="0" w:color="auto"/>
+              <w:right w:val="single" w:sz="4" w:space="0" w:color="auto"/>
             </w:tcBorders>
             <w:vAlign w:val="center"/>
           </w:tcPr>
@@ -4053,10 +4007,10 @@
           <w:tcPr>
             <w:tcW w:w="1222" w:type="pct"/>
             <w:tcBorders>
-              <w:top w:val="single" w:color="auto" w:sz="4" w:space="0"/>
-              <w:left w:val="single" w:color="auto" w:sz="4" w:space="0"/>
-              <w:bottom w:val="single" w:color="auto" w:sz="4" w:space="0"/>
-              <w:right w:val="single" w:color="auto" w:sz="4" w:space="0"/>
+              <w:top w:val="single" w:sz="4" w:space="0" w:color="auto"/>
+              <w:left w:val="single" w:sz="4" w:space="0" w:color="auto"/>
+              <w:bottom w:val="single" w:sz="4" w:space="0" w:color="auto"/>
+              <w:right w:val="single" w:sz="4" w:space="0" w:color="auto"/>
             </w:tcBorders>
             <w:vAlign w:val="center"/>
           </w:tcPr>
@@ -4070,10 +4024,10 @@
           <w:tcPr>
             <w:tcW w:w="1072" w:type="pct"/>
             <w:tcBorders>
-              <w:top w:val="single" w:color="auto" w:sz="4" w:space="0"/>
-              <w:left w:val="single" w:color="auto" w:sz="4" w:space="0"/>
-              <w:bottom w:val="single" w:color="auto" w:sz="4" w:space="0"/>
-              <w:right w:val="single" w:color="auto" w:sz="4" w:space="0"/>
+              <w:top w:val="single" w:sz="4" w:space="0" w:color="auto"/>
+              <w:left w:val="single" w:sz="4" w:space="0" w:color="auto"/>
+              <w:bottom w:val="single" w:sz="4" w:space="0" w:color="auto"/>
+              <w:right w:val="single" w:sz="4" w:space="0" w:color="auto"/>
             </w:tcBorders>
             <w:vAlign w:val="center"/>
           </w:tcPr>
@@ -4087,10 +4041,10 @@
           <w:tcPr>
             <w:tcW w:w="1047" w:type="pct"/>
             <w:tcBorders>
-              <w:top w:val="single" w:color="auto" w:sz="4" w:space="0"/>
+              <w:top w:val="single" w:sz="4" w:space="0" w:color="auto"/>
               <w:left w:val="nil"/>
-              <w:bottom w:val="single" w:color="auto" w:sz="4" w:space="0"/>
-              <w:right w:val="single" w:color="auto" w:sz="4" w:space="0"/>
+              <w:bottom w:val="single" w:sz="4" w:space="0" w:color="auto"/>
+              <w:right w:val="single" w:sz="4" w:space="0" w:color="auto"/>
             </w:tcBorders>
             <w:vAlign w:val="center"/>
           </w:tcPr>
@@ -4104,10 +4058,10 @@
           <w:tcPr>
             <w:tcW w:w="813" w:type="pct"/>
             <w:tcBorders>
-              <w:top w:val="single" w:color="auto" w:sz="4" w:space="0"/>
-              <w:left w:val="single" w:color="auto" w:sz="4" w:space="0"/>
-              <w:bottom w:val="single" w:color="auto" w:sz="4" w:space="0"/>
-              <w:right w:val="single" w:color="auto" w:sz="4" w:space="0"/>
+              <w:top w:val="single" w:sz="4" w:space="0" w:color="auto"/>
+              <w:left w:val="single" w:sz="4" w:space="0" w:color="auto"/>
+              <w:bottom w:val="single" w:sz="4" w:space="0" w:color="auto"/>
+              <w:right w:val="single" w:sz="4" w:space="0" w:color="auto"/>
             </w:tcBorders>
             <w:vAlign w:val="center"/>
           </w:tcPr>
@@ -4196,9 +4150,9 @@
         <w:spacing w:after="0" w:line="276" w:lineRule="auto"/>
         <w:jc w:val="both"/>
         <w:rPr>
-          <w:rFonts w:ascii="Arial" w:hAnsi="Arial" w:eastAsia="Arial" w:cs="Arial"/>
-          <w:b w:val="1"/>
-          <w:bCs w:val="1"/>
+          <w:rFonts w:ascii="Arial" w:eastAsia="Arial" w:hAnsi="Arial" w:cs="Arial"/>
+          <w:b/>
+          <w:bCs/>
           <w:sz w:val="28"/>
           <w:szCs w:val="28"/>
         </w:rPr>
@@ -4209,79 +4163,7 @@
           <w:sz w:val="24"/>
           <w:szCs w:val="24"/>
         </w:rPr>
-        <w:t xml:space="preserve">Mediante un sistema web desplegado desarrollado con tecnologías como </w:t>
-      </w:r>
-      <w:r>
-        <w:rPr>
-          <w:rFonts w:ascii="Arial" w:hAnsi="Arial" w:cs="Arial"/>
-          <w:sz w:val="24"/>
-          <w:szCs w:val="24"/>
-        </w:rPr>
-        <w:t>React</w:t>
-      </w:r>
-      <w:r>
-        <w:rPr>
-          <w:rFonts w:ascii="Arial" w:hAnsi="Arial" w:cs="Arial"/>
-          <w:sz w:val="24"/>
-          <w:szCs w:val="24"/>
-        </w:rPr>
-        <w:t xml:space="preserve"> + Vite para el </w:t>
-      </w:r>
-      <w:r>
-        <w:rPr>
-          <w:rFonts w:ascii="Arial" w:hAnsi="Arial" w:cs="Arial"/>
-          <w:sz w:val="24"/>
-          <w:szCs w:val="24"/>
-        </w:rPr>
-        <w:t>Frontend</w:t>
-      </w:r>
-      <w:r>
-        <w:rPr>
-          <w:rFonts w:ascii="Arial" w:hAnsi="Arial" w:cs="Arial"/>
-          <w:sz w:val="24"/>
-          <w:szCs w:val="24"/>
-        </w:rPr>
-        <w:t xml:space="preserve"> y </w:t>
-      </w:r>
-      <w:r>
-        <w:rPr>
-          <w:rFonts w:ascii="Arial" w:hAnsi="Arial" w:cs="Arial"/>
-          <w:sz w:val="24"/>
-          <w:szCs w:val="24"/>
-        </w:rPr>
-        <w:t>NodeJS</w:t>
-      </w:r>
-      <w:r>
-        <w:rPr>
-          <w:rFonts w:ascii="Arial" w:hAnsi="Arial" w:cs="Arial"/>
-          <w:sz w:val="24"/>
-          <w:szCs w:val="24"/>
-        </w:rPr>
-        <w:t xml:space="preserve"> + Express para el </w:t>
-      </w:r>
-      <w:r>
-        <w:rPr>
-          <w:rFonts w:ascii="Arial" w:hAnsi="Arial" w:cs="Arial"/>
-          <w:sz w:val="24"/>
-          <w:szCs w:val="24"/>
-        </w:rPr>
-        <w:t>backend</w:t>
-      </w:r>
-      <w:r>
-        <w:rPr>
-          <w:rFonts w:ascii="Arial" w:hAnsi="Arial" w:cs="Arial"/>
-          <w:sz w:val="24"/>
-          <w:szCs w:val="24"/>
-        </w:rPr>
-        <w:t xml:space="preserve">, con una interfaz intuitiva </w:t>
-      </w:r>
-      <w:r>
-        <w:rPr>
-          <w:rFonts w:ascii="Arial" w:hAnsi="Arial" w:cs="Arial"/>
-          <w:sz w:val="24"/>
-          <w:szCs w:val="24"/>
-        </w:rPr>
-        <w:t>orientada a un mejor desempeño de los préstamos de dispositivos para los estudiantes, docentes y administrativos</w:t>
+        <w:t>Mediante un sistema web desplegado desarrollado con tecnologías como React + Vite para el Frontend y NodeJS + Express para el backend, con una interfaz intuitiva orientada a un mejor desempeño de los préstamos de dispositivos para los estudiantes, docentes y administrativos</w:t>
       </w:r>
     </w:p>
     <w:p>
@@ -4294,8 +4176,8 @@
           <w:szCs w:val="36"/>
         </w:rPr>
       </w:pPr>
-      <w:bookmarkStart w:name="_heading=h.17dp8vu" w:colFirst="0" w:colLast="0" w:id="17"/>
-      <w:bookmarkStart w:name="_Toc216289805" w:id="18"/>
+      <w:bookmarkStart w:id="17" w:name="_heading=h.17dp8vu" w:colFirst="0" w:colLast="0"/>
+      <w:bookmarkStart w:id="18" w:name="_Toc216289805"/>
       <w:bookmarkEnd w:id="17"/>
       <w:r>
         <w:rPr>
@@ -4304,6 +4186,7 @@
           <w:sz w:val="36"/>
           <w:szCs w:val="36"/>
         </w:rPr>
+        <w:lastRenderedPageBreak/>
         <w:t xml:space="preserve">6. </w:t>
       </w:r>
       <w:r>
@@ -4324,7 +4207,6 @@
           <w:ilvl w:val="0"/>
           <w:numId w:val="6"/>
         </w:numPr>
-        <w:spacing w:line="276" w:lineRule="auto"/>
         <w:jc w:val="both"/>
         <w:rPr>
           <w:sz w:val="24"/>
@@ -4346,7 +4228,6 @@
           <w:ilvl w:val="0"/>
           <w:numId w:val="6"/>
         </w:numPr>
-        <w:spacing w:line="276" w:lineRule="auto"/>
         <w:jc w:val="both"/>
         <w:rPr>
           <w:sz w:val="24"/>
@@ -4368,7 +4249,6 @@
           <w:ilvl w:val="0"/>
           <w:numId w:val="6"/>
         </w:numPr>
-        <w:spacing w:line="276" w:lineRule="auto"/>
         <w:jc w:val="both"/>
         <w:rPr>
           <w:sz w:val="24"/>
@@ -4393,8 +4273,8 @@
           <w:szCs w:val="36"/>
         </w:rPr>
       </w:pPr>
-      <w:bookmarkStart w:name="_heading=h.3rdcrjn" w:colFirst="0" w:colLast="0" w:id="19"/>
-      <w:bookmarkStart w:name="_Toc216289806" w:id="20"/>
+      <w:bookmarkStart w:id="19" w:name="_heading=h.3rdcrjn" w:colFirst="0" w:colLast="0"/>
+      <w:bookmarkStart w:id="20" w:name="_Toc216289806"/>
       <w:bookmarkEnd w:id="19"/>
       <w:r>
         <w:rPr>
@@ -4423,7 +4303,6 @@
           <w:ilvl w:val="0"/>
           <w:numId w:val="7"/>
         </w:numPr>
-        <w:spacing w:line="276" w:lineRule="auto"/>
         <w:rPr>
           <w:sz w:val="24"/>
           <w:szCs w:val="24"/>
@@ -4444,7 +4323,6 @@
           <w:ilvl w:val="0"/>
           <w:numId w:val="7"/>
         </w:numPr>
-        <w:spacing w:line="276" w:lineRule="auto"/>
         <w:rPr>
           <w:sz w:val="24"/>
           <w:szCs w:val="24"/>
@@ -4465,7 +4343,6 @@
           <w:ilvl w:val="0"/>
           <w:numId w:val="7"/>
         </w:numPr>
-        <w:spacing w:line="276" w:lineRule="auto"/>
         <w:rPr>
           <w:sz w:val="24"/>
           <w:szCs w:val="24"/>
@@ -4486,7 +4363,6 @@
           <w:ilvl w:val="0"/>
           <w:numId w:val="7"/>
         </w:numPr>
-        <w:spacing w:line="276" w:lineRule="auto"/>
         <w:rPr>
           <w:sz w:val="24"/>
           <w:szCs w:val="24"/>
@@ -4510,9 +4386,9 @@
           <w:szCs w:val="36"/>
         </w:rPr>
       </w:pPr>
-      <w:bookmarkStart w:name="_heading=h.26in1rg" w:colFirst="0" w:colLast="0" w:id="21"/>
-      <w:bookmarkStart w:name="_heading=h.lnxbz9" w:colFirst="0" w:colLast="0" w:id="22"/>
-      <w:bookmarkStart w:name="_Toc216289807" w:id="23"/>
+      <w:bookmarkStart w:id="21" w:name="_heading=h.26in1rg" w:colFirst="0" w:colLast="0"/>
+      <w:bookmarkStart w:id="22" w:name="_heading=h.lnxbz9" w:colFirst="0" w:colLast="0"/>
+      <w:bookmarkStart w:id="23" w:name="_Toc216289807"/>
       <w:bookmarkEnd w:id="21"/>
       <w:bookmarkEnd w:id="22"/>
       <w:r>
@@ -4616,12 +4492,12 @@
         <w:tblStyle w:val="TableNormal1"/>
         <w:tblW w:w="5000" w:type="pct"/>
         <w:tblBorders>
-          <w:top w:val="single" w:color="000000" w:themeColor="text1" w:sz="4" w:space="0"/>
-          <w:left w:val="single" w:color="000000" w:themeColor="text1" w:sz="4" w:space="0"/>
-          <w:bottom w:val="single" w:color="000000" w:themeColor="text1" w:sz="4" w:space="0"/>
-          <w:right w:val="single" w:color="000000" w:themeColor="text1" w:sz="4" w:space="0"/>
-          <w:insideH w:val="single" w:color="000000" w:themeColor="text1" w:sz="4" w:space="0"/>
-          <w:insideV w:val="single" w:color="000000" w:themeColor="text1" w:sz="4" w:space="0"/>
+          <w:top w:val="single" w:sz="4" w:space="0" w:color="000000" w:themeColor="text1"/>
+          <w:left w:val="single" w:sz="4" w:space="0" w:color="000000" w:themeColor="text1"/>
+          <w:bottom w:val="single" w:sz="4" w:space="0" w:color="000000" w:themeColor="text1"/>
+          <w:right w:val="single" w:sz="4" w:space="0" w:color="000000" w:themeColor="text1"/>
+          <w:insideH w:val="single" w:sz="4" w:space="0" w:color="000000" w:themeColor="text1"/>
+          <w:insideV w:val="single" w:sz="4" w:space="0" w:color="000000" w:themeColor="text1"/>
         </w:tblBorders>
         <w:tblLayout w:type="fixed"/>
         <w:tblLook w:val="01E0" w:firstRow="1" w:lastRow="1" w:firstColumn="1" w:lastColumn="1" w:noHBand="0" w:noVBand="0"/>
@@ -4640,7 +4516,6 @@
           <w:tcPr>
             <w:tcW w:w="708" w:type="pct"/>
             <w:shd w:val="clear" w:color="auto" w:fill="D0CECE" w:themeFill="background2" w:themeFillShade="E6"/>
-            <w:tcMar/>
           </w:tcPr>
           <w:p>
             <w:pPr>
@@ -4660,6 +4535,7 @@
                 <w:b/>
                 <w:bCs/>
               </w:rPr>
+              <w:lastRenderedPageBreak/>
               <w:t>Cantidad</w:t>
             </w:r>
           </w:p>
@@ -4668,7 +4544,6 @@
           <w:tcPr>
             <w:tcW w:w="2276" w:type="pct"/>
             <w:shd w:val="clear" w:color="auto" w:fill="D0CECE" w:themeFill="background2" w:themeFillShade="E6"/>
-            <w:tcMar/>
           </w:tcPr>
           <w:p>
             <w:pPr>
@@ -4695,7 +4570,6 @@
           <w:tcPr>
             <w:tcW w:w="1234" w:type="pct"/>
             <w:shd w:val="clear" w:color="auto" w:fill="D0CECE" w:themeFill="background2" w:themeFillShade="E6"/>
-            <w:tcMar/>
           </w:tcPr>
           <w:p>
             <w:pPr>
@@ -4739,7 +4613,6 @@
           <w:tcPr>
             <w:tcW w:w="783" w:type="pct"/>
             <w:shd w:val="clear" w:color="auto" w:fill="D0CECE" w:themeFill="background2" w:themeFillShade="E6"/>
-            <w:tcMar/>
           </w:tcPr>
           <w:p>
             <w:pPr>
@@ -4790,7 +4663,6 @@
         <w:tc>
           <w:tcPr>
             <w:tcW w:w="708" w:type="pct"/>
-            <w:tcMar/>
           </w:tcPr>
           <w:p>
             <w:pPr>
@@ -4805,7 +4677,6 @@
         <w:tc>
           <w:tcPr>
             <w:tcW w:w="2276" w:type="pct"/>
-            <w:tcMar/>
           </w:tcPr>
           <w:p>
             <w:pPr>
@@ -4844,7 +4715,6 @@
         <w:tc>
           <w:tcPr>
             <w:tcW w:w="1234" w:type="pct"/>
-            <w:tcMar/>
           </w:tcPr>
           <w:p>
             <w:pPr>
@@ -4860,7 +4730,6 @@
         <w:tc>
           <w:tcPr>
             <w:tcW w:w="783" w:type="pct"/>
-            <w:tcMar/>
           </w:tcPr>
           <w:p>
             <w:pPr>
@@ -4881,7 +4750,6 @@
         <w:tc>
           <w:tcPr>
             <w:tcW w:w="708" w:type="pct"/>
-            <w:tcMar/>
           </w:tcPr>
           <w:p>
             <w:pPr>
@@ -4904,7 +4772,6 @@
         <w:tc>
           <w:tcPr>
             <w:tcW w:w="2276" w:type="pct"/>
-            <w:tcMar/>
           </w:tcPr>
           <w:p>
             <w:pPr>
@@ -4967,7 +4834,6 @@
         <w:tc>
           <w:tcPr>
             <w:tcW w:w="1234" w:type="pct"/>
-            <w:tcMar/>
           </w:tcPr>
           <w:p>
             <w:pPr>
@@ -4990,7 +4856,6 @@
         <w:tc>
           <w:tcPr>
             <w:tcW w:w="783" w:type="pct"/>
-            <w:tcMar/>
           </w:tcPr>
           <w:p>
             <w:pPr>
@@ -5023,7 +4888,6 @@
         <w:tc>
           <w:tcPr>
             <w:tcW w:w="708" w:type="pct"/>
-            <w:tcMar/>
           </w:tcPr>
           <w:p>
             <w:pPr>
@@ -5038,7 +4902,6 @@
         <w:tc>
           <w:tcPr>
             <w:tcW w:w="2276" w:type="pct"/>
-            <w:tcMar/>
           </w:tcPr>
           <w:p>
             <w:pPr>
@@ -5053,7 +4916,6 @@
         <w:tc>
           <w:tcPr>
             <w:tcW w:w="1234" w:type="pct"/>
-            <w:tcMar/>
           </w:tcPr>
           <w:p>
             <w:pPr>
@@ -5069,7 +4931,6 @@
         <w:tc>
           <w:tcPr>
             <w:tcW w:w="783" w:type="pct"/>
-            <w:tcMar/>
           </w:tcPr>
           <w:p>
             <w:pPr>
@@ -5090,7 +4951,6 @@
         <w:tc>
           <w:tcPr>
             <w:tcW w:w="708" w:type="pct"/>
-            <w:tcMar/>
           </w:tcPr>
           <w:p>
             <w:pPr>
@@ -5105,7 +4965,6 @@
         <w:tc>
           <w:tcPr>
             <w:tcW w:w="2276" w:type="pct"/>
-            <w:tcMar/>
           </w:tcPr>
           <w:p>
             <w:pPr>
@@ -5129,7 +4988,6 @@
         <w:tc>
           <w:tcPr>
             <w:tcW w:w="1234" w:type="pct"/>
-            <w:tcMar/>
           </w:tcPr>
           <w:p>
             <w:pPr>
@@ -5145,7 +5003,6 @@
         <w:tc>
           <w:tcPr>
             <w:tcW w:w="783" w:type="pct"/>
-            <w:tcMar/>
           </w:tcPr>
           <w:p>
             <w:pPr>
@@ -5166,7 +5023,6 @@
         <w:tc>
           <w:tcPr>
             <w:tcW w:w="708" w:type="pct"/>
-            <w:tcMar/>
           </w:tcPr>
           <w:p>
             <w:pPr>
@@ -5189,7 +5045,6 @@
         <w:tc>
           <w:tcPr>
             <w:tcW w:w="2276" w:type="pct"/>
-            <w:tcMar/>
           </w:tcPr>
           <w:p>
             <w:pPr>
@@ -5243,7 +5098,6 @@
         <w:tc>
           <w:tcPr>
             <w:tcW w:w="1234" w:type="pct"/>
-            <w:tcMar/>
           </w:tcPr>
           <w:p>
             <w:pPr>
@@ -5265,7 +5119,6 @@
         <w:tc>
           <w:tcPr>
             <w:tcW w:w="783" w:type="pct"/>
-            <w:tcMar/>
           </w:tcPr>
           <w:p>
             <w:pPr>
@@ -5292,7 +5145,6 @@
         <w:tc>
           <w:tcPr>
             <w:tcW w:w="708" w:type="pct"/>
-            <w:tcMar/>
           </w:tcPr>
           <w:p>
             <w:pPr>
@@ -5315,7 +5167,6 @@
         <w:tc>
           <w:tcPr>
             <w:tcW w:w="2276" w:type="pct"/>
-            <w:tcMar/>
           </w:tcPr>
           <w:p>
             <w:pPr>
@@ -5363,7 +5214,6 @@
         <w:tc>
           <w:tcPr>
             <w:tcW w:w="1234" w:type="pct"/>
-            <w:tcMar/>
           </w:tcPr>
           <w:p>
             <w:pPr>
@@ -5386,7 +5236,6 @@
         <w:tc>
           <w:tcPr>
             <w:tcW w:w="783" w:type="pct"/>
-            <w:tcMar/>
           </w:tcPr>
           <w:p>
             <w:pPr>
@@ -5414,7 +5263,6 @@
         <w:tc>
           <w:tcPr>
             <w:tcW w:w="708" w:type="pct"/>
-            <w:tcMar/>
           </w:tcPr>
           <w:p>
             <w:pPr>
@@ -5437,7 +5285,6 @@
         <w:tc>
           <w:tcPr>
             <w:tcW w:w="2276" w:type="pct"/>
-            <w:tcMar/>
           </w:tcPr>
           <w:p>
             <w:pPr>
@@ -5459,7 +5306,6 @@
         <w:tc>
           <w:tcPr>
             <w:tcW w:w="1234" w:type="pct"/>
-            <w:tcMar/>
           </w:tcPr>
           <w:p>
             <w:pPr>
@@ -5482,7 +5328,6 @@
         <w:tc>
           <w:tcPr>
             <w:tcW w:w="783" w:type="pct"/>
-            <w:tcMar/>
           </w:tcPr>
           <w:p>
             <w:pPr>
@@ -5510,7 +5355,6 @@
         <w:tc>
           <w:tcPr>
             <w:tcW w:w="1277" w:type="dxa"/>
-            <w:tcMar/>
           </w:tcPr>
           <w:p>
             <w:pPr>
@@ -5532,7 +5376,6 @@
         <w:tc>
           <w:tcPr>
             <w:tcW w:w="4105" w:type="dxa"/>
-            <w:tcMar/>
           </w:tcPr>
           <w:p>
             <w:pPr>
@@ -5553,7 +5396,6 @@
         <w:tc>
           <w:tcPr>
             <w:tcW w:w="2226" w:type="dxa"/>
-            <w:tcMar/>
           </w:tcPr>
           <w:p>
             <w:pPr>
@@ -5575,7 +5417,6 @@
         <w:tc>
           <w:tcPr>
             <w:tcW w:w="1411" w:type="dxa"/>
-            <w:tcMar/>
           </w:tcPr>
           <w:p>
             <w:pPr>
@@ -5602,7 +5443,6 @@
         <w:tc>
           <w:tcPr>
             <w:tcW w:w="708" w:type="pct"/>
-            <w:tcMar/>
           </w:tcPr>
           <w:p>
             <w:pPr>
@@ -5625,7 +5465,6 @@
         <w:tc>
           <w:tcPr>
             <w:tcW w:w="2276" w:type="pct"/>
-            <w:tcMar/>
           </w:tcPr>
           <w:p>
             <w:pPr>
@@ -5647,7 +5486,6 @@
         <w:tc>
           <w:tcPr>
             <w:tcW w:w="1234" w:type="pct"/>
-            <w:tcMar/>
           </w:tcPr>
           <w:p>
             <w:pPr>
@@ -5670,7 +5508,6 @@
         <w:tc>
           <w:tcPr>
             <w:tcW w:w="783" w:type="pct"/>
-            <w:tcMar/>
           </w:tcPr>
           <w:p>
             <w:pPr>
@@ -5698,7 +5535,6 @@
         <w:tc>
           <w:tcPr>
             <w:tcW w:w="1277" w:type="dxa"/>
-            <w:tcMar/>
           </w:tcPr>
           <w:p>
             <w:pPr>
@@ -5720,7 +5556,6 @@
         <w:tc>
           <w:tcPr>
             <w:tcW w:w="4105" w:type="dxa"/>
-            <w:tcMar/>
           </w:tcPr>
           <w:p>
             <w:pPr>
@@ -5741,7 +5576,6 @@
         <w:tc>
           <w:tcPr>
             <w:tcW w:w="2226" w:type="dxa"/>
-            <w:tcMar/>
           </w:tcPr>
           <w:p>
             <w:pPr>
@@ -5763,7 +5597,6 @@
         <w:tc>
           <w:tcPr>
             <w:tcW w:w="1411" w:type="dxa"/>
-            <w:tcMar/>
           </w:tcPr>
           <w:p>
             <w:pPr>
@@ -5790,7 +5623,6 @@
         <w:tc>
           <w:tcPr>
             <w:tcW w:w="1277" w:type="dxa"/>
-            <w:tcMar/>
           </w:tcPr>
           <w:p>
             <w:pPr>
@@ -5812,7 +5644,6 @@
         <w:tc>
           <w:tcPr>
             <w:tcW w:w="4105" w:type="dxa"/>
-            <w:tcMar/>
           </w:tcPr>
           <w:p>
             <w:pPr>
@@ -5833,7 +5664,6 @@
         <w:tc>
           <w:tcPr>
             <w:tcW w:w="2226" w:type="dxa"/>
-            <w:tcMar/>
           </w:tcPr>
           <w:p>
             <w:pPr>
@@ -5855,7 +5685,6 @@
         <w:tc>
           <w:tcPr>
             <w:tcW w:w="1411" w:type="dxa"/>
-            <w:tcMar/>
           </w:tcPr>
           <w:p>
             <w:pPr>
@@ -5887,7 +5716,6 @@
               <w:left w:val="nil"/>
               <w:bottom w:val="nil"/>
             </w:tcBorders>
-            <w:tcMar/>
           </w:tcPr>
           <w:p>
             <w:pPr>
@@ -5902,7 +5730,6 @@
         <w:tc>
           <w:tcPr>
             <w:tcW w:w="1234" w:type="pct"/>
-            <w:tcMar/>
           </w:tcPr>
           <w:p>
             <w:pPr>
@@ -5919,7 +5746,6 @@
         <w:tc>
           <w:tcPr>
             <w:tcW w:w="783" w:type="pct"/>
-            <w:tcMar/>
           </w:tcPr>
           <w:p>
             <w:pPr>
@@ -5939,18 +5765,18 @@
       <w:pPr>
         <w:spacing w:line="360" w:lineRule="auto"/>
         <w:rPr>
-          <w:rFonts w:ascii="Arial" w:hAnsi="Arial" w:eastAsia="Arial" w:cs="Arial"/>
+          <w:rFonts w:ascii="Arial" w:eastAsia="Arial" w:hAnsi="Arial" w:cs="Arial"/>
           <w:i/>
           <w:iCs/>
           <w:sz w:val="24"/>
           <w:szCs w:val="24"/>
         </w:rPr>
       </w:pPr>
-      <w:bookmarkStart w:name="_heading=h.35nkun2" w:colFirst="0" w:colLast="0" w:id="24"/>
+      <w:bookmarkStart w:id="24" w:name="_heading=h.35nkun2" w:colFirst="0" w:colLast="0"/>
       <w:bookmarkEnd w:id="24"/>
       <w:r>
         <w:rPr>
-          <w:rFonts w:ascii="Arial" w:hAnsi="Arial" w:eastAsia="Arial" w:cs="Arial"/>
+          <w:rFonts w:ascii="Arial" w:eastAsia="Arial" w:hAnsi="Arial" w:cs="Arial"/>
           <w:i/>
           <w:iCs/>
           <w:sz w:val="24"/>
@@ -5960,7 +5786,7 @@
       </w:r>
       <w:r>
         <w:rPr>
-          <w:rFonts w:ascii="Arial" w:hAnsi="Arial" w:eastAsia="Arial" w:cs="Arial"/>
+          <w:rFonts w:ascii="Arial" w:eastAsia="Arial" w:hAnsi="Arial" w:cs="Arial"/>
           <w:i/>
           <w:iCs/>
           <w:sz w:val="24"/>
@@ -5970,7 +5796,7 @@
       </w:r>
       <w:r>
         <w:rPr>
-          <w:rFonts w:ascii="Arial" w:hAnsi="Arial" w:eastAsia="Arial" w:cs="Arial"/>
+          <w:rFonts w:ascii="Arial" w:eastAsia="Arial" w:hAnsi="Arial" w:cs="Arial"/>
           <w:i/>
           <w:iCs/>
           <w:sz w:val="24"/>
@@ -5980,7 +5806,7 @@
       </w:r>
       <w:r>
         <w:rPr>
-          <w:rFonts w:ascii="Arial" w:hAnsi="Arial" w:eastAsia="Arial" w:cs="Arial"/>
+          <w:rFonts w:ascii="Arial" w:eastAsia="Arial" w:hAnsi="Arial" w:cs="Arial"/>
           <w:i/>
           <w:iCs/>
           <w:sz w:val="24"/>
@@ -5988,11 +5814,11 @@
         </w:rPr>
         <w:tab/>
       </w:r>
-      <w:bookmarkStart w:name="_heading=h.1ksv4uv" w:colFirst="0" w:colLast="0" w:id="25"/>
+      <w:bookmarkStart w:id="25" w:name="_heading=h.1ksv4uv" w:colFirst="0" w:colLast="0"/>
       <w:bookmarkEnd w:id="25"/>
       <w:r>
         <w:rPr>
-          <w:rFonts w:ascii="Arial" w:hAnsi="Arial" w:eastAsia="Arial" w:cs="Arial"/>
+          <w:rFonts w:ascii="Arial" w:eastAsia="Arial" w:hAnsi="Arial" w:cs="Arial"/>
           <w:i/>
           <w:iCs/>
           <w:sz w:val="24"/>
@@ -6011,8 +5837,8 @@
           <w:szCs w:val="28"/>
         </w:rPr>
       </w:pPr>
-      <w:bookmarkStart w:name="_heading=h.44sinio" w:colFirst="0" w:colLast="0" w:id="26"/>
-      <w:bookmarkStart w:name="_Toc216289808" w:id="27"/>
+      <w:bookmarkStart w:id="26" w:name="_heading=h.44sinio" w:colFirst="0" w:colLast="0"/>
+      <w:bookmarkStart w:id="27" w:name="_Toc216289808"/>
       <w:bookmarkEnd w:id="26"/>
       <w:r>
         <w:rPr>
@@ -6033,8 +5859,8 @@
           <w:bCs/>
         </w:rPr>
       </w:pPr>
-      <w:bookmarkStart w:name="_heading=h.2jxsxqh" w:colFirst="0" w:colLast="0" w:id="28"/>
-      <w:bookmarkStart w:name="_Toc216289809" w:id="29"/>
+      <w:bookmarkStart w:id="28" w:name="_heading=h.2jxsxqh" w:colFirst="0" w:colLast="0"/>
+      <w:bookmarkStart w:id="29" w:name="_Toc216289809"/>
       <w:bookmarkEnd w:id="28"/>
       <w:r>
         <w:rPr>
@@ -6052,7 +5878,7 @@
         </w:tabs>
         <w:spacing w:after="0" w:line="360" w:lineRule="auto"/>
         <w:rPr>
-          <w:rFonts w:ascii="Arial" w:hAnsi="Arial" w:eastAsia="Arial" w:cs="Arial"/>
+          <w:rFonts w:ascii="Arial" w:eastAsia="Arial" w:hAnsi="Arial" w:cs="Arial"/>
           <w:b/>
           <w:color w:val="000000"/>
           <w:sz w:val="28"/>
@@ -6061,7 +5887,7 @@
       </w:pPr>
       <w:r>
         <w:rPr>
-          <w:rFonts w:ascii="Arial" w:hAnsi="Arial" w:eastAsia="Arial" w:cs="Arial"/>
+          <w:rFonts w:ascii="Arial" w:eastAsia="Arial" w:hAnsi="Arial" w:cs="Arial"/>
           <w:b/>
           <w:color w:val="000000"/>
           <w:sz w:val="28"/>
@@ -6071,7 +5897,7 @@
       </w:r>
       <w:r>
         <w:rPr>
-          <w:rFonts w:ascii="Arial" w:hAnsi="Arial" w:eastAsia="Arial" w:cs="Arial"/>
+          <w:rFonts w:ascii="Arial" w:eastAsia="Arial" w:hAnsi="Arial" w:cs="Arial"/>
           <w:b/>
           <w:color w:val="000000"/>
           <w:sz w:val="28"/>
@@ -6081,7 +5907,7 @@
       </w:r>
       <w:r>
         <w:rPr>
-          <w:rFonts w:ascii="Arial" w:hAnsi="Arial" w:eastAsia="Arial" w:cs="Arial"/>
+          <w:rFonts w:ascii="Arial" w:eastAsia="Arial" w:hAnsi="Arial" w:cs="Arial"/>
           <w:b/>
           <w:color w:val="000000"/>
           <w:sz w:val="28"/>
@@ -6131,8 +5957,8 @@
         <w:spacing w:line="360" w:lineRule="auto"/>
         <w:jc w:val="both"/>
         <w:rPr>
-          <w:b w:val="1"/>
-          <w:bCs w:val="1"/>
+          <w:b/>
+          <w:bCs/>
           <w:color w:val="000000"/>
           <w:sz w:val="24"/>
           <w:szCs w:val="24"/>
@@ -6140,7 +5966,7 @@
       </w:pPr>
       <w:r>
         <w:rPr>
-          <w:color w:val="000000" w:themeColor="text1" w:themeTint="FF" w:themeShade="FF"/>
+          <w:color w:val="000000" w:themeColor="text1"/>
           <w:sz w:val="24"/>
           <w:szCs w:val="24"/>
         </w:rPr>
@@ -6160,8 +5986,8 @@
         <w:spacing w:line="360" w:lineRule="auto"/>
         <w:jc w:val="both"/>
         <w:rPr>
-          <w:b w:val="1"/>
-          <w:bCs w:val="1"/>
+          <w:b/>
+          <w:bCs/>
           <w:color w:val="000000"/>
           <w:sz w:val="24"/>
           <w:szCs w:val="24"/>
@@ -6169,7 +5995,7 @@
       </w:pPr>
       <w:r>
         <w:rPr>
-          <w:color w:val="000000" w:themeColor="text1" w:themeTint="FF" w:themeShade="FF"/>
+          <w:color w:val="000000" w:themeColor="text1"/>
           <w:sz w:val="24"/>
           <w:szCs w:val="24"/>
         </w:rPr>
@@ -6189,32 +6015,32 @@
         <w:spacing w:line="360" w:lineRule="auto"/>
         <w:jc w:val="both"/>
         <w:rPr>
-          <w:b w:val="1"/>
-          <w:bCs w:val="1"/>
-          <w:color w:val="000000"/>
-          <w:sz w:val="24"/>
-          <w:szCs w:val="24"/>
-        </w:rPr>
-      </w:pPr>
-      <w:r>
-        <w:rPr>
-          <w:color w:val="000000" w:themeColor="text1" w:themeTint="FF" w:themeShade="FF"/>
-          <w:sz w:val="24"/>
-          <w:szCs w:val="24"/>
-        </w:rPr>
-        <w:t>Orientación con antiguos sistemas desarrollados y definición de personal técnico responsable de los préstamos.</w:t>
-      </w:r>
-    </w:p>
-    <w:p>
-      <w:pPr>
-        <w:pStyle w:val="Ttulo3"/>
-        <w:rPr>
           <w:b/>
           <w:bCs/>
-        </w:rPr>
-      </w:pPr>
-      <w:bookmarkStart w:name="_heading=h.z337ya" w:colFirst="0" w:colLast="0" w:id="30"/>
-      <w:bookmarkStart w:name="_Toc216289810" w:id="31"/>
+          <w:color w:val="000000"/>
+          <w:sz w:val="24"/>
+          <w:szCs w:val="24"/>
+        </w:rPr>
+      </w:pPr>
+      <w:r>
+        <w:rPr>
+          <w:color w:val="000000" w:themeColor="text1"/>
+          <w:sz w:val="24"/>
+          <w:szCs w:val="24"/>
+        </w:rPr>
+        <w:t>Orientación con antiguos sistemas desarrollados y definición de personal técnico responsable de los préstamos.</w:t>
+      </w:r>
+    </w:p>
+    <w:p>
+      <w:pPr>
+        <w:pStyle w:val="Ttulo3"/>
+        <w:rPr>
+          <w:b/>
+          <w:bCs/>
+        </w:rPr>
+      </w:pPr>
+      <w:bookmarkStart w:id="30" w:name="_heading=h.z337ya" w:colFirst="0" w:colLast="0"/>
+      <w:bookmarkStart w:id="31" w:name="_Toc216289810"/>
       <w:bookmarkEnd w:id="30"/>
       <w:r>
         <w:rPr>
@@ -6232,7 +6058,7 @@
         </w:tabs>
         <w:spacing w:after="0" w:line="360" w:lineRule="auto"/>
         <w:rPr>
-          <w:rFonts w:ascii="Arial" w:hAnsi="Arial" w:eastAsia="Arial" w:cs="Arial"/>
+          <w:rFonts w:ascii="Arial" w:eastAsia="Arial" w:hAnsi="Arial" w:cs="Arial"/>
           <w:b/>
           <w:color w:val="000000"/>
           <w:sz w:val="28"/>
@@ -6241,7 +6067,7 @@
       </w:pPr>
       <w:r>
         <w:rPr>
-          <w:rFonts w:ascii="Arial" w:hAnsi="Arial" w:eastAsia="Arial" w:cs="Arial"/>
+          <w:rFonts w:ascii="Arial" w:eastAsia="Arial" w:hAnsi="Arial" w:cs="Arial"/>
           <w:b/>
           <w:color w:val="000000"/>
           <w:sz w:val="28"/>
@@ -6251,7 +6077,7 @@
       </w:r>
       <w:r>
         <w:rPr>
-          <w:rFonts w:ascii="Arial" w:hAnsi="Arial" w:eastAsia="Arial" w:cs="Arial"/>
+          <w:rFonts w:ascii="Arial" w:eastAsia="Arial" w:hAnsi="Arial" w:cs="Arial"/>
           <w:b/>
           <w:color w:val="000000"/>
           <w:sz w:val="28"/>
@@ -6301,8 +6127,8 @@
         <w:spacing w:line="360" w:lineRule="auto"/>
         <w:jc w:val="both"/>
         <w:rPr>
-          <w:b w:val="1"/>
-          <w:bCs w:val="1"/>
+          <w:b/>
+          <w:bCs/>
           <w:color w:val="000000"/>
           <w:sz w:val="24"/>
           <w:szCs w:val="24"/>
@@ -6310,7 +6136,7 @@
       </w:pPr>
       <w:r>
         <w:rPr>
-          <w:color w:val="000000" w:themeColor="text1" w:themeTint="FF" w:themeShade="FF"/>
+          <w:color w:val="000000" w:themeColor="text1"/>
           <w:sz w:val="24"/>
           <w:szCs w:val="24"/>
         </w:rPr>
@@ -6318,12 +6144,22 @@
       </w:r>
       <w:r>
         <w:rPr>
-          <w:color w:val="000000" w:themeColor="text1" w:themeTint="FF" w:themeShade="FF"/>
+          <w:color w:val="000000" w:themeColor="text1"/>
           <w:sz w:val="24"/>
           <w:szCs w:val="24"/>
           <w:lang w:val="es-EC"/>
         </w:rPr>
-        <w:t>asegurando el cumplimiento de los estándares académicos y el rigor científico. Revisar el avance de la documentación y verificar la correcta aplicación de la arquitectura de software (MVC) y los patrones de diseño seleccionados.</w:t>
+        <w:t xml:space="preserve">asegurando el cumplimiento de los estándares académicos y el rigor científico. Revisar el avance de la </w:t>
+      </w:r>
+      <w:r>
+        <w:rPr>
+          <w:color w:val="000000" w:themeColor="text1"/>
+          <w:sz w:val="24"/>
+          <w:szCs w:val="24"/>
+          <w:lang w:val="es-EC"/>
+        </w:rPr>
+        <w:lastRenderedPageBreak/>
+        <w:t>documentación y verificar la correcta aplicación de la arquitectura de software (MVC) y los patrones de diseño seleccionados.</w:t>
       </w:r>
     </w:p>
     <w:p>
@@ -6339,33 +6175,33 @@
         <w:spacing w:line="360" w:lineRule="auto"/>
         <w:jc w:val="both"/>
         <w:rPr>
-          <w:b w:val="1"/>
-          <w:bCs w:val="1"/>
-          <w:color w:val="000000"/>
-          <w:sz w:val="24"/>
-          <w:szCs w:val="24"/>
-        </w:rPr>
-      </w:pPr>
-      <w:r>
-        <w:rPr>
-          <w:color w:val="000000" w:themeColor="text1" w:themeTint="FF" w:themeShade="FF"/>
-          <w:sz w:val="24"/>
-          <w:szCs w:val="24"/>
-          <w:lang w:val="es-EC"/>
-        </w:rPr>
-        <w:t>Reportar cualquier error o defecto en la documentación a los desarrolladores para una corrección inmediata</w:t>
-      </w:r>
-    </w:p>
-    <w:p>
-      <w:pPr>
-        <w:pStyle w:val="Ttulo3"/>
-        <w:rPr>
           <w:b/>
           <w:bCs/>
-        </w:rPr>
-      </w:pPr>
-      <w:bookmarkStart w:name="_heading=h.3j2qqm3" w:colFirst="0" w:colLast="0" w:id="32"/>
-      <w:bookmarkStart w:name="_Toc216289811" w:id="33"/>
+          <w:color w:val="000000"/>
+          <w:sz w:val="24"/>
+          <w:szCs w:val="24"/>
+        </w:rPr>
+      </w:pPr>
+      <w:r>
+        <w:rPr>
+          <w:color w:val="000000" w:themeColor="text1"/>
+          <w:sz w:val="24"/>
+          <w:szCs w:val="24"/>
+          <w:lang w:val="es-EC"/>
+        </w:rPr>
+        <w:t>Reportar cualquier error o defecto en la documentación a los desarrolladores para una corrección inmediata</w:t>
+      </w:r>
+    </w:p>
+    <w:p>
+      <w:pPr>
+        <w:pStyle w:val="Ttulo3"/>
+        <w:rPr>
+          <w:b/>
+          <w:bCs/>
+        </w:rPr>
+      </w:pPr>
+      <w:bookmarkStart w:id="32" w:name="_heading=h.3j2qqm3" w:colFirst="0" w:colLast="0"/>
+      <w:bookmarkStart w:id="33" w:name="_Toc216289811"/>
       <w:bookmarkEnd w:id="32"/>
       <w:r>
         <w:rPr>
@@ -6430,30 +6266,12 @@
       </w:pPr>
       <w:r>
         <w:rPr>
-          <w:color w:val="000000" w:themeColor="text1" w:themeTint="FF" w:themeShade="FF"/>
+          <w:color w:val="000000" w:themeColor="text1"/>
           <w:sz w:val="24"/>
           <w:szCs w:val="24"/>
           <w:lang w:val="es-EC"/>
         </w:rPr>
-        <w:t xml:space="preserve">Levantamiento de requisitos del sistema con los </w:t>
-      </w:r>
-      <w:r>
-        <w:rPr>
-          <w:color w:val="000000" w:themeColor="text1" w:themeTint="FF" w:themeShade="FF"/>
-          <w:sz w:val="24"/>
-          <w:szCs w:val="24"/>
-          <w:lang w:val="es-EC"/>
-        </w:rPr>
-        <w:t>stakeholders</w:t>
-      </w:r>
-      <w:r>
-        <w:rPr>
-          <w:color w:val="000000" w:themeColor="text1" w:themeTint="FF" w:themeShade="FF"/>
-          <w:sz w:val="24"/>
-          <w:szCs w:val="24"/>
-          <w:lang w:val="es-EC"/>
-        </w:rPr>
-        <w:t>.</w:t>
+        <w:t>Levantamiento de requisitos del sistema con los stakeholders.</w:t>
       </w:r>
     </w:p>
     <w:p>
@@ -6475,7 +6293,7 @@
       </w:pPr>
       <w:r>
         <w:rPr>
-          <w:color w:val="000000" w:themeColor="text1" w:themeTint="FF" w:themeShade="FF"/>
+          <w:color w:val="000000" w:themeColor="text1"/>
           <w:sz w:val="24"/>
           <w:szCs w:val="24"/>
           <w:lang w:val="es-EC"/>
@@ -6502,7 +6320,7 @@
       </w:pPr>
       <w:r>
         <w:rPr>
-          <w:color w:val="000000" w:themeColor="text1" w:themeTint="FF" w:themeShade="FF"/>
+          <w:color w:val="000000" w:themeColor="text1"/>
           <w:sz w:val="24"/>
           <w:szCs w:val="24"/>
           <w:lang w:val="es-EC"/>
@@ -6529,48 +6347,12 @@
       </w:pPr>
       <w:r>
         <w:rPr>
-          <w:color w:val="000000" w:themeColor="text1" w:themeTint="FF" w:themeShade="FF"/>
+          <w:color w:val="000000" w:themeColor="text1"/>
           <w:sz w:val="24"/>
           <w:szCs w:val="24"/>
           <w:lang w:val="es-EC"/>
         </w:rPr>
-        <w:t xml:space="preserve">Codificación del </w:t>
-      </w:r>
-      <w:r>
-        <w:rPr>
-          <w:color w:val="000000" w:themeColor="text1" w:themeTint="FF" w:themeShade="FF"/>
-          <w:sz w:val="24"/>
-          <w:szCs w:val="24"/>
-          <w:lang w:val="es-EC"/>
-        </w:rPr>
-        <w:t>frontend</w:t>
-      </w:r>
-      <w:r>
-        <w:rPr>
-          <w:color w:val="000000" w:themeColor="text1" w:themeTint="FF" w:themeShade="FF"/>
-          <w:sz w:val="24"/>
-          <w:szCs w:val="24"/>
-          <w:lang w:val="es-EC"/>
-        </w:rPr>
-        <w:t xml:space="preserve"> con </w:t>
-      </w:r>
-      <w:r>
-        <w:rPr>
-          <w:color w:val="000000" w:themeColor="text1" w:themeTint="FF" w:themeShade="FF"/>
-          <w:sz w:val="24"/>
-          <w:szCs w:val="24"/>
-          <w:lang w:val="es-EC"/>
-        </w:rPr>
-        <w:t>React</w:t>
-      </w:r>
-      <w:r>
-        <w:rPr>
-          <w:color w:val="000000" w:themeColor="text1" w:themeTint="FF" w:themeShade="FF"/>
-          <w:sz w:val="24"/>
-          <w:szCs w:val="24"/>
-          <w:lang w:val="es-EC"/>
-        </w:rPr>
-        <w:t xml:space="preserve"> + Vite </w:t>
+        <w:t xml:space="preserve">Codificación del frontend con React + Vite </w:t>
       </w:r>
     </w:p>
     <w:p>
@@ -6592,57 +6374,12 @@
       </w:pPr>
       <w:r>
         <w:rPr>
-          <w:color w:val="000000" w:themeColor="text1" w:themeTint="FF" w:themeShade="FF"/>
+          <w:color w:val="000000" w:themeColor="text1"/>
           <w:sz w:val="24"/>
           <w:szCs w:val="24"/>
           <w:lang w:val="es-EC"/>
         </w:rPr>
-        <w:t xml:space="preserve">Codificación del </w:t>
-      </w:r>
-      <w:r>
-        <w:rPr>
-          <w:color w:val="000000" w:themeColor="text1" w:themeTint="FF" w:themeShade="FF"/>
-          <w:sz w:val="24"/>
-          <w:szCs w:val="24"/>
-          <w:lang w:val="es-EC"/>
-        </w:rPr>
-        <w:t>backend</w:t>
-      </w:r>
-      <w:r>
-        <w:rPr>
-          <w:color w:val="000000" w:themeColor="text1" w:themeTint="FF" w:themeShade="FF"/>
-          <w:sz w:val="24"/>
-          <w:szCs w:val="24"/>
-          <w:lang w:val="es-EC"/>
-        </w:rPr>
-        <w:t xml:space="preserve"> con </w:t>
-      </w:r>
-      <w:r>
-        <w:rPr>
-          <w:color w:val="000000" w:themeColor="text1" w:themeTint="FF" w:themeShade="FF"/>
-          <w:sz w:val="24"/>
-          <w:szCs w:val="24"/>
-          <w:lang w:val="es-EC"/>
-        </w:rPr>
-        <w:t>NodeJS</w:t>
-      </w:r>
-      <w:r>
-        <w:rPr>
-          <w:color w:val="000000" w:themeColor="text1" w:themeTint="FF" w:themeShade="FF"/>
-          <w:sz w:val="24"/>
-          <w:szCs w:val="24"/>
-          <w:lang w:val="es-EC"/>
-        </w:rPr>
-        <w:t xml:space="preserve"> + </w:t>
-      </w:r>
-      <w:r>
-        <w:rPr>
-          <w:color w:val="000000" w:themeColor="text1" w:themeTint="FF" w:themeShade="FF"/>
-          <w:sz w:val="24"/>
-          <w:szCs w:val="24"/>
-          <w:lang w:val="es-EC"/>
-        </w:rPr>
-        <w:t>express</w:t>
+        <w:t>Codificación del backend con NodeJS + express</w:t>
       </w:r>
     </w:p>
     <w:p>
@@ -6664,7 +6401,7 @@
       </w:pPr>
       <w:r>
         <w:rPr>
-          <w:color w:val="000000" w:themeColor="text1" w:themeTint="FF" w:themeShade="FF"/>
+          <w:color w:val="000000" w:themeColor="text1"/>
           <w:sz w:val="24"/>
           <w:szCs w:val="24"/>
           <w:lang w:val="es-EC"/>
@@ -6691,7 +6428,7 @@
       </w:pPr>
       <w:r>
         <w:rPr>
-          <w:color w:val="000000" w:themeColor="text1" w:themeTint="FF" w:themeShade="FF"/>
+          <w:color w:val="000000" w:themeColor="text1"/>
           <w:sz w:val="24"/>
           <w:szCs w:val="24"/>
           <w:lang w:val="es-EC"/>
@@ -6711,8 +6448,8 @@
         </w:tabs>
         <w:spacing w:line="360" w:lineRule="auto"/>
         <w:rPr>
-          <w:b w:val="1"/>
-          <w:bCs w:val="1"/>
+          <w:b/>
+          <w:bCs/>
           <w:color w:val="000000"/>
           <w:sz w:val="24"/>
           <w:szCs w:val="24"/>
@@ -6720,7 +6457,7 @@
       </w:pPr>
       <w:r>
         <w:rPr>
-          <w:color w:val="000000" w:themeColor="text1" w:themeTint="FF" w:themeShade="FF"/>
+          <w:color w:val="000000" w:themeColor="text1"/>
           <w:sz w:val="24"/>
           <w:szCs w:val="24"/>
           <w:lang w:val="es-EC"/>
@@ -6738,8 +6475,8 @@
           <w:szCs w:val="28"/>
         </w:rPr>
       </w:pPr>
-      <w:bookmarkStart w:name="_heading=h.1y810tw" w:colFirst="0" w:colLast="0" w:id="34"/>
-      <w:bookmarkStart w:name="_Toc216289812" w:id="35"/>
+      <w:bookmarkStart w:id="34" w:name="_heading=h.1y810tw" w:colFirst="0" w:colLast="0"/>
+      <w:bookmarkStart w:id="35" w:name="_Toc216289812"/>
       <w:bookmarkEnd w:id="34"/>
       <w:r>
         <w:rPr>
@@ -6758,28 +6495,20 @@
           <w:szCs w:val="28"/>
         </w:rPr>
         <w:tab/>
-      </w:r>
-      <w:r>
+        <w:t>Tecnológica</w:t>
+      </w:r>
+      <w:bookmarkEnd w:id="35"/>
+    </w:p>
+    <w:p>
+      <w:pPr>
+        <w:pStyle w:val="Ttulo3"/>
         <w:rPr>
           <w:b/>
           <w:bCs/>
-          <w:sz w:val="28"/>
-          <w:szCs w:val="28"/>
-        </w:rPr>
-        <w:t>Tecnológica</w:t>
-      </w:r>
-      <w:bookmarkEnd w:id="35"/>
-    </w:p>
-    <w:p>
-      <w:pPr>
-        <w:pStyle w:val="Ttulo3"/>
-        <w:rPr>
-          <w:b/>
-          <w:bCs/>
-        </w:rPr>
-      </w:pPr>
-      <w:bookmarkStart w:name="_heading=h.4i7ojhp" w:colFirst="0" w:colLast="0" w:id="36"/>
-      <w:bookmarkStart w:name="_Toc216289813" w:id="37"/>
+        </w:rPr>
+      </w:pPr>
+      <w:bookmarkStart w:id="36" w:name="_heading=h.4i7ojhp" w:colFirst="0" w:colLast="0"/>
+      <w:bookmarkStart w:id="37" w:name="_Toc216289813"/>
       <w:bookmarkEnd w:id="36"/>
       <w:r>
         <w:rPr>
@@ -6814,12 +6543,12 @@
         <w:tblStyle w:val="TableNormal1"/>
         <w:tblW w:w="5000" w:type="pct"/>
         <w:tblBorders>
-          <w:top w:val="single" w:color="1F4E79" w:sz="4" w:space="0"/>
-          <w:left w:val="single" w:color="1F4E79" w:sz="4" w:space="0"/>
-          <w:bottom w:val="single" w:color="1F4E79" w:sz="4" w:space="0"/>
-          <w:right w:val="single" w:color="1F4E79" w:sz="4" w:space="0"/>
-          <w:insideH w:val="single" w:color="1F4E79" w:sz="4" w:space="0"/>
-          <w:insideV w:val="single" w:color="1F4E79" w:sz="4" w:space="0"/>
+          <w:top w:val="single" w:sz="4" w:space="0" w:color="1F4E79"/>
+          <w:left w:val="single" w:sz="4" w:space="0" w:color="1F4E79"/>
+          <w:bottom w:val="single" w:sz="4" w:space="0" w:color="1F4E79"/>
+          <w:right w:val="single" w:sz="4" w:space="0" w:color="1F4E79"/>
+          <w:insideH w:val="single" w:sz="4" w:space="0" w:color="1F4E79"/>
+          <w:insideV w:val="single" w:sz="4" w:space="0" w:color="1F4E79"/>
         </w:tblBorders>
         <w:tblLook w:val="01E0" w:firstRow="1" w:lastRow="1" w:firstColumn="1" w:lastColumn="1" w:noHBand="0" w:noVBand="0"/>
       </w:tblPr>
@@ -6836,7 +6565,7 @@
           <w:tcPr>
             <w:tcW w:w="1339" w:type="pct"/>
             <w:tcBorders>
-              <w:bottom w:val="single" w:color="000000" w:sz="4" w:space="0"/>
+              <w:bottom w:val="single" w:sz="4" w:space="0" w:color="000000"/>
             </w:tcBorders>
             <w:shd w:val="clear" w:color="auto" w:fill="2D74B5"/>
           </w:tcPr>
@@ -6853,7 +6582,7 @@
           <w:tcPr>
             <w:tcW w:w="2139" w:type="pct"/>
             <w:tcBorders>
-              <w:bottom w:val="single" w:color="000000" w:sz="4" w:space="0"/>
+              <w:bottom w:val="single" w:sz="4" w:space="0" w:color="000000"/>
             </w:tcBorders>
             <w:shd w:val="clear" w:color="auto" w:fill="2D74B5"/>
           </w:tcPr>
@@ -6889,7 +6618,7 @@
           <w:tcPr>
             <w:tcW w:w="1522" w:type="pct"/>
             <w:tcBorders>
-              <w:bottom w:val="single" w:color="000000" w:sz="4" w:space="0"/>
+              <w:bottom w:val="single" w:sz="4" w:space="0" w:color="000000"/>
             </w:tcBorders>
             <w:shd w:val="clear" w:color="auto" w:fill="2D74B5"/>
           </w:tcPr>
@@ -6917,7 +6646,7 @@
           <w:tcPr>
             <w:tcW w:w="1339" w:type="pct"/>
             <w:tcBorders>
-              <w:top w:val="single" w:color="000000" w:sz="4" w:space="0"/>
+              <w:top w:val="single" w:sz="4" w:space="0" w:color="000000"/>
             </w:tcBorders>
           </w:tcPr>
           <w:p>
@@ -6955,7 +6684,7 @@
           <w:tcPr>
             <w:tcW w:w="2139" w:type="pct"/>
             <w:tcBorders>
-              <w:top w:val="single" w:color="000000" w:sz="4" w:space="0"/>
+              <w:top w:val="single" w:sz="4" w:space="0" w:color="000000"/>
             </w:tcBorders>
           </w:tcPr>
           <w:p>
@@ -7002,7 +6731,7 @@
           <w:tcPr>
             <w:tcW w:w="1522" w:type="pct"/>
             <w:tcBorders>
-              <w:top w:val="single" w:color="000000" w:sz="4" w:space="0"/>
+              <w:top w:val="single" w:sz="4" w:space="0" w:color="000000"/>
             </w:tcBorders>
           </w:tcPr>
           <w:p>
@@ -7158,7 +6887,7 @@
         </w:tabs>
         <w:spacing w:after="0" w:line="360" w:lineRule="auto"/>
         <w:rPr>
-          <w:rFonts w:ascii="Arial" w:hAnsi="Arial" w:eastAsia="Arial" w:cs="Arial"/>
+          <w:rFonts w:ascii="Arial" w:eastAsia="Arial" w:hAnsi="Arial" w:cs="Arial"/>
           <w:b/>
           <w:color w:val="000000"/>
           <w:sz w:val="28"/>
@@ -7173,7 +6902,7 @@
         </w:tabs>
         <w:spacing w:after="0" w:line="360" w:lineRule="auto"/>
         <w:rPr>
-          <w:rFonts w:ascii="Arial" w:hAnsi="Arial" w:eastAsia="Arial" w:cs="Arial"/>
+          <w:rFonts w:ascii="Arial" w:eastAsia="Arial" w:hAnsi="Arial" w:cs="Arial"/>
           <w:bCs/>
           <w:color w:val="000000"/>
           <w:sz w:val="28"/>
@@ -7182,7 +6911,7 @@
       </w:pPr>
       <w:r>
         <w:rPr>
-          <w:rFonts w:ascii="Arial" w:hAnsi="Arial" w:eastAsia="Arial" w:cs="Arial"/>
+          <w:rFonts w:ascii="Arial" w:eastAsia="Arial" w:hAnsi="Arial" w:cs="Arial"/>
           <w:bCs/>
           <w:color w:val="000000"/>
           <w:sz w:val="28"/>
@@ -7199,8 +6928,8 @@
           <w:bCs/>
         </w:rPr>
       </w:pPr>
-      <w:bookmarkStart w:name="_heading=h.2xcytpi" w:colFirst="0" w:colLast="0" w:id="38"/>
-      <w:bookmarkStart w:name="_Toc216289814" w:id="39"/>
+      <w:bookmarkStart w:id="38" w:name="_heading=h.2xcytpi" w:colFirst="0" w:colLast="0"/>
+      <w:bookmarkStart w:id="39" w:name="_Toc216289814"/>
       <w:bookmarkEnd w:id="38"/>
       <w:r>
         <w:rPr>
@@ -7234,7 +6963,16 @@
           <w:sz w:val="24"/>
           <w:szCs w:val="24"/>
         </w:rPr>
-        <w:t>En cuanto al software, se ha optado por un entorno de desarrollo basado en JavaScript. Visual Studio Code actúa como el editor principal debido a su compatibilidad nativa con este lenguaje y su ecosistema de extensiones. El despliegue se gestionará mediante servicios en la nube (Render) y contenedores (Docker), herramientas que, aunque requieren conocimientos técnicos específicos, son estándares en la industria y cuentan con documentación extensa, garantizando la sostenibilidad tecnológica del proyecto.</w:t>
+        <w:t xml:space="preserve">En cuanto al software, se ha optado por un entorno de desarrollo basado en JavaScript. Visual Studio Code actúa como el editor principal debido a su compatibilidad nativa con este lenguaje y su ecosistema de extensiones. El </w:t>
+      </w:r>
+      <w:r>
+        <w:rPr>
+          <w:rFonts w:ascii="Arial" w:hAnsi="Arial" w:cs="Arial"/>
+          <w:sz w:val="24"/>
+          <w:szCs w:val="24"/>
+        </w:rPr>
+        <w:lastRenderedPageBreak/>
+        <w:t>despliegue se gestionará mediante servicios en la nube (Render) y contenedores (Docker), herramientas que, aunque requieren conocimientos técnicos específicos, son estándares en la industria y cuentan con documentación extensa, garantizando la sostenibilidad tecnológica del proyecto.</w:t>
       </w:r>
     </w:p>
     <w:tbl>
@@ -7242,12 +6980,12 @@
         <w:tblStyle w:val="TableNormal1"/>
         <w:tblW w:w="5000" w:type="pct"/>
         <w:tblBorders>
-          <w:top w:val="single" w:color="1F4E79" w:sz="4" w:space="0"/>
-          <w:left w:val="single" w:color="1F4E79" w:sz="4" w:space="0"/>
-          <w:bottom w:val="single" w:color="1F4E79" w:sz="4" w:space="0"/>
-          <w:right w:val="single" w:color="1F4E79" w:sz="4" w:space="0"/>
-          <w:insideH w:val="single" w:color="1F4E79" w:sz="4" w:space="0"/>
-          <w:insideV w:val="single" w:color="1F4E79" w:sz="4" w:space="0"/>
+          <w:top w:val="single" w:sz="4" w:space="0" w:color="1F4E79"/>
+          <w:left w:val="single" w:sz="4" w:space="0" w:color="1F4E79"/>
+          <w:bottom w:val="single" w:sz="4" w:space="0" w:color="1F4E79"/>
+          <w:right w:val="single" w:sz="4" w:space="0" w:color="1F4E79"/>
+          <w:insideH w:val="single" w:sz="4" w:space="0" w:color="1F4E79"/>
+          <w:insideV w:val="single" w:sz="4" w:space="0" w:color="1F4E79"/>
         </w:tblBorders>
         <w:tblLook w:val="01E0" w:firstRow="1" w:lastRow="1" w:firstColumn="1" w:lastColumn="1" w:noHBand="0" w:noVBand="0"/>
       </w:tblPr>
@@ -7264,7 +7002,7 @@
           <w:tcPr>
             <w:tcW w:w="1339" w:type="pct"/>
             <w:tcBorders>
-              <w:bottom w:val="single" w:color="000000" w:sz="4" w:space="0"/>
+              <w:bottom w:val="single" w:sz="4" w:space="0" w:color="000000"/>
             </w:tcBorders>
             <w:shd w:val="clear" w:color="auto" w:fill="2D74B5"/>
           </w:tcPr>
@@ -7281,7 +7019,7 @@
           <w:tcPr>
             <w:tcW w:w="2139" w:type="pct"/>
             <w:tcBorders>
-              <w:bottom w:val="single" w:color="000000" w:sz="4" w:space="0"/>
+              <w:bottom w:val="single" w:sz="4" w:space="0" w:color="000000"/>
             </w:tcBorders>
             <w:shd w:val="clear" w:color="auto" w:fill="2D74B5"/>
           </w:tcPr>
@@ -7316,7 +7054,7 @@
           <w:tcPr>
             <w:tcW w:w="1522" w:type="pct"/>
             <w:tcBorders>
-              <w:bottom w:val="single" w:color="000000" w:sz="4" w:space="0"/>
+              <w:bottom w:val="single" w:sz="4" w:space="0" w:color="000000"/>
             </w:tcBorders>
             <w:shd w:val="clear" w:color="auto" w:fill="2D74B5"/>
           </w:tcPr>
@@ -7344,7 +7082,7 @@
           <w:tcPr>
             <w:tcW w:w="1339" w:type="pct"/>
             <w:tcBorders>
-              <w:top w:val="single" w:color="000000" w:sz="4" w:space="0"/>
+              <w:top w:val="single" w:sz="4" w:space="0" w:color="000000"/>
             </w:tcBorders>
           </w:tcPr>
           <w:p>
@@ -7383,7 +7121,7 @@
           <w:tcPr>
             <w:tcW w:w="2139" w:type="pct"/>
             <w:tcBorders>
-              <w:top w:val="single" w:color="000000" w:sz="4" w:space="0"/>
+              <w:top w:val="single" w:sz="4" w:space="0" w:color="000000"/>
             </w:tcBorders>
           </w:tcPr>
           <w:p>
@@ -7479,7 +7217,7 @@
           <w:tcPr>
             <w:tcW w:w="1522" w:type="pct"/>
             <w:tcBorders>
-              <w:top w:val="single" w:color="000000" w:sz="4" w:space="0"/>
+              <w:top w:val="single" w:sz="4" w:space="0" w:color="000000"/>
             </w:tcBorders>
           </w:tcPr>
           <w:p>
@@ -7612,7 +7350,7 @@
         </w:tabs>
         <w:spacing w:after="0" w:line="360" w:lineRule="auto"/>
         <w:rPr>
-          <w:rFonts w:ascii="Arial" w:hAnsi="Arial" w:eastAsia="Arial" w:cs="Arial"/>
+          <w:rFonts w:ascii="Arial" w:eastAsia="Arial" w:hAnsi="Arial" w:cs="Arial"/>
           <w:bCs/>
           <w:color w:val="000000"/>
           <w:sz w:val="28"/>
@@ -7621,8 +7359,8 @@
       </w:pPr>
       <w:r>
         <w:rPr>
-          <w:rFonts w:ascii="Arial" w:hAnsi="Arial" w:eastAsia="Arial" w:cs="Arial"/>
-          <w:color w:val="000000" w:themeColor="text1" w:themeTint="FF" w:themeShade="FF"/>
+          <w:rFonts w:ascii="Arial" w:eastAsia="Arial" w:hAnsi="Arial" w:cs="Arial"/>
+          <w:color w:val="000000" w:themeColor="text1"/>
           <w:sz w:val="28"/>
           <w:szCs w:val="28"/>
         </w:rPr>
@@ -7639,7 +7377,7 @@
           <w:szCs w:val="36"/>
         </w:rPr>
       </w:pPr>
-      <w:bookmarkStart w:name="_Toc216289815" w:id="40"/>
+      <w:bookmarkStart w:id="40" w:name="_Toc216289815"/>
       <w:r>
         <w:rPr>
           <w:b/>
@@ -7672,11 +7410,11 @@
           <w:szCs w:val="28"/>
         </w:rPr>
       </w:pPr>
-      <w:bookmarkStart w:name="_Toc216289816" w:id="41"/>
-      <w:r>
-        <w:rPr>
-          <w:b w:val="1"/>
-          <w:bCs w:val="1"/>
+      <w:bookmarkStart w:id="41" w:name="_Toc216289816"/>
+      <w:r>
+        <w:rPr>
+          <w:b/>
+          <w:bCs/>
           <w:sz w:val="28"/>
           <w:szCs w:val="28"/>
         </w:rPr>
@@ -7686,11 +7424,10 @@
     </w:p>
     <w:p>
       <w:pPr>
-        <w:spacing w:before="240" w:beforeAutospacing="off" w:after="240" w:afterAutospacing="off"/>
+        <w:spacing w:before="240" w:after="240"/>
         <w:jc w:val="both"/>
         <w:rPr>
-          <w:rFonts w:ascii="Arial" w:hAnsi="Arial" w:eastAsia="Arial" w:cs="Arial"/>
-          <w:noProof w:val="0"/>
+          <w:rFonts w:ascii="Arial" w:eastAsia="Arial" w:hAnsi="Arial" w:cs="Arial"/>
           <w:sz w:val="24"/>
           <w:szCs w:val="24"/>
           <w:lang w:val="es"/>
@@ -7698,8 +7435,7 @@
       </w:pPr>
       <w:r>
         <w:rPr>
-          <w:rFonts w:ascii="Arial" w:hAnsi="Arial" w:eastAsia="Arial" w:cs="Arial"/>
-          <w:noProof w:val="0"/>
+          <w:rFonts w:ascii="Arial" w:eastAsia="Arial" w:hAnsi="Arial" w:cs="Arial"/>
           <w:sz w:val="24"/>
           <w:szCs w:val="24"/>
           <w:lang w:val="es"/>
@@ -7708,8 +7444,7 @@
       </w:r>
       <w:r>
         <w:rPr>
-          <w:rFonts w:ascii="Arial" w:hAnsi="Arial" w:eastAsia="Arial" w:cs="Arial"/>
-          <w:noProof w:val="0"/>
+          <w:rFonts w:ascii="Arial" w:eastAsia="Arial" w:hAnsi="Arial" w:cs="Arial"/>
           <w:sz w:val="24"/>
           <w:szCs w:val="24"/>
           <w:lang w:val="es"/>
@@ -7718,8 +7453,7 @@
       </w:r>
       <w:r>
         <w:rPr>
-          <w:rFonts w:ascii="Arial" w:hAnsi="Arial" w:eastAsia="Arial" w:cs="Arial"/>
-          <w:noProof w:val="0"/>
+          <w:rFonts w:ascii="Arial" w:eastAsia="Arial" w:hAnsi="Arial" w:cs="Arial"/>
           <w:sz w:val="24"/>
           <w:szCs w:val="24"/>
           <w:lang w:val="es"/>
@@ -7728,8 +7462,7 @@
       </w:r>
       <w:r>
         <w:rPr>
-          <w:rFonts w:ascii="Arial" w:hAnsi="Arial" w:eastAsia="Arial" w:cs="Arial"/>
-          <w:noProof w:val="0"/>
+          <w:rFonts w:ascii="Arial" w:eastAsia="Arial" w:hAnsi="Arial" w:cs="Arial"/>
           <w:sz w:val="24"/>
           <w:szCs w:val="24"/>
           <w:lang w:val="es"/>
@@ -7738,8 +7471,7 @@
       </w:r>
       <w:r>
         <w:rPr>
-          <w:rFonts w:ascii="Arial" w:hAnsi="Arial" w:eastAsia="Arial" w:cs="Arial"/>
-          <w:noProof w:val="0"/>
+          <w:rFonts w:ascii="Arial" w:eastAsia="Arial" w:hAnsi="Arial" w:cs="Arial"/>
           <w:sz w:val="24"/>
           <w:szCs w:val="24"/>
           <w:lang w:val="es"/>
@@ -7748,8 +7480,7 @@
       </w:r>
       <w:r>
         <w:rPr>
-          <w:rFonts w:ascii="Arial" w:hAnsi="Arial" w:eastAsia="Arial" w:cs="Arial"/>
-          <w:noProof w:val="0"/>
+          <w:rFonts w:ascii="Arial" w:eastAsia="Arial" w:hAnsi="Arial" w:cs="Arial"/>
           <w:sz w:val="24"/>
           <w:szCs w:val="24"/>
           <w:lang w:val="es"/>
@@ -7758,8 +7489,7 @@
       </w:r>
       <w:r>
         <w:rPr>
-          <w:rFonts w:ascii="Arial" w:hAnsi="Arial" w:eastAsia="Arial" w:cs="Arial"/>
-          <w:noProof w:val="0"/>
+          <w:rFonts w:ascii="Arial" w:eastAsia="Arial" w:hAnsi="Arial" w:cs="Arial"/>
           <w:sz w:val="24"/>
           <w:szCs w:val="24"/>
           <w:lang w:val="es"/>
@@ -7769,11 +7499,10 @@
     </w:p>
     <w:p>
       <w:pPr>
-        <w:spacing w:before="240" w:beforeAutospacing="off" w:after="240" w:afterAutospacing="off"/>
+        <w:spacing w:before="240" w:after="240"/>
         <w:jc w:val="both"/>
         <w:rPr>
-          <w:rFonts w:ascii="Arial" w:hAnsi="Arial" w:eastAsia="Arial" w:cs="Arial"/>
-          <w:noProof w:val="0"/>
+          <w:rFonts w:ascii="Arial" w:eastAsia="Arial" w:hAnsi="Arial" w:cs="Arial"/>
           <w:sz w:val="24"/>
           <w:szCs w:val="24"/>
           <w:lang w:val="es-ES"/>
@@ -7781,8 +7510,7 @@
       </w:pPr>
       <w:r>
         <w:rPr>
-          <w:rFonts w:ascii="Arial" w:hAnsi="Arial" w:eastAsia="Arial" w:cs="Arial"/>
-          <w:noProof w:val="0"/>
+          <w:rFonts w:ascii="Arial" w:eastAsia="Arial" w:hAnsi="Arial" w:cs="Arial"/>
           <w:sz w:val="24"/>
           <w:szCs w:val="24"/>
           <w:lang w:val="es-ES"/>
@@ -7791,8 +7519,7 @@
       </w:r>
       <w:r>
         <w:rPr>
-          <w:rFonts w:ascii="Arial" w:hAnsi="Arial" w:eastAsia="Arial" w:cs="Arial"/>
-          <w:noProof w:val="0"/>
+          <w:rFonts w:ascii="Arial" w:eastAsia="Arial" w:hAnsi="Arial" w:cs="Arial"/>
           <w:sz w:val="24"/>
           <w:szCs w:val="24"/>
           <w:lang w:val="es-ES"/>
@@ -7801,8 +7528,7 @@
       </w:r>
       <w:r>
         <w:rPr>
-          <w:rFonts w:ascii="Arial" w:hAnsi="Arial" w:eastAsia="Arial" w:cs="Arial"/>
-          <w:noProof w:val="0"/>
+          <w:rFonts w:ascii="Arial" w:eastAsia="Arial" w:hAnsi="Arial" w:cs="Arial"/>
           <w:sz w:val="24"/>
           <w:szCs w:val="24"/>
           <w:lang w:val="es-ES"/>
@@ -7811,8 +7537,7 @@
       </w:r>
       <w:r>
         <w:rPr>
-          <w:rFonts w:ascii="Arial" w:hAnsi="Arial" w:eastAsia="Arial" w:cs="Arial"/>
-          <w:noProof w:val="0"/>
+          <w:rFonts w:ascii="Arial" w:eastAsia="Arial" w:hAnsi="Arial" w:cs="Arial"/>
           <w:sz w:val="24"/>
           <w:szCs w:val="24"/>
           <w:lang w:val="es-ES"/>
@@ -7822,11 +7547,10 @@
     </w:p>
     <w:p>
       <w:pPr>
-        <w:spacing w:before="240" w:beforeAutospacing="off" w:after="240" w:afterAutospacing="off"/>
+        <w:spacing w:before="240" w:after="240"/>
         <w:jc w:val="both"/>
         <w:rPr>
-          <w:rFonts w:ascii="Arial" w:hAnsi="Arial" w:eastAsia="Arial" w:cs="Arial"/>
-          <w:noProof w:val="0"/>
+          <w:rFonts w:ascii="Arial" w:eastAsia="Arial" w:hAnsi="Arial" w:cs="Arial"/>
           <w:sz w:val="24"/>
           <w:szCs w:val="24"/>
           <w:lang w:val="es"/>
@@ -7834,8 +7558,7 @@
       </w:pPr>
       <w:r>
         <w:rPr>
-          <w:rFonts w:ascii="Arial" w:hAnsi="Arial" w:eastAsia="Arial" w:cs="Arial"/>
-          <w:noProof w:val="0"/>
+          <w:rFonts w:ascii="Arial" w:eastAsia="Arial" w:hAnsi="Arial" w:cs="Arial"/>
           <w:sz w:val="24"/>
           <w:szCs w:val="24"/>
           <w:lang w:val="es"/>
@@ -7844,8 +7567,7 @@
       </w:r>
       <w:r>
         <w:rPr>
-          <w:rFonts w:ascii="Arial" w:hAnsi="Arial" w:eastAsia="Arial" w:cs="Arial"/>
-          <w:noProof w:val="0"/>
+          <w:rFonts w:ascii="Arial" w:eastAsia="Arial" w:hAnsi="Arial" w:cs="Arial"/>
           <w:sz w:val="24"/>
           <w:szCs w:val="24"/>
           <w:lang w:val="es"/>
@@ -7854,8 +7576,7 @@
       </w:r>
       <w:r>
         <w:rPr>
-          <w:rFonts w:ascii="Arial" w:hAnsi="Arial" w:eastAsia="Arial" w:cs="Arial"/>
-          <w:noProof w:val="0"/>
+          <w:rFonts w:ascii="Arial" w:eastAsia="Arial" w:hAnsi="Arial" w:cs="Arial"/>
           <w:sz w:val="24"/>
           <w:szCs w:val="24"/>
           <w:lang w:val="es"/>
@@ -7864,8 +7585,7 @@
       </w:r>
       <w:r>
         <w:rPr>
-          <w:rFonts w:ascii="Arial" w:hAnsi="Arial" w:eastAsia="Arial" w:cs="Arial"/>
-          <w:noProof w:val="0"/>
+          <w:rFonts w:ascii="Arial" w:eastAsia="Arial" w:hAnsi="Arial" w:cs="Arial"/>
           <w:sz w:val="24"/>
           <w:szCs w:val="24"/>
           <w:lang w:val="es"/>
@@ -7874,8 +7594,7 @@
       </w:r>
       <w:r>
         <w:rPr>
-          <w:rFonts w:ascii="Arial" w:hAnsi="Arial" w:eastAsia="Arial" w:cs="Arial"/>
-          <w:noProof w:val="0"/>
+          <w:rFonts w:ascii="Arial" w:eastAsia="Arial" w:hAnsi="Arial" w:cs="Arial"/>
           <w:sz w:val="24"/>
           <w:szCs w:val="24"/>
           <w:lang w:val="es"/>
@@ -7884,8 +7603,7 @@
       </w:r>
       <w:r>
         <w:rPr>
-          <w:rFonts w:ascii="Arial" w:hAnsi="Arial" w:eastAsia="Arial" w:cs="Arial"/>
-          <w:noProof w:val="0"/>
+          <w:rFonts w:ascii="Arial" w:eastAsia="Arial" w:hAnsi="Arial" w:cs="Arial"/>
           <w:sz w:val="24"/>
           <w:szCs w:val="24"/>
           <w:lang w:val="es"/>
@@ -7894,8 +7612,7 @@
       </w:r>
       <w:r>
         <w:rPr>
-          <w:rFonts w:ascii="Arial" w:hAnsi="Arial" w:eastAsia="Arial" w:cs="Arial"/>
-          <w:noProof w:val="0"/>
+          <w:rFonts w:ascii="Arial" w:eastAsia="Arial" w:hAnsi="Arial" w:cs="Arial"/>
           <w:sz w:val="24"/>
           <w:szCs w:val="24"/>
           <w:lang w:val="es"/>
@@ -7907,7 +7624,7 @@
       <w:pPr>
         <w:jc w:val="both"/>
         <w:rPr>
-          <w:rFonts w:ascii="Arial" w:hAnsi="Arial" w:eastAsia="Arial" w:cs="Arial"/>
+          <w:rFonts w:ascii="Arial" w:eastAsia="Arial" w:hAnsi="Arial" w:cs="Arial"/>
           <w:sz w:val="24"/>
           <w:szCs w:val="24"/>
           <w:lang w:val="es"/>
@@ -7926,7 +7643,7 @@
           <w:szCs w:val="28"/>
         </w:rPr>
       </w:pPr>
-      <w:bookmarkStart w:name="_Toc216289817" w:id="42"/>
+      <w:bookmarkStart w:id="42" w:name="_Toc216289817"/>
       <w:r>
         <w:rPr>
           <w:b/>
@@ -7939,179 +7656,87 @@
     </w:p>
     <w:p>
       <w:pPr>
-        <w:spacing w:before="240" w:beforeAutospacing="off" w:after="240" w:afterAutospacing="off" w:line="360" w:lineRule="auto"/>
+        <w:spacing w:before="240" w:after="240" w:line="360" w:lineRule="auto"/>
         <w:jc w:val="both"/>
         <w:rPr>
-          <w:rFonts w:ascii="Arial" w:hAnsi="Arial" w:eastAsia="Arial" w:cs="Arial"/>
-          <w:sz w:val="24"/>
-          <w:szCs w:val="24"/>
-        </w:rPr>
-      </w:pPr>
-      <w:r>
-        <w:rPr>
-          <w:rFonts w:ascii="Arial" w:hAnsi="Arial" w:eastAsia="Arial" w:cs="Arial"/>
-          <w:noProof w:val="0"/>
-          <w:sz w:val="24"/>
-          <w:szCs w:val="24"/>
-          <w:lang w:val="es-EC"/>
-        </w:rPr>
-        <w:t xml:space="preserve">Se recomienda establecer un plan de mantenimiento preventivo y escalabilidad para el software, considerando la posibilidad de que el volumen de dispositivos y usuarios aumente a mediano plazo. Es crucial que el código se mantenga bajo estándares de arquitectura limpia (como MVC o </w:t>
-      </w:r>
-      <w:r>
-        <w:rPr>
-          <w:rFonts w:ascii="Arial" w:hAnsi="Arial" w:eastAsia="Arial" w:cs="Arial"/>
-          <w:noProof w:val="0"/>
-          <w:sz w:val="24"/>
-          <w:szCs w:val="24"/>
-          <w:lang w:val="es-EC"/>
-        </w:rPr>
-        <w:t>Clean</w:t>
-      </w:r>
-      <w:r>
-        <w:rPr>
-          <w:rFonts w:ascii="Arial" w:hAnsi="Arial" w:eastAsia="Arial" w:cs="Arial"/>
-          <w:noProof w:val="0"/>
-          <w:sz w:val="24"/>
-          <w:szCs w:val="24"/>
-          <w:lang w:val="es-EC"/>
-        </w:rPr>
-        <w:t xml:space="preserve"> </w:t>
-      </w:r>
-      <w:r>
-        <w:rPr>
-          <w:rFonts w:ascii="Arial" w:hAnsi="Arial" w:eastAsia="Arial" w:cs="Arial"/>
-          <w:noProof w:val="0"/>
-          <w:sz w:val="24"/>
-          <w:szCs w:val="24"/>
-          <w:lang w:val="es-EC"/>
-        </w:rPr>
-        <w:t>Architecture</w:t>
-      </w:r>
-      <w:r>
-        <w:rPr>
-          <w:rFonts w:ascii="Arial" w:hAnsi="Arial" w:eastAsia="Arial" w:cs="Arial"/>
-          <w:noProof w:val="0"/>
-          <w:sz w:val="24"/>
-          <w:szCs w:val="24"/>
-          <w:lang w:val="es-EC"/>
-        </w:rPr>
-        <w:t>) y que la base de datos se monitoree regularmente para optimizar las consultas. Esto asegurará que el sistema no sufra degradación en su rendimiento a medida que el histórico de préstamos crezca con el paso del tiempo.</w:t>
-      </w:r>
-    </w:p>
-    <w:p>
-      <w:pPr>
-        <w:spacing w:before="240" w:beforeAutospacing="off" w:after="240" w:afterAutospacing="off" w:line="360" w:lineRule="auto"/>
+          <w:rFonts w:ascii="Arial" w:eastAsia="Arial" w:hAnsi="Arial" w:cs="Arial"/>
+          <w:sz w:val="24"/>
+          <w:szCs w:val="24"/>
+        </w:rPr>
+      </w:pPr>
+      <w:r>
+        <w:rPr>
+          <w:rFonts w:ascii="Arial" w:eastAsia="Arial" w:hAnsi="Arial" w:cs="Arial"/>
+          <w:sz w:val="24"/>
+          <w:szCs w:val="24"/>
+        </w:rPr>
+        <w:t>Se recomienda establecer un plan de mantenimiento preventivo y escalabilidad para el software, considerando la posibilidad de que el volumen de dispositivos y usuarios aumente a mediano plazo. Es crucial que el código se mantenga bajo estándares de arquitectura limpia (como MVC o Clean Architecture) y que la base de datos se monitoree regularmente para optimizar las consultas. Esto asegurará que el sistema no sufra degradación en su rendimiento a medida que el histórico de préstamos crezca con el paso del tiempo.</w:t>
+      </w:r>
+    </w:p>
+    <w:p>
+      <w:pPr>
+        <w:spacing w:before="240" w:after="240" w:line="360" w:lineRule="auto"/>
         <w:jc w:val="both"/>
         <w:rPr>
-          <w:rFonts w:ascii="Arial" w:hAnsi="Arial" w:eastAsia="Arial" w:cs="Arial"/>
-          <w:noProof w:val="0"/>
-          <w:sz w:val="24"/>
-          <w:szCs w:val="24"/>
-          <w:lang w:val="es-EC"/>
-        </w:rPr>
-      </w:pPr>
-      <w:r>
-        <w:rPr>
-          <w:rFonts w:ascii="Arial" w:hAnsi="Arial" w:eastAsia="Arial" w:cs="Arial"/>
-          <w:noProof w:val="0"/>
-          <w:sz w:val="24"/>
-          <w:szCs w:val="24"/>
-          <w:lang w:val="es-EC"/>
-        </w:rPr>
-        <w:t xml:space="preserve">Es aconsejable integrar mecanismos de notificación automática y alertas preventivas, como correos electrónicos o notificaciones </w:t>
-      </w:r>
-      <w:r>
-        <w:rPr>
-          <w:rFonts w:ascii="Arial" w:hAnsi="Arial" w:eastAsia="Arial" w:cs="Arial"/>
-          <w:noProof w:val="0"/>
-          <w:sz w:val="24"/>
-          <w:szCs w:val="24"/>
-          <w:lang w:val="es-EC"/>
-        </w:rPr>
-        <w:t>push</w:t>
-      </w:r>
-      <w:r>
-        <w:rPr>
-          <w:rFonts w:ascii="Arial" w:hAnsi="Arial" w:eastAsia="Arial" w:cs="Arial"/>
-          <w:noProof w:val="0"/>
-          <w:sz w:val="24"/>
-          <w:szCs w:val="24"/>
-          <w:lang w:val="es-EC"/>
-        </w:rPr>
-        <w:t xml:space="preserve">, para recordar a los usuarios las fechas de devolución próximas o vencidas. Esta funcionalidad proactiva reduciría significativamente la tasa de devoluciones tardías y aliviaría la carga del personal administrativo, quienes actualmente deben realizar el seguimiento de </w:t>
-      </w:r>
-      <w:r>
-        <w:rPr>
-          <w:rFonts w:ascii="Arial" w:hAnsi="Arial" w:eastAsia="Arial" w:cs="Arial"/>
-          <w:noProof w:val="0"/>
-          <w:sz w:val="24"/>
-          <w:szCs w:val="24"/>
-          <w:lang w:val="es-EC"/>
+          <w:rFonts w:ascii="Arial" w:eastAsia="Arial" w:hAnsi="Arial" w:cs="Arial"/>
+          <w:sz w:val="24"/>
+          <w:szCs w:val="24"/>
+        </w:rPr>
+      </w:pPr>
+      <w:r>
+        <w:rPr>
+          <w:rFonts w:ascii="Arial" w:eastAsia="Arial" w:hAnsi="Arial" w:cs="Arial"/>
+          <w:sz w:val="24"/>
+          <w:szCs w:val="24"/>
+        </w:rPr>
+        <w:t xml:space="preserve">Es aconsejable integrar mecanismos de notificación automática y alertas preventivas, como correos electrónicos o notificaciones push, para recordar a los usuarios las fechas de devolución próximas o vencidas. Esta funcionalidad proactiva reduciría significativamente la tasa de devoluciones tardías y aliviaría la carga del personal administrativo, quienes actualmente deben realizar el seguimiento de </w:t>
+      </w:r>
+      <w:r>
+        <w:rPr>
+          <w:rFonts w:ascii="Arial" w:eastAsia="Arial" w:hAnsi="Arial" w:cs="Arial"/>
+          <w:sz w:val="24"/>
+          <w:szCs w:val="24"/>
         </w:rPr>
         <w:t>morosos</w:t>
       </w:r>
       <w:r>
         <w:rPr>
-          <w:rFonts w:ascii="Arial" w:hAnsi="Arial" w:eastAsia="Arial" w:cs="Arial"/>
-          <w:noProof w:val="0"/>
-          <w:sz w:val="24"/>
-          <w:szCs w:val="24"/>
-          <w:lang w:val="es-EC"/>
+          <w:rFonts w:ascii="Arial" w:eastAsia="Arial" w:hAnsi="Arial" w:cs="Arial"/>
+          <w:sz w:val="24"/>
+          <w:szCs w:val="24"/>
         </w:rPr>
         <w:t xml:space="preserve"> de manera manual o reactiva.</w:t>
       </w:r>
     </w:p>
     <w:p>
       <w:pPr>
-        <w:spacing w:before="240" w:beforeAutospacing="off" w:after="240" w:afterAutospacing="off" w:line="360" w:lineRule="auto"/>
+        <w:spacing w:before="240" w:after="240" w:line="360" w:lineRule="auto"/>
         <w:jc w:val="both"/>
       </w:pPr>
       <w:r>
         <w:rPr>
-          <w:rFonts w:ascii="Arial" w:hAnsi="Arial" w:eastAsia="Arial" w:cs="Arial"/>
-          <w:noProof w:val="0"/>
-          <w:sz w:val="24"/>
-          <w:szCs w:val="24"/>
-          <w:lang w:val="es-EC"/>
-        </w:rPr>
-        <w:t>Finalmente, se sugiere incorporar un módulo de análisis de datos o "</w:t>
-      </w:r>
-      <w:r>
-        <w:rPr>
-          <w:rFonts w:ascii="Arial" w:hAnsi="Arial" w:eastAsia="Arial" w:cs="Arial"/>
-          <w:noProof w:val="0"/>
-          <w:sz w:val="24"/>
-          <w:szCs w:val="24"/>
-          <w:lang w:val="es-EC"/>
-        </w:rPr>
-        <w:t>dashboard</w:t>
-      </w:r>
-      <w:r>
-        <w:rPr>
-          <w:rFonts w:ascii="Arial" w:hAnsi="Arial" w:eastAsia="Arial" w:cs="Arial"/>
-          <w:noProof w:val="0"/>
-          <w:sz w:val="24"/>
-          <w:szCs w:val="24"/>
-          <w:lang w:val="es-EC"/>
-        </w:rPr>
-        <w:t>" gerencial que permita visualizar métricas clave, como los dispositivos más solicitados, las horas pico de préstamos y el índice de daños o reparaciones. Esta información es vital para la toma de decisiones estratégicas de la institución, ya que permitiría justificar futuras inversiones en equipamiento basándose en datos reales de demanda y uso, en lugar de estimaciones subjetivas.</w:t>
+          <w:rFonts w:ascii="Arial" w:eastAsia="Arial" w:hAnsi="Arial" w:cs="Arial"/>
+          <w:sz w:val="24"/>
+          <w:szCs w:val="24"/>
+        </w:rPr>
+        <w:t>Finalmente, se sugiere incorporar un módulo de análisis de datos o "dashboard" gerencial que permita visualizar métricas clave, como los dispositivos más solicitados, las horas pico de préstamos y el índice de daños o reparaciones. Esta información es vital para la toma de decisiones estratégicas de la institución, ya que permitiría justificar futuras inversiones en equipamiento basándose en datos reales de demanda y uso, en lugar de estimaciones subjetivas.</w:t>
       </w:r>
     </w:p>
     <w:p>
       <w:pPr>
         <w:spacing w:after="0" w:line="360" w:lineRule="auto"/>
         <w:rPr>
-          <w:rFonts w:ascii="Arial" w:hAnsi="Arial" w:eastAsia="Arial" w:cs="Arial"/>
+          <w:rFonts w:ascii="Arial" w:eastAsia="Arial" w:hAnsi="Arial" w:cs="Arial"/>
           <w:sz w:val="24"/>
           <w:szCs w:val="24"/>
         </w:rPr>
         <w:sectPr>
-          <w:pgSz w:w="11909" w:h="16834" w:orient="portrait"/>
+          <w:headerReference w:type="default" r:id="rId12"/>
+          <w:footerReference w:type="default" r:id="rId13"/>
+          <w:pgSz w:w="11909" w:h="16834"/>
           <w:pgMar w:top="1440" w:right="1440" w:bottom="1440" w:left="1440" w:header="0" w:footer="720" w:gutter="0"/>
           <w:pgNumType w:start="3"/>
           <w:cols w:space="720"/>
-          <w:headerReference w:type="default" r:id="R4423f7172df6465a"/>
-          <w:footerReference w:type="default" r:id="Rf15abda293e04963"/>
         </w:sectPr>
       </w:pPr>
     </w:p>
@@ -8119,28 +7744,29 @@
       <w:pPr>
         <w:pStyle w:val="Ttulo1"/>
         <w:rPr>
-          <w:b w:val="1"/>
-          <w:bCs w:val="1"/>
+          <w:b/>
+          <w:bCs/>
           <w:sz w:val="36"/>
           <w:szCs w:val="36"/>
         </w:rPr>
       </w:pPr>
-      <w:bookmarkStart w:name="_heading=h.1ci93xb" w:id="43"/>
-      <w:bookmarkStart w:name="_Toc216289818" w:id="44"/>
+      <w:bookmarkStart w:id="43" w:name="_heading=h.1ci93xb"/>
+      <w:bookmarkStart w:id="44" w:name="_Toc216289818"/>
       <w:bookmarkEnd w:id="43"/>
       <w:r>
         <w:rPr>
-          <w:b w:val="1"/>
-          <w:bCs w:val="1"/>
+          <w:b/>
+          <w:bCs/>
           <w:sz w:val="36"/>
           <w:szCs w:val="36"/>
         </w:rPr>
+        <w:lastRenderedPageBreak/>
         <w:t xml:space="preserve">10. </w:t>
       </w:r>
       <w:r>
         <w:rPr>
-          <w:b w:val="1"/>
-          <w:bCs w:val="1"/>
+          <w:b/>
+          <w:bCs/>
           <w:sz w:val="36"/>
           <w:szCs w:val="36"/>
         </w:rPr>
@@ -8149,27 +7775,27 @@
       <w:bookmarkEnd w:id="44"/>
     </w:p>
     <w:p>
-      <w:pPr>
-        <w:pStyle w:val="Normal"/>
-      </w:pPr>
-      <w:r>
+      <w:r>
+        <w:rPr>
+          <w:noProof/>
+        </w:rPr>
         <w:drawing>
-          <wp:inline wp14:editId="7E4EA6EB" wp14:anchorId="669DA63E">
+          <wp:inline distT="0" distB="0" distL="0" distR="0" wp14:anchorId="669DA63E" wp14:editId="7E4EA6EB">
             <wp:extent cx="4457700" cy="5400675"/>
             <wp:effectExtent l="0" t="0" r="0" b="0"/>
             <wp:docPr id="1280324845" name="drawing"/>
             <wp:cNvGraphicFramePr>
-              <a:graphicFrameLocks noChangeAspect="1"/>
+              <a:graphicFrameLocks xmlns:a="http://schemas.openxmlformats.org/drawingml/2006/main" noChangeAspect="1"/>
             </wp:cNvGraphicFramePr>
-            <a:graphic>
-              <a:graphicData xmlns:a="http://schemas.openxmlformats.org/drawingml/2006/main" uri="http://schemas.openxmlformats.org/drawingml/2006/picture">
+            <a:graphic xmlns:a="http://schemas.openxmlformats.org/drawingml/2006/main">
+              <a:graphicData uri="http://schemas.openxmlformats.org/drawingml/2006/picture">
                 <pic:pic xmlns:pic="http://schemas.openxmlformats.org/drawingml/2006/picture">
                   <pic:nvPicPr>
                     <pic:cNvPr id="1280324845" name="Picture 1280324845"/>
                     <pic:cNvPicPr/>
                   </pic:nvPicPr>
                   <pic:blipFill>
-                    <a:blip xmlns:r="http://schemas.openxmlformats.org/officeDocument/2006/relationships" r:embed="rId1216084619">
+                    <a:blip r:embed="rId14">
                       <a:extLst>
                         <a:ext uri="{28A0092B-C50C-407E-A947-70E740481C1C}">
                           <a14:useLocalDpi xmlns:a14="http://schemas.microsoft.com/office/drawing/2010/main"/>
@@ -8199,14 +7825,14 @@
     <w:p>
       <w:pPr>
         <w:rPr>
-          <w:rFonts w:ascii="Arial" w:hAnsi="Arial" w:eastAsia="Arial" w:cs="Arial"/>
-          <w:sz w:val="24"/>
-          <w:szCs w:val="24"/>
-        </w:rPr>
-      </w:pPr>
-      <w:r>
-        <w:rPr>
-          <w:rFonts w:ascii="Arial" w:hAnsi="Arial" w:eastAsia="Arial" w:cs="Arial"/>
+          <w:rFonts w:ascii="Arial" w:eastAsia="Arial" w:hAnsi="Arial" w:cs="Arial"/>
+          <w:sz w:val="24"/>
+          <w:szCs w:val="24"/>
+        </w:rPr>
+      </w:pPr>
+      <w:r>
+        <w:rPr>
+          <w:rFonts w:ascii="Arial" w:eastAsia="Arial" w:hAnsi="Arial" w:cs="Arial"/>
           <w:sz w:val="24"/>
           <w:szCs w:val="24"/>
         </w:rPr>
@@ -8223,8 +7849,8 @@
           <w:szCs w:val="36"/>
         </w:rPr>
       </w:pPr>
-      <w:bookmarkStart w:name="_heading=h.3whwml4" w:colFirst="0" w:colLast="0" w:id="45"/>
-      <w:bookmarkStart w:name="_Toc216289819" w:id="46"/>
+      <w:bookmarkStart w:id="45" w:name="_heading=h.3whwml4" w:colFirst="0" w:colLast="0"/>
+      <w:bookmarkStart w:id="46" w:name="_Toc216289819"/>
       <w:bookmarkEnd w:id="45"/>
       <w:r>
         <w:rPr>
@@ -8249,23 +7875,32 @@
     <w:p>
       <w:pPr>
         <w:rPr>
-          <w:rFonts w:ascii="Arial" w:hAnsi="Arial" w:eastAsia="Arial" w:cs="Arial"/>
-          <w:sz w:val="24"/>
-          <w:szCs w:val="24"/>
-        </w:rPr>
-      </w:pPr>
-      <w:r>
-        <w:rPr>
-          <w:rFonts w:ascii="Arial" w:hAnsi="Arial" w:eastAsia="Arial" w:cs="Arial"/>
+          <w:rFonts w:ascii="Arial" w:eastAsia="Arial" w:hAnsi="Arial" w:cs="Arial"/>
           <w:sz w:val="24"/>
           <w:szCs w:val="24"/>
           <w:lang w:val="en-US"/>
         </w:rPr>
-        <w:t xml:space="preserve">Hossain, M. A., &amp; Rahman, M. M. (2023). Web development using ReactJS: A comprehensive study on component-based architecture. </w:t>
-      </w:r>
-      <w:r>
-        <w:rPr>
-          <w:rFonts w:ascii="Arial" w:hAnsi="Arial" w:eastAsia="Arial" w:cs="Arial"/>
+      </w:pPr>
+      <w:r>
+        <w:rPr>
+          <w:rFonts w:ascii="Arial" w:eastAsia="Arial" w:hAnsi="Arial" w:cs="Arial"/>
+          <w:sz w:val="24"/>
+          <w:szCs w:val="24"/>
+        </w:rPr>
+        <w:t xml:space="preserve">Hossain, M. A., &amp; Rahman, M. M. (2023). </w:t>
+      </w:r>
+      <w:r>
+        <w:rPr>
+          <w:rFonts w:ascii="Arial" w:eastAsia="Arial" w:hAnsi="Arial" w:cs="Arial"/>
+          <w:sz w:val="24"/>
+          <w:szCs w:val="24"/>
+          <w:lang w:val="en-US"/>
+        </w:rPr>
+        <w:t xml:space="preserve">Web development using ReactJS: A comprehensive study on component-based architecture. </w:t>
+      </w:r>
+      <w:r>
+        <w:rPr>
+          <w:rFonts w:ascii="Arial" w:eastAsia="Arial" w:hAnsi="Arial" w:cs="Arial"/>
           <w:i/>
           <w:iCs/>
           <w:sz w:val="24"/>
@@ -8276,20 +7911,21 @@
       </w:r>
       <w:r>
         <w:rPr>
-          <w:rFonts w:ascii="Arial" w:hAnsi="Arial" w:eastAsia="Arial" w:cs="Arial"/>
+          <w:rFonts w:ascii="Arial" w:eastAsia="Arial" w:hAnsi="Arial" w:cs="Arial"/>
           <w:sz w:val="24"/>
           <w:szCs w:val="24"/>
           <w:lang w:val="en-US"/>
         </w:rPr>
         <w:t xml:space="preserve">, 154-159. </w:t>
       </w:r>
-      <w:hyperlink w:tgtFrame="_blank" w:history="1" r:id="rId12">
+      <w:hyperlink r:id="rId15" w:tgtFrame="_blank" w:history="1">
         <w:r>
           <w:rPr>
             <w:rStyle w:val="Hipervnculo"/>
-            <w:rFonts w:ascii="Arial" w:hAnsi="Arial" w:eastAsia="Arial" w:cs="Arial"/>
+            <w:rFonts w:ascii="Arial" w:eastAsia="Arial" w:hAnsi="Arial" w:cs="Arial"/>
             <w:sz w:val="24"/>
             <w:szCs w:val="24"/>
+            <w:lang w:val="en-US"/>
           </w:rPr>
           <w:t>https://doi.org/10.1109/ICSET59111.2023.10264013</w:t>
         </w:r>
@@ -8298,39 +7934,53 @@
     <w:p>
       <w:pPr>
         <w:rPr>
-          <w:rFonts w:ascii="Arial" w:hAnsi="Arial" w:eastAsia="Arial" w:cs="Arial"/>
+          <w:rFonts w:ascii="Arial" w:eastAsia="Arial" w:hAnsi="Arial" w:cs="Arial"/>
           <w:i/>
           <w:iCs/>
           <w:sz w:val="24"/>
           <w:szCs w:val="24"/>
-        </w:rPr>
-      </w:pPr>
-      <w:r>
-        <w:rPr>
-          <w:rFonts w:ascii="Arial" w:hAnsi="Arial" w:eastAsia="Arial" w:cs="Arial"/>
+          <w:lang w:val="en-US"/>
+        </w:rPr>
+      </w:pPr>
+      <w:r>
+        <w:rPr>
+          <w:rFonts w:ascii="Arial" w:eastAsia="Arial" w:hAnsi="Arial" w:cs="Arial"/>
           <w:i/>
           <w:iCs/>
           <w:sz w:val="24"/>
           <w:szCs w:val="24"/>
+          <w:lang w:val="en-US"/>
         </w:rPr>
         <w:t xml:space="preserve">Al-Amin, M., &amp; Ali, S. (2024). </w:t>
       </w:r>
       <w:r>
         <w:rPr>
-          <w:rFonts w:ascii="Arial" w:hAnsi="Arial" w:eastAsia="Arial" w:cs="Arial"/>
+          <w:rFonts w:ascii="Arial" w:eastAsia="Arial" w:hAnsi="Arial" w:cs="Arial"/>
           <w:i/>
           <w:iCs/>
           <w:sz w:val="24"/>
           <w:szCs w:val="24"/>
           <w:lang w:val="en-US"/>
         </w:rPr>
-        <w:t xml:space="preserve">Asynchronous event-driven architecture using Node.js for scalable backend applications. 2024 International Conference on Communication and Information Technology (ICCIT), 45-50. </w:t>
-      </w:r>
-      <w:hyperlink w:tgtFrame="_blank" w:history="1" r:id="rId13">
+        <w:t xml:space="preserve">Asynchronous event-driven architecture using Node.js for scalable backend applications. 2024 International Conference on </w:t>
+      </w:r>
+      <w:r>
+        <w:rPr>
+          <w:rFonts w:ascii="Arial" w:eastAsia="Arial" w:hAnsi="Arial" w:cs="Arial"/>
+          <w:i/>
+          <w:iCs/>
+          <w:sz w:val="24"/>
+          <w:szCs w:val="24"/>
+          <w:lang w:val="en-US"/>
+        </w:rPr>
+        <w:lastRenderedPageBreak/>
+        <w:t xml:space="preserve">Communication and Information Technology (ICCIT), 45-50. </w:t>
+      </w:r>
+      <w:hyperlink r:id="rId16" w:tgtFrame="_blank" w:history="1">
         <w:r>
           <w:rPr>
             <w:rStyle w:val="Hipervnculo"/>
-            <w:rFonts w:ascii="Arial" w:hAnsi="Arial" w:eastAsia="Arial" w:cs="Arial"/>
+            <w:rFonts w:ascii="Arial" w:eastAsia="Arial" w:hAnsi="Arial" w:cs="Arial"/>
             <w:i/>
             <w:iCs/>
             <w:sz w:val="24"/>
@@ -8344,7 +7994,7 @@
     <w:p>
       <w:pPr>
         <w:rPr>
-          <w:rFonts w:ascii="Arial" w:hAnsi="Arial" w:eastAsia="Arial" w:cs="Arial"/>
+          <w:rFonts w:ascii="Arial" w:eastAsia="Arial" w:hAnsi="Arial" w:cs="Arial"/>
           <w:sz w:val="24"/>
           <w:szCs w:val="24"/>
           <w:lang w:val="en-US"/>
@@ -8352,7 +8002,7 @@
       </w:pPr>
       <w:r>
         <w:rPr>
-          <w:rFonts w:ascii="Arial" w:hAnsi="Arial" w:eastAsia="Arial" w:cs="Arial"/>
+          <w:rFonts w:ascii="Arial" w:eastAsia="Arial" w:hAnsi="Arial" w:cs="Arial"/>
           <w:sz w:val="24"/>
           <w:szCs w:val="24"/>
         </w:rPr>
@@ -8360,7 +8010,7 @@
       </w:r>
       <w:r>
         <w:rPr>
-          <w:rFonts w:ascii="Arial" w:hAnsi="Arial" w:eastAsia="Arial" w:cs="Arial"/>
+          <w:rFonts w:ascii="Arial" w:eastAsia="Arial" w:hAnsi="Arial" w:cs="Arial"/>
           <w:sz w:val="24"/>
           <w:szCs w:val="24"/>
           <w:lang w:val="en-US"/>
@@ -8369,7 +8019,7 @@
       </w:r>
       <w:r>
         <w:rPr>
-          <w:rFonts w:ascii="Arial" w:hAnsi="Arial" w:eastAsia="Arial" w:cs="Arial"/>
+          <w:rFonts w:ascii="Arial" w:eastAsia="Arial" w:hAnsi="Arial" w:cs="Arial"/>
           <w:i/>
           <w:iCs/>
           <w:sz w:val="24"/>
@@ -8379,7 +8029,7 @@
       </w:r>
       <w:r>
         <w:rPr>
-          <w:rFonts w:ascii="Arial" w:hAnsi="Arial" w:eastAsia="Arial" w:cs="Arial"/>
+          <w:rFonts w:ascii="Arial" w:eastAsia="Arial" w:hAnsi="Arial" w:cs="Arial"/>
           <w:sz w:val="24"/>
           <w:szCs w:val="24"/>
         </w:rPr>
@@ -8387,7 +8037,7 @@
       </w:r>
       <w:r>
         <w:rPr>
-          <w:rFonts w:ascii="Arial" w:hAnsi="Arial" w:eastAsia="Arial" w:cs="Arial"/>
+          <w:rFonts w:ascii="Arial" w:eastAsia="Arial" w:hAnsi="Arial" w:cs="Arial"/>
           <w:i/>
           <w:iCs/>
           <w:sz w:val="24"/>
@@ -8397,17 +8047,17 @@
       </w:r>
       <w:r>
         <w:rPr>
-          <w:rFonts w:ascii="Arial" w:hAnsi="Arial" w:eastAsia="Arial" w:cs="Arial"/>
+          <w:rFonts w:ascii="Arial" w:eastAsia="Arial" w:hAnsi="Arial" w:cs="Arial"/>
           <w:sz w:val="24"/>
           <w:szCs w:val="24"/>
         </w:rPr>
         <w:t xml:space="preserve">(2), 20. </w:t>
       </w:r>
-      <w:hyperlink w:tgtFrame="_blank" w:history="1" r:id="rId14">
+      <w:hyperlink r:id="rId17" w:tgtFrame="_blank" w:history="1">
         <w:r>
           <w:rPr>
             <w:rStyle w:val="Hipervnculo"/>
-            <w:rFonts w:ascii="Arial" w:hAnsi="Arial" w:eastAsia="Arial" w:cs="Arial"/>
+            <w:rFonts w:ascii="Arial" w:eastAsia="Arial" w:hAnsi="Arial" w:cs="Arial"/>
             <w:sz w:val="24"/>
             <w:szCs w:val="24"/>
           </w:rPr>
@@ -8418,7 +8068,7 @@
     <w:p>
       <w:pPr>
         <w:rPr>
-          <w:rFonts w:ascii="Arial" w:hAnsi="Arial" w:eastAsia="Arial" w:cs="Arial"/>
+          <w:rFonts w:ascii="Arial" w:eastAsia="Arial" w:hAnsi="Arial" w:cs="Arial"/>
           <w:sz w:val="24"/>
           <w:szCs w:val="24"/>
           <w:lang w:val="en-US"/>
@@ -8426,7 +8076,7 @@
       </w:pPr>
       <w:r>
         <w:rPr>
-          <w:rFonts w:ascii="Arial" w:hAnsi="Arial" w:eastAsia="Arial" w:cs="Arial"/>
+          <w:rFonts w:ascii="Arial" w:eastAsia="Arial" w:hAnsi="Arial" w:cs="Arial"/>
           <w:sz w:val="24"/>
           <w:szCs w:val="24"/>
           <w:lang w:val="en-US"/>
@@ -8435,7 +8085,7 @@
       </w:r>
       <w:r>
         <w:rPr>
-          <w:rFonts w:ascii="Arial" w:hAnsi="Arial" w:eastAsia="Arial" w:cs="Arial"/>
+          <w:rFonts w:ascii="Arial" w:eastAsia="Arial" w:hAnsi="Arial" w:cs="Arial"/>
           <w:i/>
           <w:iCs/>
           <w:sz w:val="24"/>
@@ -8446,18 +8096,18 @@
       </w:r>
       <w:r>
         <w:rPr>
-          <w:rFonts w:ascii="Arial" w:hAnsi="Arial" w:eastAsia="Arial" w:cs="Arial"/>
+          <w:rFonts w:ascii="Arial" w:eastAsia="Arial" w:hAnsi="Arial" w:cs="Arial"/>
           <w:sz w:val="24"/>
           <w:szCs w:val="24"/>
           <w:lang w:val="en-US"/>
         </w:rPr>
         <w:t xml:space="preserve">. </w:t>
       </w:r>
-      <w:hyperlink w:tgtFrame="_blank" w:history="1" r:id="rId15">
+      <w:hyperlink r:id="rId18" w:tgtFrame="_blank" w:history="1">
         <w:r>
           <w:rPr>
             <w:rStyle w:val="Hipervnculo"/>
-            <w:rFonts w:ascii="Arial" w:hAnsi="Arial" w:eastAsia="Arial" w:cs="Arial"/>
+            <w:rFonts w:ascii="Arial" w:eastAsia="Arial" w:hAnsi="Arial" w:cs="Arial"/>
             <w:sz w:val="24"/>
             <w:szCs w:val="24"/>
           </w:rPr>
@@ -8468,16 +8118,16 @@
     <w:p>
       <w:pPr>
         <w:rPr>
-          <w:rFonts w:ascii="Arial" w:hAnsi="Arial" w:eastAsia="Arial" w:cs="Arial"/>
+          <w:rFonts w:ascii="Arial" w:eastAsia="Arial" w:hAnsi="Arial" w:cs="Arial"/>
           <w:sz w:val="24"/>
           <w:szCs w:val="24"/>
         </w:rPr>
         <w:sectPr>
-          <w:footerReference w:type="default" r:id="rId16"/>
-          <w:pgSz w:w="11909" w:h="16834" w:orient="portrait"/>
+          <w:headerReference w:type="default" r:id="rId19"/>
+          <w:footerReference w:type="default" r:id="rId20"/>
+          <w:pgSz w:w="11909" w:h="16834"/>
           <w:pgMar w:top="1417" w:right="1701" w:bottom="1417" w:left="1701" w:header="708" w:footer="708" w:gutter="0"/>
           <w:cols w:space="720"/>
-          <w:headerReference w:type="default" r:id="R2cbe70efa9f9440f"/>
         </w:sectPr>
       </w:pPr>
     </w:p>
@@ -8491,7 +8141,7 @@
           <w:szCs w:val="36"/>
         </w:rPr>
       </w:pPr>
-      <w:bookmarkStart w:name="_Toc216289820" w:id="47"/>
+      <w:bookmarkStart w:id="47" w:name="_Toc216289820"/>
       <w:r>
         <w:rPr>
           <w:b/>
@@ -8499,6 +8149,7 @@
           <w:sz w:val="36"/>
           <w:szCs w:val="36"/>
         </w:rPr>
+        <w:lastRenderedPageBreak/>
         <w:t>Anexos.</w:t>
       </w:r>
       <w:bookmarkEnd w:id="47"/>
@@ -8520,38 +8171,38 @@
           <w:bCs/>
         </w:rPr>
       </w:pPr>
-      <w:bookmarkStart w:name="_Toc216289821" w:id="48"/>
-      <w:r>
-        <w:rPr>
-          <w:b w:val="1"/>
-          <w:bCs w:val="1"/>
+      <w:bookmarkStart w:id="48" w:name="_Toc216289821"/>
+      <w:r>
+        <w:rPr>
+          <w:b/>
+          <w:bCs/>
         </w:rPr>
         <w:t>Anexo I. Crono</w:t>
       </w:r>
       <w:bookmarkEnd w:id="48"/>
     </w:p>
     <w:p>
-      <w:pPr>
-        <w:pStyle w:val="Normal"/>
-      </w:pPr>
-      <w:r>
+      <w:r>
+        <w:rPr>
+          <w:noProof/>
+        </w:rPr>
         <w:drawing>
-          <wp:inline wp14:editId="788741C5" wp14:anchorId="6F635576">
+          <wp:inline distT="0" distB="0" distL="0" distR="0" wp14:anchorId="6F635576" wp14:editId="788741C5">
             <wp:extent cx="8896350" cy="2600325"/>
             <wp:effectExtent l="0" t="0" r="0" b="0"/>
             <wp:docPr id="1281122581" name="drawing"/>
             <wp:cNvGraphicFramePr>
-              <a:graphicFrameLocks noChangeAspect="1"/>
+              <a:graphicFrameLocks xmlns:a="http://schemas.openxmlformats.org/drawingml/2006/main" noChangeAspect="1"/>
             </wp:cNvGraphicFramePr>
-            <a:graphic>
-              <a:graphicData xmlns:a="http://schemas.openxmlformats.org/drawingml/2006/main" uri="http://schemas.openxmlformats.org/drawingml/2006/picture">
+            <a:graphic xmlns:a="http://schemas.openxmlformats.org/drawingml/2006/main">
+              <a:graphicData uri="http://schemas.openxmlformats.org/drawingml/2006/picture">
                 <pic:pic xmlns:pic="http://schemas.openxmlformats.org/drawingml/2006/picture">
                   <pic:nvPicPr>
                     <pic:cNvPr id="1281122581" name="Picture 1281122581"/>
                     <pic:cNvPicPr/>
                   </pic:nvPicPr>
                   <pic:blipFill>
-                    <a:blip xmlns:r="http://schemas.openxmlformats.org/officeDocument/2006/relationships" r:embed="rId1010113512">
+                    <a:blip r:embed="rId21">
                       <a:extLst>
                         <a:ext uri="{28A0092B-C50C-407E-A947-70E740481C1C}">
                           <a14:useLocalDpi xmlns:a14="http://schemas.microsoft.com/office/drawing/2010/main"/>
@@ -8579,19 +8230,12 @@
       </w:r>
     </w:p>
     <w:p>
-      <w:pPr>
-        <w:pStyle w:val="Normal"/>
-      </w:pPr>
-      <w:r>
-        <w:rPr/>
+      <w:r>
         <w:t>Link:</w:t>
       </w:r>
     </w:p>
     <w:p>
-      <w:pPr>
-        <w:pStyle w:val="Normal"/>
-      </w:pPr>
-      <w:hyperlink r:id="Rda01f8d6f2ce4451">
+      <w:hyperlink r:id="rId22">
         <w:r>
           <w:rPr>
             <w:rStyle w:val="Hipervnculo"/>
@@ -8600,58 +8244,55 @@
         </w:r>
       </w:hyperlink>
     </w:p>
-    <w:p>
-      <w:pPr>
-        <w:pStyle w:val="Normal"/>
-      </w:pPr>
-    </w:p>
+    <w:p/>
     <w:p>
       <w:pPr>
         <w:pStyle w:val="Ttulo2"/>
         <w:rPr>
-          <w:b w:val="1"/>
-          <w:bCs w:val="1"/>
-        </w:rPr>
-      </w:pPr>
-      <w:bookmarkStart w:name="_Toc216289822" w:id="49"/>
-      <w:r>
-        <w:rPr>
-          <w:b w:val="1"/>
-          <w:bCs w:val="1"/>
-        </w:rPr>
+          <w:b/>
+          <w:bCs/>
+        </w:rPr>
+      </w:pPr>
+      <w:bookmarkStart w:id="49" w:name="_Toc216289822"/>
+      <w:r>
+        <w:rPr>
+          <w:b/>
+          <w:bCs/>
+        </w:rPr>
+        <w:lastRenderedPageBreak/>
         <w:t xml:space="preserve">Anexo II. </w:t>
       </w:r>
       <w:r>
         <w:rPr>
-          <w:b w:val="1"/>
-          <w:bCs w:val="1"/>
+          <w:b/>
+          <w:bCs/>
         </w:rPr>
         <w:t>Historia de Usuario</w:t>
       </w:r>
       <w:bookmarkEnd w:id="49"/>
     </w:p>
     <w:p>
-      <w:pPr>
-        <w:pStyle w:val="Normal"/>
-      </w:pPr>
-      <w:r>
+      <w:r>
+        <w:rPr>
+          <w:noProof/>
+        </w:rPr>
         <w:drawing>
-          <wp:inline wp14:editId="24AC4E11" wp14:anchorId="3A94D029">
+          <wp:inline distT="0" distB="0" distL="0" distR="0" wp14:anchorId="3A94D029" wp14:editId="24AC4E11">
             <wp:extent cx="8896350" cy="2924175"/>
             <wp:effectExtent l="0" t="0" r="0" b="0"/>
             <wp:docPr id="1567722276" name="drawing"/>
             <wp:cNvGraphicFramePr>
-              <a:graphicFrameLocks noChangeAspect="1"/>
+              <a:graphicFrameLocks xmlns:a="http://schemas.openxmlformats.org/drawingml/2006/main" noChangeAspect="1"/>
             </wp:cNvGraphicFramePr>
-            <a:graphic>
-              <a:graphicData xmlns:a="http://schemas.openxmlformats.org/drawingml/2006/main" uri="http://schemas.openxmlformats.org/drawingml/2006/picture">
+            <a:graphic xmlns:a="http://schemas.openxmlformats.org/drawingml/2006/main">
+              <a:graphicData uri="http://schemas.openxmlformats.org/drawingml/2006/picture">
                 <pic:pic xmlns:pic="http://schemas.openxmlformats.org/drawingml/2006/picture">
                   <pic:nvPicPr>
                     <pic:cNvPr id="1567722276" name="Picture 1567722276"/>
                     <pic:cNvPicPr/>
                   </pic:nvPicPr>
                   <pic:blipFill>
-                    <a:blip xmlns:r="http://schemas.openxmlformats.org/officeDocument/2006/relationships" r:embed="rId1211399268">
+                    <a:blip r:embed="rId23">
                       <a:extLst>
                         <a:ext uri="{28A0092B-C50C-407E-A947-70E740481C1C}">
                           <a14:useLocalDpi xmlns:a14="http://schemas.microsoft.com/office/drawing/2010/main"/>
@@ -8680,16 +8321,21 @@
     </w:p>
     <w:p>
       <w:pPr>
-        <w:pStyle w:val="Normal"/>
-      </w:pPr>
-      <w:r>
-        <w:rPr/>
+        <w:rPr>
+          <w:lang w:val="en-US"/>
+        </w:rPr>
+      </w:pPr>
+      <w:r>
+        <w:rPr>
+          <w:lang w:val="en-US"/>
+        </w:rPr>
         <w:t xml:space="preserve">Link: </w:t>
       </w:r>
-      <w:hyperlink r:id="Rebacf2c284c14a9f">
+      <w:hyperlink r:id="rId24">
         <w:r>
           <w:rPr>
             <w:rStyle w:val="Hipervnculo"/>
+            <w:lang w:val="en-US"/>
           </w:rPr>
           <w:t>https://github.com/Steft91/27837_G2_ADS/blob/main/PREGAME/1.%20ELICITACION/1.3%20Historias%20de%20usuario/G2_Matriz%20de%20Marco%20de%20Trabajo%20HU_V5.0.xlsx</w:t>
         </w:r>
@@ -8697,57 +8343,64 @@
     </w:p>
     <w:p>
       <w:pPr>
-        <w:pStyle w:val="Normal"/>
-      </w:pPr>
-    </w:p>
-    <w:p>
-      <w:pPr>
-        <w:pStyle w:val="Normal"/>
-      </w:pPr>
-    </w:p>
-    <w:p>
-      <w:pPr>
-        <w:pStyle w:val="Normal"/>
+        <w:rPr>
+          <w:lang w:val="en-US"/>
+        </w:rPr>
+      </w:pPr>
+    </w:p>
+    <w:p>
+      <w:pPr>
+        <w:rPr>
+          <w:lang w:val="en-US"/>
+        </w:rPr>
+      </w:pPr>
+    </w:p>
+    <w:p>
+      <w:pPr>
+        <w:rPr>
+          <w:lang w:val="en-US"/>
+        </w:rPr>
       </w:pPr>
     </w:p>
     <w:p>
       <w:pPr>
         <w:pStyle w:val="Ttulo2"/>
         <w:rPr>
-          <w:b w:val="1"/>
-          <w:bCs w:val="1"/>
-        </w:rPr>
-      </w:pPr>
-      <w:r>
-        <w:rPr>
-          <w:b w:val="1"/>
-          <w:bCs w:val="1"/>
-        </w:rPr>
+          <w:b/>
+          <w:bCs/>
+        </w:rPr>
+      </w:pPr>
+      <w:r>
+        <w:rPr>
+          <w:b/>
+          <w:bCs/>
+        </w:rPr>
+        <w:lastRenderedPageBreak/>
         <w:t>Anexo III. Maquetación</w:t>
       </w:r>
     </w:p>
     <w:p>
-      <w:pPr>
-        <w:pStyle w:val="Normal"/>
-      </w:pPr>
-      <w:r>
+      <w:r>
+        <w:rPr>
+          <w:noProof/>
+        </w:rPr>
         <w:drawing>
-          <wp:inline wp14:editId="7F81CF98" wp14:anchorId="49E384B3">
+          <wp:inline distT="0" distB="0" distL="0" distR="0" wp14:anchorId="49E384B3" wp14:editId="7F81CF98">
             <wp:extent cx="4300203" cy="2930407"/>
             <wp:effectExtent l="0" t="0" r="0" b="0"/>
             <wp:docPr id="820609213" name="drawing"/>
             <wp:cNvGraphicFramePr>
-              <a:graphicFrameLocks noChangeAspect="1"/>
+              <a:graphicFrameLocks xmlns:a="http://schemas.openxmlformats.org/drawingml/2006/main" noChangeAspect="1"/>
             </wp:cNvGraphicFramePr>
-            <a:graphic>
-              <a:graphicData xmlns:a="http://schemas.openxmlformats.org/drawingml/2006/main" uri="http://schemas.openxmlformats.org/drawingml/2006/picture">
+            <a:graphic xmlns:a="http://schemas.openxmlformats.org/drawingml/2006/main">
+              <a:graphicData uri="http://schemas.openxmlformats.org/drawingml/2006/picture">
                 <pic:pic xmlns:pic="http://schemas.openxmlformats.org/drawingml/2006/picture">
                   <pic:nvPicPr>
                     <pic:cNvPr id="820609213" name="Picture 820609213"/>
                     <pic:cNvPicPr/>
                   </pic:nvPicPr>
                   <pic:blipFill>
-                    <a:blip xmlns:r="http://schemas.openxmlformats.org/officeDocument/2006/relationships" r:embed="rId1958160881">
+                    <a:blip r:embed="rId25">
                       <a:extLst>
                         <a:ext uri="{28A0092B-C50C-407E-A947-70E740481C1C}">
                           <a14:useLocalDpi xmlns:a14="http://schemas.microsoft.com/office/drawing/2010/main"/>
@@ -8759,7 +8412,7 @@
                     </a:stretch>
                   </pic:blipFill>
                   <pic:spPr>
-                    <a:xfrm rot="0">
+                    <a:xfrm>
                       <a:off x="0" y="0"/>
                       <a:ext cx="4300203" cy="2930407"/>
                     </a:xfrm>
@@ -8774,23 +8427,26 @@
         </w:drawing>
       </w:r>
       <w:r>
+        <w:rPr>
+          <w:noProof/>
+        </w:rPr>
         <w:drawing>
-          <wp:inline wp14:editId="5750532D" wp14:anchorId="033864A7">
+          <wp:inline distT="0" distB="0" distL="0" distR="0" wp14:anchorId="033864A7" wp14:editId="5750532D">
             <wp:extent cx="4281189" cy="2922407"/>
             <wp:effectExtent l="0" t="0" r="0" b="0"/>
             <wp:docPr id="2090921883" name="drawing"/>
             <wp:cNvGraphicFramePr>
-              <a:graphicFrameLocks noChangeAspect="1"/>
+              <a:graphicFrameLocks xmlns:a="http://schemas.openxmlformats.org/drawingml/2006/main" noChangeAspect="1"/>
             </wp:cNvGraphicFramePr>
-            <a:graphic>
-              <a:graphicData xmlns:a="http://schemas.openxmlformats.org/drawingml/2006/main" uri="http://schemas.openxmlformats.org/drawingml/2006/picture">
+            <a:graphic xmlns:a="http://schemas.openxmlformats.org/drawingml/2006/main">
+              <a:graphicData uri="http://schemas.openxmlformats.org/drawingml/2006/picture">
                 <pic:pic xmlns:pic="http://schemas.openxmlformats.org/drawingml/2006/picture">
                   <pic:nvPicPr>
                     <pic:cNvPr id="2090921883" name="Picture 2090921883"/>
                     <pic:cNvPicPr/>
                   </pic:nvPicPr>
                   <pic:blipFill>
-                    <a:blip xmlns:r="http://schemas.openxmlformats.org/officeDocument/2006/relationships" r:embed="rId1627352239">
+                    <a:blip r:embed="rId26">
                       <a:extLst>
                         <a:ext uri="{28A0092B-C50C-407E-A947-70E740481C1C}">
                           <a14:useLocalDpi xmlns:a14="http://schemas.microsoft.com/office/drawing/2010/main"/>
@@ -8802,7 +8458,7 @@
                     </a:stretch>
                   </pic:blipFill>
                   <pic:spPr>
-                    <a:xfrm rot="0">
+                    <a:xfrm>
                       <a:off x="0" y="0"/>
                       <a:ext cx="4281189" cy="2922407"/>
                     </a:xfrm>
@@ -8818,10 +8474,10 @@
       </w:r>
     </w:p>
     <w:sectPr>
+      <w:headerReference w:type="default" r:id="rId27"/>
       <w:pgSz w:w="16834" w:h="11909" w:orient="landscape"/>
       <w:pgMar w:top="1701" w:right="1417" w:bottom="1701" w:left="1417" w:header="708" w:footer="708" w:gutter="0"/>
       <w:cols w:space="720"/>
-      <w:headerReference w:type="default" r:id="R130c9178ed8946a1"/>
     </w:sectPr>
   </w:body>
 </w:document>
@@ -8853,6 +8509,66 @@
 </file>
 
 <file path=word/footer1.xml><?xml version="1.0" encoding="utf-8"?>
+<w:ftr xmlns:wpc="http://schemas.microsoft.com/office/word/2010/wordprocessingCanvas" xmlns:cx="http://schemas.microsoft.com/office/drawing/2014/chartex" xmlns:cx1="http://schemas.microsoft.com/office/drawing/2015/9/8/chartex" xmlns:cx2="http://schemas.microsoft.com/office/drawing/2015/10/21/chartex" xmlns:cx3="http://schemas.microsoft.com/office/drawing/2016/5/9/chartex" xmlns:cx4="http://schemas.microsoft.com/office/drawing/2016/5/10/chartex" xmlns:cx5="http://schemas.microsoft.com/office/drawing/2016/5/11/chartex" xmlns:cx6="http://schemas.microsoft.com/office/drawing/2016/5/12/chartex" xmlns:cx7="http://schemas.microsoft.com/office/drawing/2016/5/13/chartex" xmlns:cx8="http://schemas.microsoft.com/office/drawing/2016/5/14/chartex" xmlns:mc="http://schemas.openxmlformats.org/markup-compatibility/2006" xmlns:aink="http://schemas.microsoft.com/office/drawing/2016/ink" xmlns:am3d="http://schemas.microsoft.com/office/drawing/2017/model3d" xmlns:o="urn:schemas-microsoft-com:office:office" xmlns:oel="http://schemas.microsoft.com/office/2019/extlst" xmlns:r="http://schemas.openxmlformats.org/officeDocument/2006/relationships" xmlns:m="http://schemas.openxmlformats.org/officeDocument/2006/math" xmlns:v="urn:schemas-microsoft-com:vml" xmlns:wp14="http://schemas.microsoft.com/office/word/2010/wordprocessingDrawing" xmlns:wp="http://schemas.openxmlformats.org/drawingml/2006/wordprocessingDrawing" xmlns:w10="urn:schemas-microsoft-com:office:word" xmlns:w="http://schemas.openxmlformats.org/wordprocessingml/2006/main" xmlns:w14="http://schemas.microsoft.com/office/word/2010/wordml" xmlns:w15="http://schemas.microsoft.com/office/word/2012/wordml" xmlns:w16cex="http://schemas.microsoft.com/office/word/2018/wordml/cex" xmlns:w16cid="http://schemas.microsoft.com/office/word/2016/wordml/cid" xmlns:w16="http://schemas.microsoft.com/office/word/2018/wordml" xmlns:w16du="http://schemas.microsoft.com/office/word/2023/wordml/word16du" xmlns:w16sdtdh="http://schemas.microsoft.com/office/word/2020/wordml/sdtdatahash" xmlns:w16sdtfl="http://schemas.microsoft.com/office/word/2024/wordml/sdtformatlock" xmlns:w16se="http://schemas.microsoft.com/office/word/2015/wordml/symex" xmlns:wpg="http://schemas.microsoft.com/office/word/2010/wordprocessingGroup" xmlns:wpi="http://schemas.microsoft.com/office/word/2010/wordprocessingInk" xmlns:wne="http://schemas.microsoft.com/office/word/2006/wordml" xmlns:wps="http://schemas.microsoft.com/office/word/2010/wordprocessingShape" mc:Ignorable="w14 w15 w16se w16cid w16 w16cex w16sdtdh w16sdtfl w16du wp14">
+  <w:tbl>
+    <w:tblPr>
+      <w:tblW w:w="0" w:type="auto"/>
+      <w:tblLook w:val="06A0" w:firstRow="1" w:lastRow="0" w:firstColumn="1" w:lastColumn="0" w:noHBand="1" w:noVBand="1"/>
+    </w:tblPr>
+    <w:tblGrid>
+      <w:gridCol w:w="3005"/>
+      <w:gridCol w:w="3005"/>
+      <w:gridCol w:w="3005"/>
+    </w:tblGrid>
+    <w:tr>
+      <w:trPr>
+        <w:trHeight w:val="300"/>
+      </w:trPr>
+      <w:tc>
+        <w:tcPr>
+          <w:tcW w:w="3005" w:type="dxa"/>
+        </w:tcPr>
+        <w:p>
+          <w:pPr>
+            <w:pStyle w:val="Encabezado"/>
+            <w:ind w:left="-115"/>
+          </w:pPr>
+        </w:p>
+      </w:tc>
+      <w:tc>
+        <w:tcPr>
+          <w:tcW w:w="3005" w:type="dxa"/>
+        </w:tcPr>
+        <w:p>
+          <w:pPr>
+            <w:pStyle w:val="Encabezado"/>
+            <w:jc w:val="center"/>
+          </w:pPr>
+        </w:p>
+      </w:tc>
+      <w:tc>
+        <w:tcPr>
+          <w:tcW w:w="3005" w:type="dxa"/>
+        </w:tcPr>
+        <w:p>
+          <w:pPr>
+            <w:pStyle w:val="Encabezado"/>
+            <w:ind w:right="-115"/>
+            <w:jc w:val="right"/>
+          </w:pPr>
+        </w:p>
+      </w:tc>
+    </w:tr>
+  </w:tbl>
+  <w:p>
+    <w:pPr>
+      <w:pStyle w:val="Piedepgina"/>
+    </w:pPr>
+  </w:p>
+</w:ftr>
+</file>
+
+<file path=word/footer2.xml><?xml version="1.0" encoding="utf-8"?>
 <w:ftr xmlns:wpc="http://schemas.microsoft.com/office/word/2010/wordprocessingCanvas" xmlns:cx="http://schemas.microsoft.com/office/drawing/2014/chartex" xmlns:cx1="http://schemas.microsoft.com/office/drawing/2015/9/8/chartex" xmlns:cx2="http://schemas.microsoft.com/office/drawing/2015/10/21/chartex" xmlns:cx3="http://schemas.microsoft.com/office/drawing/2016/5/9/chartex" xmlns:cx4="http://schemas.microsoft.com/office/drawing/2016/5/10/chartex" xmlns:cx5="http://schemas.microsoft.com/office/drawing/2016/5/11/chartex" xmlns:cx6="http://schemas.microsoft.com/office/drawing/2016/5/12/chartex" xmlns:cx7="http://schemas.microsoft.com/office/drawing/2016/5/13/chartex" xmlns:cx8="http://schemas.microsoft.com/office/drawing/2016/5/14/chartex" xmlns:mc="http://schemas.openxmlformats.org/markup-compatibility/2006" xmlns:aink="http://schemas.microsoft.com/office/drawing/2016/ink" xmlns:am3d="http://schemas.microsoft.com/office/drawing/2017/model3d" xmlns:o="urn:schemas-microsoft-com:office:office" xmlns:oel="http://schemas.microsoft.com/office/2019/extlst" xmlns:r="http://schemas.openxmlformats.org/officeDocument/2006/relationships" xmlns:m="http://schemas.openxmlformats.org/officeDocument/2006/math" xmlns:v="urn:schemas-microsoft-com:vml" xmlns:wp14="http://schemas.microsoft.com/office/word/2010/wordprocessingDrawing" xmlns:wp="http://schemas.openxmlformats.org/drawingml/2006/wordprocessingDrawing" xmlns:w10="urn:schemas-microsoft-com:office:word" xmlns:w="http://schemas.openxmlformats.org/wordprocessingml/2006/main" xmlns:w14="http://schemas.microsoft.com/office/word/2010/wordml" xmlns:w15="http://schemas.microsoft.com/office/word/2012/wordml" xmlns:w16cex="http://schemas.microsoft.com/office/word/2018/wordml/cex" xmlns:w16cid="http://schemas.microsoft.com/office/word/2016/wordml/cid" xmlns:w16="http://schemas.microsoft.com/office/word/2018/wordml" xmlns:w16du="http://schemas.microsoft.com/office/word/2023/wordml/word16du" xmlns:w16sdtdh="http://schemas.microsoft.com/office/word/2020/wordml/sdtdatahash" xmlns:w16sdtfl="http://schemas.microsoft.com/office/word/2024/wordml/sdtformatlock" xmlns:w16se="http://schemas.microsoft.com/office/word/2015/wordml/symex" xmlns:wpg="http://schemas.microsoft.com/office/word/2010/wordprocessingGroup" xmlns:wpi="http://schemas.microsoft.com/office/word/2010/wordprocessingInk" xmlns:wne="http://schemas.microsoft.com/office/word/2006/wordml" xmlns:wps="http://schemas.microsoft.com/office/word/2010/wordprocessingShape" mc:Ignorable="w14 w15 w16se w16cid w16 w16cex w16sdtdh w16sdtfl w16du wp14">
   <w:p>
     <w:pPr>
@@ -8870,7 +8586,7 @@
       <w:spacing w:after="0" w:line="240" w:lineRule="auto"/>
       <w:jc w:val="right"/>
       <w:rPr>
-        <w:rFonts w:ascii="Times New Roman" w:hAnsi="Times New Roman" w:eastAsia="Times New Roman" w:cs="Times New Roman"/>
+        <w:rFonts w:ascii="Times New Roman" w:eastAsia="Times New Roman" w:hAnsi="Times New Roman" w:cs="Times New Roman"/>
         <w:color w:val="000000"/>
         <w:sz w:val="24"/>
         <w:szCs w:val="24"/>
@@ -8878,7 +8594,7 @@
     </w:pPr>
     <w:r>
       <w:rPr>
-        <w:rFonts w:ascii="Times New Roman" w:hAnsi="Times New Roman" w:eastAsia="Times New Roman" w:cs="Times New Roman"/>
+        <w:rFonts w:ascii="Times New Roman" w:eastAsia="Times New Roman" w:hAnsi="Times New Roman" w:cs="Times New Roman"/>
         <w:color w:val="000000"/>
         <w:sz w:val="24"/>
         <w:szCs w:val="24"/>
@@ -8887,7 +8603,7 @@
     </w:r>
     <w:r>
       <w:rPr>
-        <w:rFonts w:ascii="Times New Roman" w:hAnsi="Times New Roman" w:eastAsia="Times New Roman" w:cs="Times New Roman"/>
+        <w:rFonts w:ascii="Times New Roman" w:eastAsia="Times New Roman" w:hAnsi="Times New Roman" w:cs="Times New Roman"/>
         <w:color w:val="000000"/>
         <w:sz w:val="24"/>
         <w:szCs w:val="24"/>
@@ -8896,7 +8612,7 @@
     </w:r>
     <w:r>
       <w:rPr>
-        <w:rFonts w:ascii="Times New Roman" w:hAnsi="Times New Roman" w:eastAsia="Times New Roman" w:cs="Times New Roman"/>
+        <w:rFonts w:ascii="Times New Roman" w:eastAsia="Times New Roman" w:hAnsi="Times New Roman" w:cs="Times New Roman"/>
         <w:color w:val="000000"/>
         <w:sz w:val="24"/>
         <w:szCs w:val="24"/>
@@ -8905,7 +8621,7 @@
     </w:r>
     <w:r>
       <w:rPr>
-        <w:rFonts w:ascii="Times New Roman" w:hAnsi="Times New Roman" w:eastAsia="Times New Roman" w:cs="Times New Roman"/>
+        <w:rFonts w:ascii="Times New Roman" w:eastAsia="Times New Roman" w:hAnsi="Times New Roman" w:cs="Times New Roman"/>
         <w:noProof/>
         <w:color w:val="000000"/>
         <w:sz w:val="24"/>
@@ -8915,7 +8631,7 @@
     </w:r>
     <w:r>
       <w:rPr>
-        <w:rFonts w:ascii="Times New Roman" w:hAnsi="Times New Roman" w:eastAsia="Times New Roman" w:cs="Times New Roman"/>
+        <w:rFonts w:ascii="Times New Roman" w:eastAsia="Times New Roman" w:hAnsi="Times New Roman" w:cs="Times New Roman"/>
         <w:color w:val="000000"/>
         <w:sz w:val="24"/>
         <w:szCs w:val="24"/>
@@ -8935,12 +8651,35 @@
 </w:ftr>
 </file>
 
-<file path=word/footer2.xml><?xml version="1.0" encoding="utf-8"?>
-<w:ftr xmlns:w14="http://schemas.microsoft.com/office/word/2010/wordml" xmlns:w="http://schemas.openxmlformats.org/wordprocessingml/2006/main">
+<file path=word/footnotes.xml><?xml version="1.0" encoding="utf-8"?>
+<w:footnotes xmlns:wpc="http://schemas.microsoft.com/office/word/2010/wordprocessingCanvas" xmlns:cx="http://schemas.microsoft.com/office/drawing/2014/chartex" xmlns:cx1="http://schemas.microsoft.com/office/drawing/2015/9/8/chartex" xmlns:cx2="http://schemas.microsoft.com/office/drawing/2015/10/21/chartex" xmlns:cx3="http://schemas.microsoft.com/office/drawing/2016/5/9/chartex" xmlns:cx4="http://schemas.microsoft.com/office/drawing/2016/5/10/chartex" xmlns:cx5="http://schemas.microsoft.com/office/drawing/2016/5/11/chartex" xmlns:cx6="http://schemas.microsoft.com/office/drawing/2016/5/12/chartex" xmlns:cx7="http://schemas.microsoft.com/office/drawing/2016/5/13/chartex" xmlns:cx8="http://schemas.microsoft.com/office/drawing/2016/5/14/chartex" xmlns:mc="http://schemas.openxmlformats.org/markup-compatibility/2006" xmlns:aink="http://schemas.microsoft.com/office/drawing/2016/ink" xmlns:am3d="http://schemas.microsoft.com/office/drawing/2017/model3d" xmlns:o="urn:schemas-microsoft-com:office:office" xmlns:oel="http://schemas.microsoft.com/office/2019/extlst" xmlns:r="http://schemas.openxmlformats.org/officeDocument/2006/relationships" xmlns:m="http://schemas.openxmlformats.org/officeDocument/2006/math" xmlns:v="urn:schemas-microsoft-com:vml" xmlns:wp14="http://schemas.microsoft.com/office/word/2010/wordprocessingDrawing" xmlns:wp="http://schemas.openxmlformats.org/drawingml/2006/wordprocessingDrawing" xmlns:w10="urn:schemas-microsoft-com:office:word" xmlns:w="http://schemas.openxmlformats.org/wordprocessingml/2006/main" xmlns:w14="http://schemas.microsoft.com/office/word/2010/wordml" xmlns:w15="http://schemas.microsoft.com/office/word/2012/wordml" xmlns:w16cex="http://schemas.microsoft.com/office/word/2018/wordml/cex" xmlns:w16cid="http://schemas.microsoft.com/office/word/2016/wordml/cid" xmlns:w16="http://schemas.microsoft.com/office/word/2018/wordml" xmlns:w16du="http://schemas.microsoft.com/office/word/2023/wordml/word16du" xmlns:w16sdtdh="http://schemas.microsoft.com/office/word/2020/wordml/sdtdatahash" xmlns:w16sdtfl="http://schemas.microsoft.com/office/word/2024/wordml/sdtformatlock" xmlns:w16se="http://schemas.microsoft.com/office/word/2015/wordml/symex" xmlns:wpg="http://schemas.microsoft.com/office/word/2010/wordprocessingGroup" xmlns:wpi="http://schemas.microsoft.com/office/word/2010/wordprocessingInk" xmlns:wne="http://schemas.microsoft.com/office/word/2006/wordml" xmlns:wps="http://schemas.microsoft.com/office/word/2010/wordprocessingShape" mc:Ignorable="w14 w15 w16se w16cid w16 w16cex w16sdtdh w16sdtfl w16du wp14">
+  <w:footnote w:type="separator" w:id="-1">
+    <w:p>
+      <w:pPr>
+        <w:spacing w:after="0" w:line="240" w:lineRule="auto"/>
+      </w:pPr>
+      <w:r>
+        <w:separator/>
+      </w:r>
+    </w:p>
+  </w:footnote>
+  <w:footnote w:type="continuationSeparator" w:id="0">
+    <w:p>
+      <w:pPr>
+        <w:spacing w:after="0" w:line="240" w:lineRule="auto"/>
+      </w:pPr>
+      <w:r>
+        <w:continuationSeparator/>
+      </w:r>
+    </w:p>
+  </w:footnote>
+</w:footnotes>
+</file>
+
+<file path=word/header1.xml><?xml version="1.0" encoding="utf-8"?>
+<w:hdr xmlns:wpc="http://schemas.microsoft.com/office/word/2010/wordprocessingCanvas" xmlns:cx="http://schemas.microsoft.com/office/drawing/2014/chartex" xmlns:cx1="http://schemas.microsoft.com/office/drawing/2015/9/8/chartex" xmlns:cx2="http://schemas.microsoft.com/office/drawing/2015/10/21/chartex" xmlns:cx3="http://schemas.microsoft.com/office/drawing/2016/5/9/chartex" xmlns:cx4="http://schemas.microsoft.com/office/drawing/2016/5/10/chartex" xmlns:cx5="http://schemas.microsoft.com/office/drawing/2016/5/11/chartex" xmlns:cx6="http://schemas.microsoft.com/office/drawing/2016/5/12/chartex" xmlns:cx7="http://schemas.microsoft.com/office/drawing/2016/5/13/chartex" xmlns:cx8="http://schemas.microsoft.com/office/drawing/2016/5/14/chartex" xmlns:mc="http://schemas.openxmlformats.org/markup-compatibility/2006" xmlns:aink="http://schemas.microsoft.com/office/drawing/2016/ink" xmlns:am3d="http://schemas.microsoft.com/office/drawing/2017/model3d" xmlns:o="urn:schemas-microsoft-com:office:office" xmlns:oel="http://schemas.microsoft.com/office/2019/extlst" xmlns:r="http://schemas.openxmlformats.org/officeDocument/2006/relationships" xmlns:m="http://schemas.openxmlformats.org/officeDocument/2006/math" xmlns:v="urn:schemas-microsoft-com:vml" xmlns:wp14="http://schemas.microsoft.com/office/word/2010/wordprocessingDrawing" xmlns:wp="http://schemas.openxmlformats.org/drawingml/2006/wordprocessingDrawing" xmlns:w10="urn:schemas-microsoft-com:office:word" xmlns:w="http://schemas.openxmlformats.org/wordprocessingml/2006/main" xmlns:w14="http://schemas.microsoft.com/office/word/2010/wordml" xmlns:w15="http://schemas.microsoft.com/office/word/2012/wordml" xmlns:w16cex="http://schemas.microsoft.com/office/word/2018/wordml/cex" xmlns:w16cid="http://schemas.microsoft.com/office/word/2016/wordml/cid" xmlns:w16="http://schemas.microsoft.com/office/word/2018/wordml" xmlns:w16du="http://schemas.microsoft.com/office/word/2023/wordml/word16du" xmlns:w16sdtdh="http://schemas.microsoft.com/office/word/2020/wordml/sdtdatahash" xmlns:w16sdtfl="http://schemas.microsoft.com/office/word/2024/wordml/sdtformatlock" xmlns:w16se="http://schemas.microsoft.com/office/word/2015/wordml/symex" xmlns:wpg="http://schemas.microsoft.com/office/word/2010/wordprocessingGroup" xmlns:wpi="http://schemas.microsoft.com/office/word/2010/wordprocessingInk" xmlns:wne="http://schemas.microsoft.com/office/word/2006/wordml" xmlns:wps="http://schemas.microsoft.com/office/word/2010/wordprocessingShape" mc:Ignorable="w14 w15 w16se w16cid w16 w16cex w16sdtdh w16sdtfl w16du wp14">
   <w:tbl>
     <w:tblPr>
-      <w:tblStyle w:val="Tablanormal"/>
-      <w:bidiVisual w:val="0"/>
       <w:tblW w:w="0" w:type="auto"/>
       <w:tblLook w:val="06A0" w:firstRow="1" w:lastRow="0" w:firstColumn="1" w:lastColumn="0" w:noHBand="1" w:noVBand="1"/>
     </w:tblPr>
@@ -8956,26 +8695,21 @@
       <w:tc>
         <w:tcPr>
           <w:tcW w:w="3005" w:type="dxa"/>
-          <w:tcMar/>
         </w:tcPr>
         <w:p>
           <w:pPr>
             <w:pStyle w:val="Encabezado"/>
-            <w:bidi w:val="0"/>
             <w:ind w:left="-115"/>
-            <w:jc w:val="left"/>
           </w:pPr>
         </w:p>
       </w:tc>
       <w:tc>
         <w:tcPr>
           <w:tcW w:w="3005" w:type="dxa"/>
-          <w:tcMar/>
         </w:tcPr>
         <w:p>
           <w:pPr>
             <w:pStyle w:val="Encabezado"/>
-            <w:bidi w:val="0"/>
             <w:jc w:val="center"/>
           </w:pPr>
         </w:p>
@@ -8983,107 +8717,10 @@
       <w:tc>
         <w:tcPr>
           <w:tcW w:w="3005" w:type="dxa"/>
-          <w:tcMar/>
         </w:tcPr>
         <w:p>
           <w:pPr>
             <w:pStyle w:val="Encabezado"/>
-            <w:bidi w:val="0"/>
-            <w:ind w:right="-115"/>
-            <w:jc w:val="right"/>
-          </w:pPr>
-        </w:p>
-      </w:tc>
-    </w:tr>
-  </w:tbl>
-  <w:p>
-    <w:pPr>
-      <w:pStyle w:val="Piedepgina"/>
-      <w:bidi w:val="0"/>
-    </w:pPr>
-  </w:p>
-</w:ftr>
-</file>
-
-<file path=word/footnotes.xml><?xml version="1.0" encoding="utf-8"?>
-<w:footnotes xmlns:wpc="http://schemas.microsoft.com/office/word/2010/wordprocessingCanvas" xmlns:cx="http://schemas.microsoft.com/office/drawing/2014/chartex" xmlns:cx1="http://schemas.microsoft.com/office/drawing/2015/9/8/chartex" xmlns:cx2="http://schemas.microsoft.com/office/drawing/2015/10/21/chartex" xmlns:cx3="http://schemas.microsoft.com/office/drawing/2016/5/9/chartex" xmlns:cx4="http://schemas.microsoft.com/office/drawing/2016/5/10/chartex" xmlns:cx5="http://schemas.microsoft.com/office/drawing/2016/5/11/chartex" xmlns:cx6="http://schemas.microsoft.com/office/drawing/2016/5/12/chartex" xmlns:cx7="http://schemas.microsoft.com/office/drawing/2016/5/13/chartex" xmlns:cx8="http://schemas.microsoft.com/office/drawing/2016/5/14/chartex" xmlns:mc="http://schemas.openxmlformats.org/markup-compatibility/2006" xmlns:aink="http://schemas.microsoft.com/office/drawing/2016/ink" xmlns:am3d="http://schemas.microsoft.com/office/drawing/2017/model3d" xmlns:o="urn:schemas-microsoft-com:office:office" xmlns:oel="http://schemas.microsoft.com/office/2019/extlst" xmlns:r="http://schemas.openxmlformats.org/officeDocument/2006/relationships" xmlns:m="http://schemas.openxmlformats.org/officeDocument/2006/math" xmlns:v="urn:schemas-microsoft-com:vml" xmlns:wp14="http://schemas.microsoft.com/office/word/2010/wordprocessingDrawing" xmlns:wp="http://schemas.openxmlformats.org/drawingml/2006/wordprocessingDrawing" xmlns:w10="urn:schemas-microsoft-com:office:word" xmlns:w="http://schemas.openxmlformats.org/wordprocessingml/2006/main" xmlns:w14="http://schemas.microsoft.com/office/word/2010/wordml" xmlns:w15="http://schemas.microsoft.com/office/word/2012/wordml" xmlns:w16cex="http://schemas.microsoft.com/office/word/2018/wordml/cex" xmlns:w16cid="http://schemas.microsoft.com/office/word/2016/wordml/cid" xmlns:w16="http://schemas.microsoft.com/office/word/2018/wordml" xmlns:w16du="http://schemas.microsoft.com/office/word/2023/wordml/word16du" xmlns:w16sdtdh="http://schemas.microsoft.com/office/word/2020/wordml/sdtdatahash" xmlns:w16sdtfl="http://schemas.microsoft.com/office/word/2024/wordml/sdtformatlock" xmlns:w16se="http://schemas.microsoft.com/office/word/2015/wordml/symex" xmlns:wpg="http://schemas.microsoft.com/office/word/2010/wordprocessingGroup" xmlns:wpi="http://schemas.microsoft.com/office/word/2010/wordprocessingInk" xmlns:wne="http://schemas.microsoft.com/office/word/2006/wordml" xmlns:wps="http://schemas.microsoft.com/office/word/2010/wordprocessingShape" mc:Ignorable="w14 w15 w16se w16cid w16 w16cex w16sdtdh w16sdtfl w16du wp14">
-  <w:footnote w:type="separator" w:id="-1">
-    <w:p>
-      <w:pPr>
-        <w:spacing w:after="0" w:line="240" w:lineRule="auto"/>
-      </w:pPr>
-      <w:r>
-        <w:separator/>
-      </w:r>
-    </w:p>
-  </w:footnote>
-  <w:footnote w:type="continuationSeparator" w:id="0">
-    <w:p>
-      <w:pPr>
-        <w:spacing w:after="0" w:line="240" w:lineRule="auto"/>
-      </w:pPr>
-      <w:r>
-        <w:continuationSeparator/>
-      </w:r>
-    </w:p>
-  </w:footnote>
-</w:footnotes>
-</file>
-
-<file path=word/header.xml><?xml version="1.0" encoding="utf-8"?>
-<w:hdr xmlns:w14="http://schemas.microsoft.com/office/word/2010/wordml" xmlns:w="http://schemas.openxmlformats.org/wordprocessingml/2006/main">
-  <w:tbl>
-    <w:tblPr>
-      <w:tblStyle w:val="Tablanormal"/>
-      <w:bidiVisual w:val="0"/>
-      <w:tblW w:w="0" w:type="auto"/>
-      <w:tblLook w:val="06A0" w:firstRow="1" w:lastRow="0" w:firstColumn="1" w:lastColumn="0" w:noHBand="1" w:noVBand="1"/>
-    </w:tblPr>
-    <w:tblGrid>
-      <w:gridCol w:w="3005"/>
-      <w:gridCol w:w="3005"/>
-      <w:gridCol w:w="3005"/>
-    </w:tblGrid>
-    <w:tr>
-      <w:trPr>
-        <w:trHeight w:val="300"/>
-      </w:trPr>
-      <w:tc>
-        <w:tcPr>
-          <w:tcW w:w="3005" w:type="dxa"/>
-          <w:tcMar/>
-        </w:tcPr>
-        <w:p>
-          <w:pPr>
-            <w:pStyle w:val="Encabezado"/>
-            <w:bidi w:val="0"/>
-            <w:ind w:left="-115"/>
-            <w:jc w:val="left"/>
-          </w:pPr>
-        </w:p>
-      </w:tc>
-      <w:tc>
-        <w:tcPr>
-          <w:tcW w:w="3005" w:type="dxa"/>
-          <w:tcMar/>
-        </w:tcPr>
-        <w:p>
-          <w:pPr>
-            <w:pStyle w:val="Encabezado"/>
-            <w:bidi w:val="0"/>
-            <w:jc w:val="center"/>
-          </w:pPr>
-        </w:p>
-      </w:tc>
-      <w:tc>
-        <w:tcPr>
-          <w:tcW w:w="3005" w:type="dxa"/>
-          <w:tcMar/>
-        </w:tcPr>
-        <w:p>
-          <w:pPr>
-            <w:pStyle w:val="Encabezado"/>
-            <w:bidi w:val="0"/>
             <w:ind w:right="-115"/>
             <w:jc w:val="right"/>
           </w:pPr>
@@ -9094,18 +8731,15 @@
   <w:p>
     <w:pPr>
       <w:pStyle w:val="Encabezado"/>
-      <w:bidi w:val="0"/>
     </w:pPr>
   </w:p>
 </w:hdr>
 </file>
 
 <file path=word/header2.xml><?xml version="1.0" encoding="utf-8"?>
-<w:hdr xmlns:w14="http://schemas.microsoft.com/office/word/2010/wordml" xmlns:w="http://schemas.openxmlformats.org/wordprocessingml/2006/main">
+<w:hdr xmlns:wpc="http://schemas.microsoft.com/office/word/2010/wordprocessingCanvas" xmlns:cx="http://schemas.microsoft.com/office/drawing/2014/chartex" xmlns:cx1="http://schemas.microsoft.com/office/drawing/2015/9/8/chartex" xmlns:cx2="http://schemas.microsoft.com/office/drawing/2015/10/21/chartex" xmlns:cx3="http://schemas.microsoft.com/office/drawing/2016/5/9/chartex" xmlns:cx4="http://schemas.microsoft.com/office/drawing/2016/5/10/chartex" xmlns:cx5="http://schemas.microsoft.com/office/drawing/2016/5/11/chartex" xmlns:cx6="http://schemas.microsoft.com/office/drawing/2016/5/12/chartex" xmlns:cx7="http://schemas.microsoft.com/office/drawing/2016/5/13/chartex" xmlns:cx8="http://schemas.microsoft.com/office/drawing/2016/5/14/chartex" xmlns:mc="http://schemas.openxmlformats.org/markup-compatibility/2006" xmlns:aink="http://schemas.microsoft.com/office/drawing/2016/ink" xmlns:am3d="http://schemas.microsoft.com/office/drawing/2017/model3d" xmlns:o="urn:schemas-microsoft-com:office:office" xmlns:oel="http://schemas.microsoft.com/office/2019/extlst" xmlns:r="http://schemas.openxmlformats.org/officeDocument/2006/relationships" xmlns:m="http://schemas.openxmlformats.org/officeDocument/2006/math" xmlns:v="urn:schemas-microsoft-com:vml" xmlns:wp14="http://schemas.microsoft.com/office/word/2010/wordprocessingDrawing" xmlns:wp="http://schemas.openxmlformats.org/drawingml/2006/wordprocessingDrawing" xmlns:w10="urn:schemas-microsoft-com:office:word" xmlns:w="http://schemas.openxmlformats.org/wordprocessingml/2006/main" xmlns:w14="http://schemas.microsoft.com/office/word/2010/wordml" xmlns:w15="http://schemas.microsoft.com/office/word/2012/wordml" xmlns:w16cex="http://schemas.microsoft.com/office/word/2018/wordml/cex" xmlns:w16cid="http://schemas.microsoft.com/office/word/2016/wordml/cid" xmlns:w16="http://schemas.microsoft.com/office/word/2018/wordml" xmlns:w16du="http://schemas.microsoft.com/office/word/2023/wordml/word16du" xmlns:w16sdtdh="http://schemas.microsoft.com/office/word/2020/wordml/sdtdatahash" xmlns:w16sdtfl="http://schemas.microsoft.com/office/word/2024/wordml/sdtformatlock" xmlns:w16se="http://schemas.microsoft.com/office/word/2015/wordml/symex" xmlns:wpg="http://schemas.microsoft.com/office/word/2010/wordprocessingGroup" xmlns:wpi="http://schemas.microsoft.com/office/word/2010/wordprocessingInk" xmlns:wne="http://schemas.microsoft.com/office/word/2006/wordml" xmlns:wps="http://schemas.microsoft.com/office/word/2010/wordprocessingShape" mc:Ignorable="w14 w15 w16se w16cid w16 w16cex w16sdtdh w16sdtfl w16du wp14">
   <w:tbl>
     <w:tblPr>
-      <w:tblStyle w:val="Tablanormal"/>
-      <w:bidiVisual w:val="0"/>
       <w:tblW w:w="0" w:type="auto"/>
       <w:tblLook w:val="06A0" w:firstRow="1" w:lastRow="0" w:firstColumn="1" w:lastColumn="0" w:noHBand="1" w:noVBand="1"/>
     </w:tblPr>
@@ -9121,26 +8755,21 @@
       <w:tc>
         <w:tcPr>
           <w:tcW w:w="2835" w:type="dxa"/>
-          <w:tcMar/>
         </w:tcPr>
         <w:p>
           <w:pPr>
             <w:pStyle w:val="Encabezado"/>
-            <w:bidi w:val="0"/>
             <w:ind w:left="-115"/>
-            <w:jc w:val="left"/>
           </w:pPr>
         </w:p>
       </w:tc>
       <w:tc>
         <w:tcPr>
           <w:tcW w:w="2835" w:type="dxa"/>
-          <w:tcMar/>
         </w:tcPr>
         <w:p>
           <w:pPr>
             <w:pStyle w:val="Encabezado"/>
-            <w:bidi w:val="0"/>
             <w:jc w:val="center"/>
           </w:pPr>
         </w:p>
@@ -9148,12 +8777,10 @@
       <w:tc>
         <w:tcPr>
           <w:tcW w:w="2835" w:type="dxa"/>
-          <w:tcMar/>
         </w:tcPr>
         <w:p>
           <w:pPr>
             <w:pStyle w:val="Encabezado"/>
-            <w:bidi w:val="0"/>
             <w:ind w:right="-115"/>
             <w:jc w:val="right"/>
           </w:pPr>
@@ -9164,18 +8791,15 @@
   <w:p>
     <w:pPr>
       <w:pStyle w:val="Encabezado"/>
-      <w:bidi w:val="0"/>
     </w:pPr>
   </w:p>
 </w:hdr>
 </file>
 
 <file path=word/header3.xml><?xml version="1.0" encoding="utf-8"?>
-<w:hdr xmlns:w14="http://schemas.microsoft.com/office/word/2010/wordml" xmlns:w="http://schemas.openxmlformats.org/wordprocessingml/2006/main">
+<w:hdr xmlns:wpc="http://schemas.microsoft.com/office/word/2010/wordprocessingCanvas" xmlns:cx="http://schemas.microsoft.com/office/drawing/2014/chartex" xmlns:cx1="http://schemas.microsoft.com/office/drawing/2015/9/8/chartex" xmlns:cx2="http://schemas.microsoft.com/office/drawing/2015/10/21/chartex" xmlns:cx3="http://schemas.microsoft.com/office/drawing/2016/5/9/chartex" xmlns:cx4="http://schemas.microsoft.com/office/drawing/2016/5/10/chartex" xmlns:cx5="http://schemas.microsoft.com/office/drawing/2016/5/11/chartex" xmlns:cx6="http://schemas.microsoft.com/office/drawing/2016/5/12/chartex" xmlns:cx7="http://schemas.microsoft.com/office/drawing/2016/5/13/chartex" xmlns:cx8="http://schemas.microsoft.com/office/drawing/2016/5/14/chartex" xmlns:mc="http://schemas.openxmlformats.org/markup-compatibility/2006" xmlns:aink="http://schemas.microsoft.com/office/drawing/2016/ink" xmlns:am3d="http://schemas.microsoft.com/office/drawing/2017/model3d" xmlns:o="urn:schemas-microsoft-com:office:office" xmlns:oel="http://schemas.microsoft.com/office/2019/extlst" xmlns:r="http://schemas.openxmlformats.org/officeDocument/2006/relationships" xmlns:m="http://schemas.openxmlformats.org/officeDocument/2006/math" xmlns:v="urn:schemas-microsoft-com:vml" xmlns:wp14="http://schemas.microsoft.com/office/word/2010/wordprocessingDrawing" xmlns:wp="http://schemas.openxmlformats.org/drawingml/2006/wordprocessingDrawing" xmlns:w10="urn:schemas-microsoft-com:office:word" xmlns:w="http://schemas.openxmlformats.org/wordprocessingml/2006/main" xmlns:w14="http://schemas.microsoft.com/office/word/2010/wordml" xmlns:w15="http://schemas.microsoft.com/office/word/2012/wordml" xmlns:w16cex="http://schemas.microsoft.com/office/word/2018/wordml/cex" xmlns:w16cid="http://schemas.microsoft.com/office/word/2016/wordml/cid" xmlns:w16="http://schemas.microsoft.com/office/word/2018/wordml" xmlns:w16du="http://schemas.microsoft.com/office/word/2023/wordml/word16du" xmlns:w16sdtdh="http://schemas.microsoft.com/office/word/2020/wordml/sdtdatahash" xmlns:w16sdtfl="http://schemas.microsoft.com/office/word/2024/wordml/sdtformatlock" xmlns:w16se="http://schemas.microsoft.com/office/word/2015/wordml/symex" xmlns:wpg="http://schemas.microsoft.com/office/word/2010/wordprocessingGroup" xmlns:wpi="http://schemas.microsoft.com/office/word/2010/wordprocessingInk" xmlns:wne="http://schemas.microsoft.com/office/word/2006/wordml" xmlns:wps="http://schemas.microsoft.com/office/word/2010/wordprocessingShape" mc:Ignorable="w14 w15 w16se w16cid w16 w16cex w16sdtdh w16sdtfl w16du wp14">
   <w:tbl>
     <w:tblPr>
-      <w:tblStyle w:val="Tablanormal"/>
-      <w:bidiVisual w:val="0"/>
       <w:tblW w:w="0" w:type="auto"/>
       <w:tblLook w:val="06A0" w:firstRow="1" w:lastRow="0" w:firstColumn="1" w:lastColumn="0" w:noHBand="1" w:noVBand="1"/>
     </w:tblPr>
@@ -9191,26 +8815,21 @@
       <w:tc>
         <w:tcPr>
           <w:tcW w:w="4665" w:type="dxa"/>
-          <w:tcMar/>
         </w:tcPr>
         <w:p>
           <w:pPr>
             <w:pStyle w:val="Encabezado"/>
-            <w:bidi w:val="0"/>
             <w:ind w:left="-115"/>
-            <w:jc w:val="left"/>
           </w:pPr>
         </w:p>
       </w:tc>
       <w:tc>
         <w:tcPr>
           <w:tcW w:w="4665" w:type="dxa"/>
-          <w:tcMar/>
         </w:tcPr>
         <w:p>
           <w:pPr>
             <w:pStyle w:val="Encabezado"/>
-            <w:bidi w:val="0"/>
             <w:jc w:val="center"/>
           </w:pPr>
         </w:p>
@@ -9218,12 +8837,10 @@
       <w:tc>
         <w:tcPr>
           <w:tcW w:w="4665" w:type="dxa"/>
-          <w:tcMar/>
         </w:tcPr>
         <w:p>
           <w:pPr>
             <w:pStyle w:val="Encabezado"/>
-            <w:bidi w:val="0"/>
             <w:ind w:right="-115"/>
             <w:jc w:val="right"/>
           </w:pPr>
@@ -9234,7 +8851,6 @@
   <w:p>
     <w:pPr>
       <w:pStyle w:val="Encabezado"/>
-      <w:bidi w:val="0"/>
     </w:pPr>
   </w:p>
 </w:hdr>
@@ -9341,7 +8957,7 @@
         <w:ind w:left="720" w:hanging="360"/>
       </w:pPr>
       <w:rPr>
-        <w:rFonts w:hint="default" w:ascii="Symbol" w:hAnsi="Symbol"/>
+        <w:rFonts w:ascii="Symbol" w:hAnsi="Symbol" w:hint="default"/>
       </w:rPr>
     </w:lvl>
     <w:lvl w:ilvl="1" w:tplc="300A0003" w:tentative="1">
@@ -9353,7 +8969,7 @@
         <w:ind w:left="1440" w:hanging="360"/>
       </w:pPr>
       <w:rPr>
-        <w:rFonts w:hint="default" w:ascii="Courier New" w:hAnsi="Courier New" w:cs="Courier New"/>
+        <w:rFonts w:ascii="Courier New" w:hAnsi="Courier New" w:cs="Courier New" w:hint="default"/>
       </w:rPr>
     </w:lvl>
     <w:lvl w:ilvl="2" w:tplc="300A0005" w:tentative="1">
@@ -9365,7 +8981,7 @@
         <w:ind w:left="2160" w:hanging="360"/>
       </w:pPr>
       <w:rPr>
-        <w:rFonts w:hint="default" w:ascii="Wingdings" w:hAnsi="Wingdings"/>
+        <w:rFonts w:ascii="Wingdings" w:hAnsi="Wingdings" w:hint="default"/>
       </w:rPr>
     </w:lvl>
     <w:lvl w:ilvl="3" w:tplc="300A0001" w:tentative="1">
@@ -9377,7 +8993,7 @@
         <w:ind w:left="2880" w:hanging="360"/>
       </w:pPr>
       <w:rPr>
-        <w:rFonts w:hint="default" w:ascii="Symbol" w:hAnsi="Symbol"/>
+        <w:rFonts w:ascii="Symbol" w:hAnsi="Symbol" w:hint="default"/>
       </w:rPr>
     </w:lvl>
     <w:lvl w:ilvl="4" w:tplc="300A0003" w:tentative="1">
@@ -9389,7 +9005,7 @@
         <w:ind w:left="3600" w:hanging="360"/>
       </w:pPr>
       <w:rPr>
-        <w:rFonts w:hint="default" w:ascii="Courier New" w:hAnsi="Courier New" w:cs="Courier New"/>
+        <w:rFonts w:ascii="Courier New" w:hAnsi="Courier New" w:cs="Courier New" w:hint="default"/>
       </w:rPr>
     </w:lvl>
     <w:lvl w:ilvl="5" w:tplc="300A0005" w:tentative="1">
@@ -9401,7 +9017,7 @@
         <w:ind w:left="4320" w:hanging="360"/>
       </w:pPr>
       <w:rPr>
-        <w:rFonts w:hint="default" w:ascii="Wingdings" w:hAnsi="Wingdings"/>
+        <w:rFonts w:ascii="Wingdings" w:hAnsi="Wingdings" w:hint="default"/>
       </w:rPr>
     </w:lvl>
     <w:lvl w:ilvl="6" w:tplc="300A0001" w:tentative="1">
@@ -9413,7 +9029,7 @@
         <w:ind w:left="5040" w:hanging="360"/>
       </w:pPr>
       <w:rPr>
-        <w:rFonts w:hint="default" w:ascii="Symbol" w:hAnsi="Symbol"/>
+        <w:rFonts w:ascii="Symbol" w:hAnsi="Symbol" w:hint="default"/>
       </w:rPr>
     </w:lvl>
     <w:lvl w:ilvl="7" w:tplc="300A0003" w:tentative="1">
@@ -9425,7 +9041,7 @@
         <w:ind w:left="5760" w:hanging="360"/>
       </w:pPr>
       <w:rPr>
-        <w:rFonts w:hint="default" w:ascii="Courier New" w:hAnsi="Courier New" w:cs="Courier New"/>
+        <w:rFonts w:ascii="Courier New" w:hAnsi="Courier New" w:cs="Courier New" w:hint="default"/>
       </w:rPr>
     </w:lvl>
     <w:lvl w:ilvl="8" w:tplc="300A0005" w:tentative="1">
@@ -9437,7 +9053,7 @@
         <w:ind w:left="6480" w:hanging="360"/>
       </w:pPr>
       <w:rPr>
-        <w:rFonts w:hint="default" w:ascii="Wingdings" w:hAnsi="Wingdings"/>
+        <w:rFonts w:ascii="Wingdings" w:hAnsi="Wingdings" w:hint="default"/>
       </w:rPr>
     </w:lvl>
   </w:abstractNum>
@@ -9454,7 +9070,7 @@
         <w:ind w:left="720" w:hanging="360"/>
       </w:pPr>
       <w:rPr>
-        <w:rFonts w:hint="default" w:ascii="Symbol" w:hAnsi="Symbol"/>
+        <w:rFonts w:ascii="Symbol" w:hAnsi="Symbol" w:hint="default"/>
       </w:rPr>
     </w:lvl>
     <w:lvl w:ilvl="1" w:tplc="300A0003" w:tentative="1">
@@ -9466,7 +9082,7 @@
         <w:ind w:left="1440" w:hanging="360"/>
       </w:pPr>
       <w:rPr>
-        <w:rFonts w:hint="default" w:ascii="Courier New" w:hAnsi="Courier New" w:cs="Courier New"/>
+        <w:rFonts w:ascii="Courier New" w:hAnsi="Courier New" w:cs="Courier New" w:hint="default"/>
       </w:rPr>
     </w:lvl>
     <w:lvl w:ilvl="2" w:tplc="300A0005" w:tentative="1">
@@ -9478,7 +9094,7 @@
         <w:ind w:left="2160" w:hanging="360"/>
       </w:pPr>
       <w:rPr>
-        <w:rFonts w:hint="default" w:ascii="Wingdings" w:hAnsi="Wingdings"/>
+        <w:rFonts w:ascii="Wingdings" w:hAnsi="Wingdings" w:hint="default"/>
       </w:rPr>
     </w:lvl>
     <w:lvl w:ilvl="3" w:tplc="300A0001" w:tentative="1">
@@ -9490,7 +9106,7 @@
         <w:ind w:left="2880" w:hanging="360"/>
       </w:pPr>
       <w:rPr>
-        <w:rFonts w:hint="default" w:ascii="Symbol" w:hAnsi="Symbol"/>
+        <w:rFonts w:ascii="Symbol" w:hAnsi="Symbol" w:hint="default"/>
       </w:rPr>
     </w:lvl>
     <w:lvl w:ilvl="4" w:tplc="300A0003" w:tentative="1">
@@ -9502,7 +9118,7 @@
         <w:ind w:left="3600" w:hanging="360"/>
       </w:pPr>
       <w:rPr>
-        <w:rFonts w:hint="default" w:ascii="Courier New" w:hAnsi="Courier New" w:cs="Courier New"/>
+        <w:rFonts w:ascii="Courier New" w:hAnsi="Courier New" w:cs="Courier New" w:hint="default"/>
       </w:rPr>
     </w:lvl>
     <w:lvl w:ilvl="5" w:tplc="300A0005" w:tentative="1">
@@ -9514,7 +9130,7 @@
         <w:ind w:left="4320" w:hanging="360"/>
       </w:pPr>
       <w:rPr>
-        <w:rFonts w:hint="default" w:ascii="Wingdings" w:hAnsi="Wingdings"/>
+        <w:rFonts w:ascii="Wingdings" w:hAnsi="Wingdings" w:hint="default"/>
       </w:rPr>
     </w:lvl>
     <w:lvl w:ilvl="6" w:tplc="300A0001" w:tentative="1">
@@ -9526,7 +9142,7 @@
         <w:ind w:left="5040" w:hanging="360"/>
       </w:pPr>
       <w:rPr>
-        <w:rFonts w:hint="default" w:ascii="Symbol" w:hAnsi="Symbol"/>
+        <w:rFonts w:ascii="Symbol" w:hAnsi="Symbol" w:hint="default"/>
       </w:rPr>
     </w:lvl>
     <w:lvl w:ilvl="7" w:tplc="300A0003" w:tentative="1">
@@ -9538,7 +9154,7 @@
         <w:ind w:left="5760" w:hanging="360"/>
       </w:pPr>
       <w:rPr>
-        <w:rFonts w:hint="default" w:ascii="Courier New" w:hAnsi="Courier New" w:cs="Courier New"/>
+        <w:rFonts w:ascii="Courier New" w:hAnsi="Courier New" w:cs="Courier New" w:hint="default"/>
       </w:rPr>
     </w:lvl>
     <w:lvl w:ilvl="8" w:tplc="300A0005" w:tentative="1">
@@ -9550,7 +9166,7 @@
         <w:ind w:left="6480" w:hanging="360"/>
       </w:pPr>
       <w:rPr>
-        <w:rFonts w:hint="default" w:ascii="Wingdings" w:hAnsi="Wingdings"/>
+        <w:rFonts w:ascii="Wingdings" w:hAnsi="Wingdings" w:hint="default"/>
       </w:rPr>
     </w:lvl>
   </w:abstractNum>
@@ -9567,7 +9183,7 @@
         <w:ind w:left="720" w:hanging="360"/>
       </w:pPr>
       <w:rPr>
-        <w:rFonts w:hint="default" w:ascii="Symbol" w:hAnsi="Symbol"/>
+        <w:rFonts w:ascii="Symbol" w:hAnsi="Symbol" w:hint="default"/>
       </w:rPr>
     </w:lvl>
     <w:lvl w:ilvl="1" w:tplc="300A0003">
@@ -9579,7 +9195,7 @@
         <w:ind w:left="1440" w:hanging="360"/>
       </w:pPr>
       <w:rPr>
-        <w:rFonts w:hint="default" w:ascii="Courier New" w:hAnsi="Courier New" w:cs="Courier New"/>
+        <w:rFonts w:ascii="Courier New" w:hAnsi="Courier New" w:cs="Courier New" w:hint="default"/>
       </w:rPr>
     </w:lvl>
     <w:lvl w:ilvl="2" w:tplc="300A0005" w:tentative="1">
@@ -9591,7 +9207,7 @@
         <w:ind w:left="2160" w:hanging="360"/>
       </w:pPr>
       <w:rPr>
-        <w:rFonts w:hint="default" w:ascii="Wingdings" w:hAnsi="Wingdings"/>
+        <w:rFonts w:ascii="Wingdings" w:hAnsi="Wingdings" w:hint="default"/>
       </w:rPr>
     </w:lvl>
     <w:lvl w:ilvl="3" w:tplc="300A0001" w:tentative="1">
@@ -9603,7 +9219,7 @@
         <w:ind w:left="2880" w:hanging="360"/>
       </w:pPr>
       <w:rPr>
-        <w:rFonts w:hint="default" w:ascii="Symbol" w:hAnsi="Symbol"/>
+        <w:rFonts w:ascii="Symbol" w:hAnsi="Symbol" w:hint="default"/>
       </w:rPr>
     </w:lvl>
     <w:lvl w:ilvl="4" w:tplc="300A0003" w:tentative="1">
@@ -9615,7 +9231,7 @@
         <w:ind w:left="3600" w:hanging="360"/>
       </w:pPr>
       <w:rPr>
-        <w:rFonts w:hint="default" w:ascii="Courier New" w:hAnsi="Courier New" w:cs="Courier New"/>
+        <w:rFonts w:ascii="Courier New" w:hAnsi="Courier New" w:cs="Courier New" w:hint="default"/>
       </w:rPr>
     </w:lvl>
     <w:lvl w:ilvl="5" w:tplc="300A0005" w:tentative="1">
@@ -9627,7 +9243,7 @@
         <w:ind w:left="4320" w:hanging="360"/>
       </w:pPr>
       <w:rPr>
-        <w:rFonts w:hint="default" w:ascii="Wingdings" w:hAnsi="Wingdings"/>
+        <w:rFonts w:ascii="Wingdings" w:hAnsi="Wingdings" w:hint="default"/>
       </w:rPr>
     </w:lvl>
     <w:lvl w:ilvl="6" w:tplc="300A0001" w:tentative="1">
@@ -9639,7 +9255,7 @@
         <w:ind w:left="5040" w:hanging="360"/>
       </w:pPr>
       <w:rPr>
-        <w:rFonts w:hint="default" w:ascii="Symbol" w:hAnsi="Symbol"/>
+        <w:rFonts w:ascii="Symbol" w:hAnsi="Symbol" w:hint="default"/>
       </w:rPr>
     </w:lvl>
     <w:lvl w:ilvl="7" w:tplc="300A0003" w:tentative="1">
@@ -9651,7 +9267,7 @@
         <w:ind w:left="5760" w:hanging="360"/>
       </w:pPr>
       <w:rPr>
-        <w:rFonts w:hint="default" w:ascii="Courier New" w:hAnsi="Courier New" w:cs="Courier New"/>
+        <w:rFonts w:ascii="Courier New" w:hAnsi="Courier New" w:cs="Courier New" w:hint="default"/>
       </w:rPr>
     </w:lvl>
     <w:lvl w:ilvl="8" w:tplc="300A0005" w:tentative="1">
@@ -9663,7 +9279,7 @@
         <w:ind w:left="6480" w:hanging="360"/>
       </w:pPr>
       <w:rPr>
-        <w:rFonts w:hint="default" w:ascii="Wingdings" w:hAnsi="Wingdings"/>
+        <w:rFonts w:ascii="Wingdings" w:hAnsi="Wingdings" w:hint="default"/>
       </w:rPr>
     </w:lvl>
   </w:abstractNum>
@@ -9680,7 +9296,7 @@
         <w:ind w:left="720" w:hanging="360"/>
       </w:pPr>
       <w:rPr>
-        <w:rFonts w:hint="default" w:ascii="Symbol" w:hAnsi="Symbol"/>
+        <w:rFonts w:ascii="Symbol" w:hAnsi="Symbol" w:hint="default"/>
       </w:rPr>
     </w:lvl>
     <w:lvl w:ilvl="1" w:tplc="300A0003">
@@ -9692,7 +9308,7 @@
         <w:ind w:left="1440" w:hanging="360"/>
       </w:pPr>
       <w:rPr>
-        <w:rFonts w:hint="default" w:ascii="Courier New" w:hAnsi="Courier New" w:cs="Courier New"/>
+        <w:rFonts w:ascii="Courier New" w:hAnsi="Courier New" w:cs="Courier New" w:hint="default"/>
       </w:rPr>
     </w:lvl>
     <w:lvl w:ilvl="2" w:tplc="300A0005" w:tentative="1">
@@ -9704,7 +9320,7 @@
         <w:ind w:left="2160" w:hanging="360"/>
       </w:pPr>
       <w:rPr>
-        <w:rFonts w:hint="default" w:ascii="Wingdings" w:hAnsi="Wingdings"/>
+        <w:rFonts w:ascii="Wingdings" w:hAnsi="Wingdings" w:hint="default"/>
       </w:rPr>
     </w:lvl>
     <w:lvl w:ilvl="3" w:tplc="300A0001" w:tentative="1">
@@ -9716,7 +9332,7 @@
         <w:ind w:left="2880" w:hanging="360"/>
       </w:pPr>
       <w:rPr>
-        <w:rFonts w:hint="default" w:ascii="Symbol" w:hAnsi="Symbol"/>
+        <w:rFonts w:ascii="Symbol" w:hAnsi="Symbol" w:hint="default"/>
       </w:rPr>
     </w:lvl>
     <w:lvl w:ilvl="4" w:tplc="300A0003" w:tentative="1">
@@ -9728,7 +9344,7 @@
         <w:ind w:left="3600" w:hanging="360"/>
       </w:pPr>
       <w:rPr>
-        <w:rFonts w:hint="default" w:ascii="Courier New" w:hAnsi="Courier New" w:cs="Courier New"/>
+        <w:rFonts w:ascii="Courier New" w:hAnsi="Courier New" w:cs="Courier New" w:hint="default"/>
       </w:rPr>
     </w:lvl>
     <w:lvl w:ilvl="5" w:tplc="300A0005" w:tentative="1">
@@ -9740,7 +9356,7 @@
         <w:ind w:left="4320" w:hanging="360"/>
       </w:pPr>
       <w:rPr>
-        <w:rFonts w:hint="default" w:ascii="Wingdings" w:hAnsi="Wingdings"/>
+        <w:rFonts w:ascii="Wingdings" w:hAnsi="Wingdings" w:hint="default"/>
       </w:rPr>
     </w:lvl>
     <w:lvl w:ilvl="6" w:tplc="300A0001" w:tentative="1">
@@ -9752,7 +9368,7 @@
         <w:ind w:left="5040" w:hanging="360"/>
       </w:pPr>
       <w:rPr>
-        <w:rFonts w:hint="default" w:ascii="Symbol" w:hAnsi="Symbol"/>
+        <w:rFonts w:ascii="Symbol" w:hAnsi="Symbol" w:hint="default"/>
       </w:rPr>
     </w:lvl>
     <w:lvl w:ilvl="7" w:tplc="300A0003" w:tentative="1">
@@ -9764,7 +9380,7 @@
         <w:ind w:left="5760" w:hanging="360"/>
       </w:pPr>
       <w:rPr>
-        <w:rFonts w:hint="default" w:ascii="Courier New" w:hAnsi="Courier New" w:cs="Courier New"/>
+        <w:rFonts w:ascii="Courier New" w:hAnsi="Courier New" w:cs="Courier New" w:hint="default"/>
       </w:rPr>
     </w:lvl>
     <w:lvl w:ilvl="8" w:tplc="300A0005" w:tentative="1">
@@ -9776,7 +9392,7 @@
         <w:ind w:left="6480" w:hanging="360"/>
       </w:pPr>
       <w:rPr>
-        <w:rFonts w:hint="default" w:ascii="Wingdings" w:hAnsi="Wingdings"/>
+        <w:rFonts w:ascii="Wingdings" w:hAnsi="Wingdings" w:hint="default"/>
       </w:rPr>
     </w:lvl>
   </w:abstractNum>
@@ -9838,7 +9454,7 @@
         <w:ind w:left="2040" w:hanging="602"/>
       </w:pPr>
       <w:rPr>
-        <w:rFonts w:hint="default" w:ascii="Symbol" w:hAnsi="Symbol" w:eastAsia="Symbol" w:cs="Symbol"/>
+        <w:rFonts w:ascii="Symbol" w:eastAsia="Symbol" w:hAnsi="Symbol" w:cs="Symbol" w:hint="default"/>
         <w:w w:val="100"/>
         <w:sz w:val="24"/>
         <w:szCs w:val="24"/>
@@ -9853,7 +9469,7 @@
         <w:ind w:left="2760" w:hanging="602"/>
       </w:pPr>
       <w:rPr>
-        <w:rFonts w:hint="default" w:ascii="Courier New" w:hAnsi="Courier New" w:eastAsia="Courier New" w:cs="Courier New"/>
+        <w:rFonts w:ascii="Courier New" w:eastAsia="Courier New" w:hAnsi="Courier New" w:cs="Courier New" w:hint="default"/>
         <w:w w:val="100"/>
         <w:sz w:val="24"/>
         <w:szCs w:val="24"/>
@@ -9922,7 +9538,7 @@
         <w:ind w:left="720" w:hanging="360"/>
       </w:pPr>
       <w:rPr>
-        <w:rFonts w:hint="default" w:ascii="Symbol" w:hAnsi="Symbol"/>
+        <w:rFonts w:ascii="Symbol" w:hAnsi="Symbol" w:hint="default"/>
       </w:rPr>
     </w:lvl>
     <w:lvl w:ilvl="1" w:tplc="300A0003" w:tentative="1">
@@ -9934,7 +9550,7 @@
         <w:ind w:left="1440" w:hanging="360"/>
       </w:pPr>
       <w:rPr>
-        <w:rFonts w:hint="default" w:ascii="Courier New" w:hAnsi="Courier New" w:cs="Courier New"/>
+        <w:rFonts w:ascii="Courier New" w:hAnsi="Courier New" w:cs="Courier New" w:hint="default"/>
       </w:rPr>
     </w:lvl>
     <w:lvl w:ilvl="2" w:tplc="300A0005" w:tentative="1">
@@ -9946,7 +9562,7 @@
         <w:ind w:left="2160" w:hanging="360"/>
       </w:pPr>
       <w:rPr>
-        <w:rFonts w:hint="default" w:ascii="Wingdings" w:hAnsi="Wingdings"/>
+        <w:rFonts w:ascii="Wingdings" w:hAnsi="Wingdings" w:hint="default"/>
       </w:rPr>
     </w:lvl>
     <w:lvl w:ilvl="3" w:tplc="300A0001" w:tentative="1">
@@ -9958,7 +9574,7 @@
         <w:ind w:left="2880" w:hanging="360"/>
       </w:pPr>
       <w:rPr>
-        <w:rFonts w:hint="default" w:ascii="Symbol" w:hAnsi="Symbol"/>
+        <w:rFonts w:ascii="Symbol" w:hAnsi="Symbol" w:hint="default"/>
       </w:rPr>
     </w:lvl>
     <w:lvl w:ilvl="4" w:tplc="300A0003" w:tentative="1">
@@ -9970,7 +9586,7 @@
         <w:ind w:left="3600" w:hanging="360"/>
       </w:pPr>
       <w:rPr>
-        <w:rFonts w:hint="default" w:ascii="Courier New" w:hAnsi="Courier New" w:cs="Courier New"/>
+        <w:rFonts w:ascii="Courier New" w:hAnsi="Courier New" w:cs="Courier New" w:hint="default"/>
       </w:rPr>
     </w:lvl>
     <w:lvl w:ilvl="5" w:tplc="300A0005" w:tentative="1">
@@ -9982,7 +9598,7 @@
         <w:ind w:left="4320" w:hanging="360"/>
       </w:pPr>
       <w:rPr>
-        <w:rFonts w:hint="default" w:ascii="Wingdings" w:hAnsi="Wingdings"/>
+        <w:rFonts w:ascii="Wingdings" w:hAnsi="Wingdings" w:hint="default"/>
       </w:rPr>
     </w:lvl>
     <w:lvl w:ilvl="6" w:tplc="300A0001" w:tentative="1">
@@ -9994,7 +9610,7 @@
         <w:ind w:left="5040" w:hanging="360"/>
       </w:pPr>
       <w:rPr>
-        <w:rFonts w:hint="default" w:ascii="Symbol" w:hAnsi="Symbol"/>
+        <w:rFonts w:ascii="Symbol" w:hAnsi="Symbol" w:hint="default"/>
       </w:rPr>
     </w:lvl>
     <w:lvl w:ilvl="7" w:tplc="300A0003" w:tentative="1">
@@ -10006,7 +9622,7 @@
         <w:ind w:left="5760" w:hanging="360"/>
       </w:pPr>
       <w:rPr>
-        <w:rFonts w:hint="default" w:ascii="Courier New" w:hAnsi="Courier New" w:cs="Courier New"/>
+        <w:rFonts w:ascii="Courier New" w:hAnsi="Courier New" w:cs="Courier New" w:hint="default"/>
       </w:rPr>
     </w:lvl>
     <w:lvl w:ilvl="8" w:tplc="300A0005" w:tentative="1">
@@ -10018,7 +9634,7 @@
         <w:ind w:left="6480" w:hanging="360"/>
       </w:pPr>
       <w:rPr>
-        <w:rFonts w:hint="default" w:ascii="Wingdings" w:hAnsi="Wingdings"/>
+        <w:rFonts w:ascii="Wingdings" w:hAnsi="Wingdings" w:hint="default"/>
       </w:rPr>
     </w:lvl>
   </w:abstractNum>
@@ -10035,7 +9651,7 @@
         <w:ind w:left="720" w:hanging="360"/>
       </w:pPr>
       <w:rPr>
-        <w:rFonts w:hint="default" w:ascii="Symbol" w:hAnsi="Symbol"/>
+        <w:rFonts w:ascii="Symbol" w:hAnsi="Symbol" w:hint="default"/>
       </w:rPr>
     </w:lvl>
     <w:lvl w:ilvl="1" w:tplc="300A0003" w:tentative="1">
@@ -10047,7 +9663,7 @@
         <w:ind w:left="1440" w:hanging="360"/>
       </w:pPr>
       <w:rPr>
-        <w:rFonts w:hint="default" w:ascii="Courier New" w:hAnsi="Courier New" w:cs="Courier New"/>
+        <w:rFonts w:ascii="Courier New" w:hAnsi="Courier New" w:cs="Courier New" w:hint="default"/>
       </w:rPr>
     </w:lvl>
     <w:lvl w:ilvl="2" w:tplc="300A0005" w:tentative="1">
@@ -10059,7 +9675,7 @@
         <w:ind w:left="2160" w:hanging="360"/>
       </w:pPr>
       <w:rPr>
-        <w:rFonts w:hint="default" w:ascii="Wingdings" w:hAnsi="Wingdings"/>
+        <w:rFonts w:ascii="Wingdings" w:hAnsi="Wingdings" w:hint="default"/>
       </w:rPr>
     </w:lvl>
     <w:lvl w:ilvl="3" w:tplc="300A0001" w:tentative="1">
@@ -10071,7 +9687,7 @@
         <w:ind w:left="2880" w:hanging="360"/>
       </w:pPr>
       <w:rPr>
-        <w:rFonts w:hint="default" w:ascii="Symbol" w:hAnsi="Symbol"/>
+        <w:rFonts w:ascii="Symbol" w:hAnsi="Symbol" w:hint="default"/>
       </w:rPr>
     </w:lvl>
     <w:lvl w:ilvl="4" w:tplc="300A0003" w:tentative="1">
@@ -10083,7 +9699,7 @@
         <w:ind w:left="3600" w:hanging="360"/>
       </w:pPr>
       <w:rPr>
-        <w:rFonts w:hint="default" w:ascii="Courier New" w:hAnsi="Courier New" w:cs="Courier New"/>
+        <w:rFonts w:ascii="Courier New" w:hAnsi="Courier New" w:cs="Courier New" w:hint="default"/>
       </w:rPr>
     </w:lvl>
     <w:lvl w:ilvl="5" w:tplc="300A0005" w:tentative="1">
@@ -10095,7 +9711,7 @@
         <w:ind w:left="4320" w:hanging="360"/>
       </w:pPr>
       <w:rPr>
-        <w:rFonts w:hint="default" w:ascii="Wingdings" w:hAnsi="Wingdings"/>
+        <w:rFonts w:ascii="Wingdings" w:hAnsi="Wingdings" w:hint="default"/>
       </w:rPr>
     </w:lvl>
     <w:lvl w:ilvl="6" w:tplc="300A0001" w:tentative="1">
@@ -10107,7 +9723,7 @@
         <w:ind w:left="5040" w:hanging="360"/>
       </w:pPr>
       <w:rPr>
-        <w:rFonts w:hint="default" w:ascii="Symbol" w:hAnsi="Symbol"/>
+        <w:rFonts w:ascii="Symbol" w:hAnsi="Symbol" w:hint="default"/>
       </w:rPr>
     </w:lvl>
     <w:lvl w:ilvl="7" w:tplc="300A0003" w:tentative="1">
@@ -10119,7 +9735,7 @@
         <w:ind w:left="5760" w:hanging="360"/>
       </w:pPr>
       <w:rPr>
-        <w:rFonts w:hint="default" w:ascii="Courier New" w:hAnsi="Courier New" w:cs="Courier New"/>
+        <w:rFonts w:ascii="Courier New" w:hAnsi="Courier New" w:cs="Courier New" w:hint="default"/>
       </w:rPr>
     </w:lvl>
     <w:lvl w:ilvl="8" w:tplc="300A0005" w:tentative="1">
@@ -10131,7 +9747,7 @@
         <w:ind w:left="6480" w:hanging="360"/>
       </w:pPr>
       <w:rPr>
-        <w:rFonts w:hint="default" w:ascii="Wingdings" w:hAnsi="Wingdings"/>
+        <w:rFonts w:ascii="Wingdings" w:hAnsi="Wingdings" w:hint="default"/>
       </w:rPr>
     </w:lvl>
   </w:abstractNum>
@@ -10163,11 +9779,11 @@
 </file>
 
 <file path=word/styles.xml><?xml version="1.0" encoding="utf-8"?>
-<w:styles xmlns:wp14="http://schemas.microsoft.com/office/word/2010/wordprocessingDrawing" xmlns:mc="http://schemas.openxmlformats.org/markup-compatibility/2006" xmlns:r="http://schemas.openxmlformats.org/officeDocument/2006/relationships" xmlns:w="http://schemas.openxmlformats.org/wordprocessingml/2006/main" xmlns:w14="http://schemas.microsoft.com/office/word/2010/wordml" xmlns:w15="http://schemas.microsoft.com/office/word/2012/wordml" xmlns:w16cex="http://schemas.microsoft.com/office/word/2018/wordml/cex" xmlns:w16cid="http://schemas.microsoft.com/office/word/2016/wordml/cid" xmlns:w16="http://schemas.microsoft.com/office/word/2018/wordml" xmlns:w16du="http://schemas.microsoft.com/office/word/2023/wordml/word16du" xmlns:w16sdtdh="http://schemas.microsoft.com/office/word/2020/wordml/sdtdatahash" xmlns:w16sdtfl="http://schemas.microsoft.com/office/word/2024/wordml/sdtformatlock" xmlns:w16se="http://schemas.microsoft.com/office/word/2015/wordml/symex" mc:Ignorable="w14 w15 w16se w16cid w16 w16cex w16sdtdh w16sdtfl w16du wp14">
+<w:styles xmlns:mc="http://schemas.openxmlformats.org/markup-compatibility/2006" xmlns:r="http://schemas.openxmlformats.org/officeDocument/2006/relationships" xmlns:w="http://schemas.openxmlformats.org/wordprocessingml/2006/main" xmlns:w14="http://schemas.microsoft.com/office/word/2010/wordml" xmlns:w15="http://schemas.microsoft.com/office/word/2012/wordml" xmlns:w16cex="http://schemas.microsoft.com/office/word/2018/wordml/cex" xmlns:w16cid="http://schemas.microsoft.com/office/word/2016/wordml/cid" xmlns:w16="http://schemas.microsoft.com/office/word/2018/wordml" xmlns:w16du="http://schemas.microsoft.com/office/word/2023/wordml/word16du" xmlns:w16sdtdh="http://schemas.microsoft.com/office/word/2020/wordml/sdtdatahash" xmlns:w16sdtfl="http://schemas.microsoft.com/office/word/2024/wordml/sdtformatlock" xmlns:w16se="http://schemas.microsoft.com/office/word/2015/wordml/symex" mc:Ignorable="w14 w15 w16se w16cid w16 w16cex w16sdtdh w16sdtfl w16du">
   <w:docDefaults>
     <w:rPrDefault>
       <w:rPr>
-        <w:rFonts w:ascii="Calibri" w:hAnsi="Calibri" w:eastAsia="Calibri" w:cs="Calibri"/>
+        <w:rFonts w:ascii="Calibri" w:eastAsia="Calibri" w:hAnsi="Calibri" w:cs="Calibri"/>
         <w:sz w:val="22"/>
         <w:szCs w:val="22"/>
         <w:lang w:val="es-EC" w:eastAsia="es-EC" w:bidi="ar-SA"/>
@@ -10182,14 +9798,14 @@
   <w:latentStyles w:defLockedState="0" w:defUIPriority="99" w:defSemiHidden="0" w:defUnhideWhenUsed="0" w:defQFormat="0" w:count="376">
     <w:lsdException w:name="Normal" w:uiPriority="0" w:qFormat="1"/>
     <w:lsdException w:name="heading 1" w:uiPriority="9" w:qFormat="1"/>
-    <w:lsdException w:name="heading 2" w:uiPriority="9" w:semiHidden="1" w:unhideWhenUsed="1" w:qFormat="1"/>
-    <w:lsdException w:name="heading 3" w:uiPriority="9" w:semiHidden="1" w:unhideWhenUsed="1" w:qFormat="1"/>
-    <w:lsdException w:name="heading 4" w:uiPriority="9" w:semiHidden="1" w:unhideWhenUsed="1" w:qFormat="1"/>
-    <w:lsdException w:name="heading 5" w:uiPriority="9" w:semiHidden="1" w:unhideWhenUsed="1" w:qFormat="1"/>
-    <w:lsdException w:name="heading 6" w:uiPriority="9" w:semiHidden="1" w:unhideWhenUsed="1" w:qFormat="1"/>
-    <w:lsdException w:name="heading 7" w:uiPriority="9" w:semiHidden="1" w:unhideWhenUsed="1" w:qFormat="1"/>
-    <w:lsdException w:name="heading 8" w:uiPriority="9" w:semiHidden="1" w:unhideWhenUsed="1" w:qFormat="1"/>
-    <w:lsdException w:name="heading 9" w:uiPriority="9" w:semiHidden="1" w:unhideWhenUsed="1" w:qFormat="1"/>
+    <w:lsdException w:name="heading 2" w:semiHidden="1" w:uiPriority="9" w:unhideWhenUsed="1" w:qFormat="1"/>
+    <w:lsdException w:name="heading 3" w:semiHidden="1" w:uiPriority="9" w:unhideWhenUsed="1" w:qFormat="1"/>
+    <w:lsdException w:name="heading 4" w:semiHidden="1" w:uiPriority="9" w:unhideWhenUsed="1" w:qFormat="1"/>
+    <w:lsdException w:name="heading 5" w:semiHidden="1" w:uiPriority="9" w:unhideWhenUsed="1" w:qFormat="1"/>
+    <w:lsdException w:name="heading 6" w:semiHidden="1" w:uiPriority="9" w:unhideWhenUsed="1" w:qFormat="1"/>
+    <w:lsdException w:name="heading 7" w:semiHidden="1" w:uiPriority="9" w:unhideWhenUsed="1" w:qFormat="1"/>
+    <w:lsdException w:name="heading 8" w:semiHidden="1" w:uiPriority="9" w:unhideWhenUsed="1" w:qFormat="1"/>
+    <w:lsdException w:name="heading 9" w:semiHidden="1" w:uiPriority="9" w:unhideWhenUsed="1" w:qFormat="1"/>
     <w:lsdException w:name="index 1" w:semiHidden="1" w:unhideWhenUsed="1"/>
     <w:lsdException w:name="index 2" w:semiHidden="1" w:unhideWhenUsed="1"/>
     <w:lsdException w:name="index 3" w:semiHidden="1" w:unhideWhenUsed="1"/>
@@ -10199,22 +9815,22 @@
     <w:lsdException w:name="index 7" w:semiHidden="1" w:unhideWhenUsed="1"/>
     <w:lsdException w:name="index 8" w:semiHidden="1" w:unhideWhenUsed="1"/>
     <w:lsdException w:name="index 9" w:semiHidden="1" w:unhideWhenUsed="1"/>
-    <w:lsdException w:name="toc 1" w:uiPriority="39" w:semiHidden="1" w:unhideWhenUsed="1"/>
-    <w:lsdException w:name="toc 2" w:uiPriority="39" w:semiHidden="1" w:unhideWhenUsed="1"/>
-    <w:lsdException w:name="toc 3" w:uiPriority="39" w:semiHidden="1" w:unhideWhenUsed="1"/>
-    <w:lsdException w:name="toc 4" w:uiPriority="39" w:semiHidden="1" w:unhideWhenUsed="1"/>
-    <w:lsdException w:name="toc 5" w:uiPriority="39" w:semiHidden="1" w:unhideWhenUsed="1"/>
-    <w:lsdException w:name="toc 6" w:uiPriority="39" w:semiHidden="1" w:unhideWhenUsed="1"/>
-    <w:lsdException w:name="toc 7" w:uiPriority="39" w:semiHidden="1" w:unhideWhenUsed="1"/>
-    <w:lsdException w:name="toc 8" w:uiPriority="39" w:semiHidden="1" w:unhideWhenUsed="1"/>
-    <w:lsdException w:name="toc 9" w:uiPriority="39" w:semiHidden="1" w:unhideWhenUsed="1"/>
+    <w:lsdException w:name="toc 1" w:semiHidden="1" w:uiPriority="39" w:unhideWhenUsed="1"/>
+    <w:lsdException w:name="toc 2" w:semiHidden="1" w:uiPriority="39" w:unhideWhenUsed="1"/>
+    <w:lsdException w:name="toc 3" w:semiHidden="1" w:uiPriority="39" w:unhideWhenUsed="1"/>
+    <w:lsdException w:name="toc 4" w:semiHidden="1" w:uiPriority="39" w:unhideWhenUsed="1"/>
+    <w:lsdException w:name="toc 5" w:semiHidden="1" w:uiPriority="39" w:unhideWhenUsed="1"/>
+    <w:lsdException w:name="toc 6" w:semiHidden="1" w:uiPriority="39" w:unhideWhenUsed="1"/>
+    <w:lsdException w:name="toc 7" w:semiHidden="1" w:uiPriority="39" w:unhideWhenUsed="1"/>
+    <w:lsdException w:name="toc 8" w:semiHidden="1" w:uiPriority="39" w:unhideWhenUsed="1"/>
+    <w:lsdException w:name="toc 9" w:semiHidden="1" w:uiPriority="39" w:unhideWhenUsed="1"/>
     <w:lsdException w:name="Normal Indent" w:semiHidden="1" w:unhideWhenUsed="1"/>
     <w:lsdException w:name="footnote text" w:semiHidden="1" w:unhideWhenUsed="1"/>
     <w:lsdException w:name="annotation text" w:semiHidden="1" w:unhideWhenUsed="1"/>
     <w:lsdException w:name="header" w:semiHidden="1" w:unhideWhenUsed="1"/>
     <w:lsdException w:name="footer" w:semiHidden="1" w:unhideWhenUsed="1"/>
     <w:lsdException w:name="index heading" w:semiHidden="1" w:unhideWhenUsed="1"/>
-    <w:lsdException w:name="caption" w:uiPriority="35" w:semiHidden="1" w:unhideWhenUsed="1" w:qFormat="1"/>
+    <w:lsdException w:name="caption" w:semiHidden="1" w:uiPriority="35" w:unhideWhenUsed="1" w:qFormat="1"/>
     <w:lsdException w:name="table of figures" w:semiHidden="1" w:unhideWhenUsed="1"/>
     <w:lsdException w:name="envelope address" w:semiHidden="1" w:unhideWhenUsed="1"/>
     <w:lsdException w:name="envelope return" w:semiHidden="1" w:unhideWhenUsed="1"/>
@@ -10245,7 +9861,7 @@
     <w:lsdException w:name="Title" w:uiPriority="10" w:qFormat="1"/>
     <w:lsdException w:name="Closing" w:semiHidden="1" w:unhideWhenUsed="1"/>
     <w:lsdException w:name="Signature" w:semiHidden="1" w:unhideWhenUsed="1"/>
-    <w:lsdException w:name="Default Paragraph Font" w:uiPriority="1" w:semiHidden="1" w:unhideWhenUsed="1"/>
+    <w:lsdException w:name="Default Paragraph Font" w:semiHidden="1" w:uiPriority="1" w:unhideWhenUsed="1"/>
     <w:lsdException w:name="Body Text" w:semiHidden="1" w:unhideWhenUsed="1"/>
     <w:lsdException w:name="Body Text Indent" w:semiHidden="1" w:unhideWhenUsed="1"/>
     <w:lsdException w:name="List Continue" w:semiHidden="1" w:unhideWhenUsed="1"/>
@@ -10445,8 +10061,8 @@
     <w:lsdException w:name="Subtle Reference" w:uiPriority="31" w:qFormat="1"/>
     <w:lsdException w:name="Intense Reference" w:uiPriority="32" w:qFormat="1"/>
     <w:lsdException w:name="Book Title" w:uiPriority="33" w:qFormat="1"/>
-    <w:lsdException w:name="Bibliography" w:uiPriority="37" w:semiHidden="1" w:unhideWhenUsed="1"/>
-    <w:lsdException w:name="TOC Heading" w:uiPriority="39" w:semiHidden="1" w:unhideWhenUsed="1" w:qFormat="1"/>
+    <w:lsdException w:name="Bibliography" w:semiHidden="1" w:uiPriority="37" w:unhideWhenUsed="1"/>
+    <w:lsdException w:name="TOC Heading" w:semiHidden="1" w:uiPriority="39" w:unhideWhenUsed="1" w:qFormat="1"/>
     <w:lsdException w:name="Plain Table 1" w:uiPriority="41"/>
     <w:lsdException w:name="Plain Table 2" w:uiPriority="42"/>
     <w:lsdException w:name="Plain Table 3" w:uiPriority="43"/>
@@ -10557,7 +10173,7 @@
     <w:lsdException w:name="Unresolved Mention" w:semiHidden="1" w:unhideWhenUsed="1"/>
     <w:lsdException w:name="Smart Link" w:semiHidden="1" w:unhideWhenUsed="1"/>
   </w:latentStyles>
-  <w:style w:type="paragraph" w:styleId="Normal" w:default="1">
+  <w:style w:type="paragraph" w:default="1" w:styleId="Normal">
     <w:name w:val="Normal"/>
     <w:qFormat/>
     <w:rsid w:val="00741D36"/>
@@ -10577,7 +10193,7 @@
       <w:outlineLvl w:val="0"/>
     </w:pPr>
     <w:rPr>
-      <w:rFonts w:ascii="Arial" w:hAnsi="Arial" w:eastAsia="Arial" w:cs="Arial"/>
+      <w:rFonts w:ascii="Arial" w:eastAsia="Arial" w:hAnsi="Arial" w:cs="Arial"/>
       <w:sz w:val="40"/>
       <w:szCs w:val="40"/>
       <w:lang w:val="es"/>
@@ -10599,7 +10215,7 @@
       <w:outlineLvl w:val="1"/>
     </w:pPr>
     <w:rPr>
-      <w:rFonts w:ascii="Arial" w:hAnsi="Arial" w:eastAsia="Arial" w:cs="Arial"/>
+      <w:rFonts w:ascii="Arial" w:eastAsia="Arial" w:hAnsi="Arial" w:cs="Arial"/>
       <w:sz w:val="32"/>
       <w:szCs w:val="32"/>
       <w:lang w:val="es"/>
@@ -10621,7 +10237,7 @@
       <w:outlineLvl w:val="2"/>
     </w:pPr>
     <w:rPr>
-      <w:rFonts w:ascii="Arial" w:hAnsi="Arial" w:eastAsia="Arial" w:cs="Arial"/>
+      <w:rFonts w:ascii="Arial" w:eastAsia="Arial" w:hAnsi="Arial" w:cs="Arial"/>
       <w:color w:val="434343"/>
       <w:sz w:val="28"/>
       <w:szCs w:val="28"/>
@@ -10645,7 +10261,7 @@
       <w:outlineLvl w:val="3"/>
     </w:pPr>
     <w:rPr>
-      <w:rFonts w:asciiTheme="majorHAnsi" w:hAnsiTheme="majorHAnsi" w:eastAsiaTheme="majorEastAsia" w:cstheme="majorBidi"/>
+      <w:rFonts w:asciiTheme="majorHAnsi" w:eastAsiaTheme="majorEastAsia" w:hAnsiTheme="majorHAnsi" w:cstheme="majorBidi"/>
       <w:i/>
       <w:iCs/>
       <w:color w:val="2E74B5" w:themeColor="accent1" w:themeShade="BF"/>
@@ -10668,7 +10284,7 @@
       <w:outlineLvl w:val="4"/>
     </w:pPr>
     <w:rPr>
-      <w:rFonts w:asciiTheme="majorHAnsi" w:hAnsiTheme="majorHAnsi" w:eastAsiaTheme="majorEastAsia" w:cstheme="majorBidi"/>
+      <w:rFonts w:asciiTheme="majorHAnsi" w:eastAsiaTheme="majorEastAsia" w:hAnsiTheme="majorHAnsi" w:cstheme="majorBidi"/>
       <w:color w:val="2E74B5" w:themeColor="accent1" w:themeShade="BF"/>
     </w:rPr>
   </w:style>
@@ -10692,12 +10308,13 @@
       <w:szCs w:val="20"/>
     </w:rPr>
   </w:style>
-  <w:style w:type="character" w:styleId="Fuentedeprrafopredeter" w:default="1">
+  <w:style w:type="character" w:default="1" w:styleId="Fuentedeprrafopredeter">
     <w:name w:val="Default Paragraph Font"/>
     <w:uiPriority w:val="1"/>
+    <w:semiHidden/>
     <w:unhideWhenUsed/>
   </w:style>
-  <w:style w:type="table" w:styleId="Tablanormal" w:default="1">
+  <w:style w:type="table" w:default="1" w:styleId="Tablanormal">
     <w:name w:val="Normal Table"/>
     <w:uiPriority w:val="99"/>
     <w:semiHidden/>
@@ -10712,13 +10329,13 @@
       </w:tblCellMar>
     </w:tblPr>
   </w:style>
-  <w:style w:type="numbering" w:styleId="Sinlista" w:default="1">
+  <w:style w:type="numbering" w:default="1" w:styleId="Sinlista">
     <w:name w:val="No List"/>
     <w:uiPriority w:val="99"/>
     <w:semiHidden/>
     <w:unhideWhenUsed/>
   </w:style>
-  <w:style w:type="table" w:styleId="NormalTable0" w:customStyle="1">
+  <w:style w:type="table" w:customStyle="1" w:styleId="NormalTable0">
     <w:name w:val="Normal Table0"/>
     <w:tblPr>
       <w:tblCellMar>
@@ -10761,7 +10378,7 @@
       <w:spacing w:after="0" w:line="240" w:lineRule="auto"/>
     </w:pPr>
   </w:style>
-  <w:style w:type="character" w:styleId="EncabezadoCar" w:customStyle="1">
+  <w:style w:type="character" w:customStyle="1" w:styleId="EncabezadoCar">
     <w:name w:val="Encabezado Car"/>
     <w:basedOn w:val="Fuentedeprrafopredeter"/>
     <w:link w:val="Encabezado"/>
@@ -10783,14 +10400,14 @@
       <w:spacing w:after="0" w:line="240" w:lineRule="auto"/>
     </w:pPr>
   </w:style>
-  <w:style w:type="character" w:styleId="PiedepginaCar" w:customStyle="1">
+  <w:style w:type="character" w:customStyle="1" w:styleId="PiedepginaCar">
     <w:name w:val="Pie de página Car"/>
     <w:basedOn w:val="Fuentedeprrafopredeter"/>
     <w:link w:val="Piedepgina"/>
     <w:uiPriority w:val="99"/>
     <w:rsid w:val="00A45654"/>
   </w:style>
-  <w:style w:type="paragraph" w:styleId="Standard" w:customStyle="1">
+  <w:style w:type="paragraph" w:customStyle="1" w:styleId="Standard">
     <w:name w:val="Standard"/>
     <w:rsid w:val="00A45654"/>
     <w:pPr>
@@ -10801,45 +10418,45 @@
       <w:textAlignment w:val="baseline"/>
     </w:pPr>
     <w:rPr>
-      <w:rFonts w:ascii="Liberation Serif" w:hAnsi="Liberation Serif" w:eastAsia="DejaVu Sans" w:cs="DejaVu Sans"/>
+      <w:rFonts w:ascii="Liberation Serif" w:eastAsia="DejaVu Sans" w:hAnsi="Liberation Serif" w:cs="DejaVu Sans"/>
       <w:kern w:val="3"/>
       <w:sz w:val="24"/>
       <w:szCs w:val="24"/>
       <w:lang w:eastAsia="zh-CN" w:bidi="hi-IN"/>
     </w:rPr>
   </w:style>
-  <w:style w:type="character" w:styleId="Ttulo1Car" w:customStyle="1">
+  <w:style w:type="character" w:customStyle="1" w:styleId="Ttulo1Car">
     <w:name w:val="Título 1 Car"/>
     <w:basedOn w:val="Fuentedeprrafopredeter"/>
     <w:link w:val="Ttulo1"/>
     <w:uiPriority w:val="9"/>
     <w:rsid w:val="00A45654"/>
     <w:rPr>
-      <w:rFonts w:ascii="Arial" w:hAnsi="Arial" w:eastAsia="Arial" w:cs="Arial"/>
+      <w:rFonts w:ascii="Arial" w:eastAsia="Arial" w:hAnsi="Arial" w:cs="Arial"/>
       <w:sz w:val="40"/>
       <w:szCs w:val="40"/>
       <w:lang w:val="es" w:eastAsia="es-EC"/>
     </w:rPr>
   </w:style>
-  <w:style w:type="character" w:styleId="Ttulo2Car" w:customStyle="1">
+  <w:style w:type="character" w:customStyle="1" w:styleId="Ttulo2Car">
     <w:name w:val="Título 2 Car"/>
     <w:basedOn w:val="Fuentedeprrafopredeter"/>
     <w:link w:val="Ttulo2"/>
     <w:rsid w:val="00A45654"/>
     <w:rPr>
-      <w:rFonts w:ascii="Arial" w:hAnsi="Arial" w:eastAsia="Arial" w:cs="Arial"/>
+      <w:rFonts w:ascii="Arial" w:eastAsia="Arial" w:hAnsi="Arial" w:cs="Arial"/>
       <w:sz w:val="32"/>
       <w:szCs w:val="32"/>
       <w:lang w:val="es" w:eastAsia="es-EC"/>
     </w:rPr>
   </w:style>
-  <w:style w:type="character" w:styleId="Ttulo3Car" w:customStyle="1">
+  <w:style w:type="character" w:customStyle="1" w:styleId="Ttulo3Car">
     <w:name w:val="Título 3 Car"/>
     <w:basedOn w:val="Fuentedeprrafopredeter"/>
     <w:link w:val="Ttulo3"/>
     <w:rsid w:val="00A45654"/>
     <w:rPr>
-      <w:rFonts w:ascii="Arial" w:hAnsi="Arial" w:eastAsia="Arial" w:cs="Arial"/>
+      <w:rFonts w:ascii="Arial" w:eastAsia="Arial" w:hAnsi="Arial" w:cs="Arial"/>
       <w:color w:val="434343"/>
       <w:sz w:val="28"/>
       <w:szCs w:val="28"/>
@@ -10859,7 +10476,7 @@
       <w:outlineLvl w:val="9"/>
     </w:pPr>
     <w:rPr>
-      <w:rFonts w:asciiTheme="majorHAnsi" w:hAnsiTheme="majorHAnsi" w:eastAsiaTheme="majorEastAsia" w:cstheme="majorBidi"/>
+      <w:rFonts w:asciiTheme="majorHAnsi" w:eastAsiaTheme="majorEastAsia" w:hAnsiTheme="majorHAnsi" w:cstheme="majorBidi"/>
       <w:color w:val="2E74B5" w:themeColor="accent1" w:themeShade="BF"/>
       <w:sz w:val="32"/>
       <w:szCs w:val="32"/>
@@ -10878,7 +10495,7 @@
       <w:spacing w:after="100" w:line="276" w:lineRule="auto"/>
     </w:pPr>
     <w:rPr>
-      <w:rFonts w:ascii="Arial" w:hAnsi="Arial" w:eastAsia="Arial" w:cs="Arial"/>
+      <w:rFonts w:ascii="Arial" w:eastAsia="Arial" w:hAnsi="Arial" w:cs="Arial"/>
       <w:lang w:val="es"/>
     </w:rPr>
   </w:style>
@@ -10895,7 +10512,7 @@
       <w:ind w:left="220"/>
     </w:pPr>
     <w:rPr>
-      <w:rFonts w:ascii="Arial" w:hAnsi="Arial" w:eastAsia="Arial" w:cs="Arial"/>
+      <w:rFonts w:ascii="Arial" w:eastAsia="Arial" w:hAnsi="Arial" w:cs="Arial"/>
       <w:lang w:val="es"/>
     </w:rPr>
   </w:style>
@@ -10912,7 +10529,7 @@
       <w:ind w:left="440"/>
     </w:pPr>
     <w:rPr>
-      <w:rFonts w:ascii="Arial" w:hAnsi="Arial" w:eastAsia="Arial" w:cs="Arial"/>
+      <w:rFonts w:ascii="Arial" w:eastAsia="Arial" w:hAnsi="Arial" w:cs="Arial"/>
       <w:lang w:val="es"/>
     </w:rPr>
   </w:style>
@@ -10939,7 +10556,7 @@
       <w:contextualSpacing/>
     </w:pPr>
     <w:rPr>
-      <w:rFonts w:ascii="Arial" w:hAnsi="Arial" w:eastAsia="Arial" w:cs="Arial"/>
+      <w:rFonts w:ascii="Arial" w:eastAsia="Arial" w:hAnsi="Arial" w:cs="Arial"/>
       <w:lang w:val="es"/>
     </w:rPr>
   </w:style>
@@ -10954,7 +10571,7 @@
       <w:spacing w:after="0" w:line="276" w:lineRule="auto"/>
     </w:pPr>
     <w:rPr>
-      <w:rFonts w:ascii="Arial" w:hAnsi="Arial" w:eastAsia="Arial" w:cs="Arial"/>
+      <w:rFonts w:ascii="Arial" w:eastAsia="Arial" w:hAnsi="Arial" w:cs="Arial"/>
       <w:lang w:val="es"/>
     </w:rPr>
   </w:style>
@@ -10969,17 +10586,17 @@
       <w:spacing w:before="100" w:beforeAutospacing="1" w:after="100" w:afterAutospacing="1" w:line="240" w:lineRule="auto"/>
     </w:pPr>
     <w:rPr>
-      <w:rFonts w:ascii="Times New Roman" w:hAnsi="Times New Roman" w:eastAsia="Times New Roman" w:cs="Times New Roman"/>
+      <w:rFonts w:ascii="Times New Roman" w:eastAsia="Times New Roman" w:hAnsi="Times New Roman" w:cs="Times New Roman"/>
       <w:sz w:val="24"/>
       <w:szCs w:val="24"/>
     </w:rPr>
   </w:style>
-  <w:style w:type="character" w:styleId="apple-tab-span" w:customStyle="1">
+  <w:style w:type="character" w:customStyle="1" w:styleId="apple-tab-span">
     <w:name w:val="apple-tab-span"/>
     <w:basedOn w:val="Fuentedeprrafopredeter"/>
     <w:rsid w:val="0052310A"/>
   </w:style>
-  <w:style w:type="table" w:styleId="Tabladecuadrcula4-nfasis11" w:customStyle="1">
+  <w:style w:type="table" w:customStyle="1" w:styleId="Tabladecuadrcula4-nfasis11">
     <w:name w:val="Tabla de cuadrícula 4 - Énfasis 11"/>
     <w:basedOn w:val="Tablanormal"/>
     <w:uiPriority w:val="49"/>
@@ -10991,12 +10608,12 @@
       <w:tblStyleRowBandSize w:val="1"/>
       <w:tblStyleColBandSize w:val="1"/>
       <w:tblBorders>
-        <w:top w:val="single" w:color="9CC2E5" w:themeColor="accent1" w:themeTint="99" w:sz="4" w:space="0"/>
-        <w:left w:val="single" w:color="9CC2E5" w:themeColor="accent1" w:themeTint="99" w:sz="4" w:space="0"/>
-        <w:bottom w:val="single" w:color="9CC2E5" w:themeColor="accent1" w:themeTint="99" w:sz="4" w:space="0"/>
-        <w:right w:val="single" w:color="9CC2E5" w:themeColor="accent1" w:themeTint="99" w:sz="4" w:space="0"/>
-        <w:insideH w:val="single" w:color="9CC2E5" w:themeColor="accent1" w:themeTint="99" w:sz="4" w:space="0"/>
-        <w:insideV w:val="single" w:color="9CC2E5" w:themeColor="accent1" w:themeTint="99" w:sz="4" w:space="0"/>
+        <w:top w:val="single" w:sz="4" w:space="0" w:color="9CC2E5" w:themeColor="accent1" w:themeTint="99"/>
+        <w:left w:val="single" w:sz="4" w:space="0" w:color="9CC2E5" w:themeColor="accent1" w:themeTint="99"/>
+        <w:bottom w:val="single" w:sz="4" w:space="0" w:color="9CC2E5" w:themeColor="accent1" w:themeTint="99"/>
+        <w:right w:val="single" w:sz="4" w:space="0" w:color="9CC2E5" w:themeColor="accent1" w:themeTint="99"/>
+        <w:insideH w:val="single" w:sz="4" w:space="0" w:color="9CC2E5" w:themeColor="accent1" w:themeTint="99"/>
+        <w:insideV w:val="single" w:sz="4" w:space="0" w:color="9CC2E5" w:themeColor="accent1" w:themeTint="99"/>
       </w:tblBorders>
     </w:tblPr>
     <w:tblStylePr w:type="firstRow">
@@ -11008,10 +10625,10 @@
       <w:tblPr/>
       <w:tcPr>
         <w:tcBorders>
-          <w:top w:val="single" w:color="5B9BD5" w:themeColor="accent1" w:sz="4" w:space="0"/>
-          <w:left w:val="single" w:color="5B9BD5" w:themeColor="accent1" w:sz="4" w:space="0"/>
-          <w:bottom w:val="single" w:color="5B9BD5" w:themeColor="accent1" w:sz="4" w:space="0"/>
-          <w:right w:val="single" w:color="5B9BD5" w:themeColor="accent1" w:sz="4" w:space="0"/>
+          <w:top w:val="single" w:sz="4" w:space="0" w:color="5B9BD5" w:themeColor="accent1"/>
+          <w:left w:val="single" w:sz="4" w:space="0" w:color="5B9BD5" w:themeColor="accent1"/>
+          <w:bottom w:val="single" w:sz="4" w:space="0" w:color="5B9BD5" w:themeColor="accent1"/>
+          <w:right w:val="single" w:sz="4" w:space="0" w:color="5B9BD5" w:themeColor="accent1"/>
           <w:insideH w:val="nil"/>
           <w:insideV w:val="nil"/>
         </w:tcBorders>
@@ -11026,7 +10643,7 @@
       <w:tblPr/>
       <w:tcPr>
         <w:tcBorders>
-          <w:top w:val="double" w:color="5B9BD5" w:themeColor="accent1" w:sz="4" w:space="0"/>
+          <w:top w:val="double" w:sz="4" w:space="0" w:color="5B9BD5" w:themeColor="accent1"/>
         </w:tcBorders>
       </w:tcPr>
     </w:tblStylePr>
@@ -11055,27 +10672,27 @@
       </w:tcPr>
     </w:tblStylePr>
   </w:style>
-  <w:style w:type="character" w:styleId="Ttulo4Car" w:customStyle="1">
+  <w:style w:type="character" w:customStyle="1" w:styleId="Ttulo4Car">
     <w:name w:val="Título 4 Car"/>
     <w:basedOn w:val="Fuentedeprrafopredeter"/>
     <w:link w:val="Ttulo4"/>
     <w:uiPriority w:val="9"/>
     <w:rsid w:val="00257117"/>
     <w:rPr>
-      <w:rFonts w:asciiTheme="majorHAnsi" w:hAnsiTheme="majorHAnsi" w:eastAsiaTheme="majorEastAsia" w:cstheme="majorBidi"/>
+      <w:rFonts w:asciiTheme="majorHAnsi" w:eastAsiaTheme="majorEastAsia" w:hAnsiTheme="majorHAnsi" w:cstheme="majorBidi"/>
       <w:i/>
       <w:iCs/>
       <w:color w:val="2E74B5" w:themeColor="accent1" w:themeShade="BF"/>
     </w:rPr>
   </w:style>
-  <w:style w:type="character" w:styleId="Ttulo5Car" w:customStyle="1">
+  <w:style w:type="character" w:customStyle="1" w:styleId="Ttulo5Car">
     <w:name w:val="Título 5 Car"/>
     <w:basedOn w:val="Fuentedeprrafopredeter"/>
     <w:link w:val="Ttulo5"/>
     <w:uiPriority w:val="9"/>
     <w:rsid w:val="00257117"/>
     <w:rPr>
-      <w:rFonts w:asciiTheme="majorHAnsi" w:hAnsiTheme="majorHAnsi" w:eastAsiaTheme="majorEastAsia" w:cstheme="majorBidi"/>
+      <w:rFonts w:asciiTheme="majorHAnsi" w:eastAsiaTheme="majorEastAsia" w:hAnsiTheme="majorHAnsi" w:cstheme="majorBidi"/>
       <w:color w:val="2E74B5" w:themeColor="accent1" w:themeShade="BF"/>
     </w:rPr>
   </w:style>
@@ -11096,7 +10713,7 @@
       <w:lang w:val="es-ES_tradnl"/>
     </w:rPr>
   </w:style>
-  <w:style w:type="character" w:styleId="TextosinformatoCar" w:customStyle="1">
+  <w:style w:type="character" w:customStyle="1" w:styleId="TextosinformatoCar">
     <w:name w:val="Texto sin formato Car"/>
     <w:basedOn w:val="Fuentedeprrafopredeter"/>
     <w:link w:val="Textosinformato"/>
@@ -11120,20 +10737,20 @@
       <w:jc w:val="both"/>
     </w:pPr>
     <w:rPr>
-      <w:rFonts w:ascii="Bookman Old Style" w:hAnsi="Bookman Old Style" w:eastAsia="Batang" w:cs="Times New Roman"/>
+      <w:rFonts w:ascii="Bookman Old Style" w:eastAsia="Batang" w:hAnsi="Bookman Old Style" w:cs="Times New Roman"/>
       <w:i/>
       <w:spacing w:val="-3"/>
       <w:szCs w:val="20"/>
       <w:lang w:val="es-ES_tradnl" w:eastAsia="es-ES"/>
     </w:rPr>
   </w:style>
-  <w:style w:type="character" w:styleId="TextoindependienteCar" w:customStyle="1">
+  <w:style w:type="character" w:customStyle="1" w:styleId="TextoindependienteCar">
     <w:name w:val="Texto independiente Car"/>
     <w:basedOn w:val="Fuentedeprrafopredeter"/>
     <w:link w:val="Textoindependiente"/>
     <w:rsid w:val="001F0C14"/>
     <w:rPr>
-      <w:rFonts w:ascii="Bookman Old Style" w:hAnsi="Bookman Old Style" w:eastAsia="Batang" w:cs="Times New Roman"/>
+      <w:rFonts w:ascii="Bookman Old Style" w:eastAsia="Batang" w:hAnsi="Bookman Old Style" w:cs="Times New Roman"/>
       <w:i/>
       <w:spacing w:val="-3"/>
       <w:szCs w:val="20"/>
@@ -11157,7 +10774,7 @@
       <w:szCs w:val="16"/>
     </w:rPr>
   </w:style>
-  <w:style w:type="character" w:styleId="TextodegloboCar" w:customStyle="1">
+  <w:style w:type="character" w:customStyle="1" w:styleId="TextodegloboCar">
     <w:name w:val="Texto de globo Car"/>
     <w:basedOn w:val="Fuentedeprrafopredeter"/>
     <w:link w:val="Textodeglobo"/>
@@ -11170,7 +10787,7 @@
       <w:szCs w:val="16"/>
     </w:rPr>
   </w:style>
-  <w:style w:type="character" w:styleId="Textoennegrita">
+  <w:style w:type="character" w:styleId="Fuerte">
     <w:name w:val="Strong"/>
     <w:basedOn w:val="Fuentedeprrafopredeter"/>
     <w:uiPriority w:val="22"/>
@@ -11181,7 +10798,7 @@
       <w:bCs/>
     </w:rPr>
   </w:style>
-  <w:style w:type="character" w:styleId="et-pb-icon" w:customStyle="1">
+  <w:style w:type="character" w:customStyle="1" w:styleId="et-pb-icon">
     <w:name w:val="et-pb-icon"/>
     <w:basedOn w:val="Fuentedeprrafopredeter"/>
     <w:rsid w:val="003C6AFD"/>
@@ -11202,13 +10819,13 @@
       <w:lang w:val="en-US" w:bidi="en-US"/>
     </w:rPr>
   </w:style>
-  <w:style w:type="character" w:styleId="SinespaciadoCar" w:customStyle="1">
+  <w:style w:type="character" w:customStyle="1" w:styleId="SinespaciadoCar">
     <w:name w:val="Sin espaciado Car"/>
     <w:link w:val="Sinespaciado"/>
     <w:uiPriority w:val="1"/>
     <w:rsid w:val="0005277F"/>
     <w:rPr>
-      <w:rFonts w:ascii="Calibri" w:hAnsi="Calibri" w:eastAsia="Times New Roman" w:cs="Times New Roman"/>
+      <w:rFonts w:ascii="Calibri" w:eastAsia="Times New Roman" w:hAnsi="Calibri" w:cs="Times New Roman"/>
       <w:lang w:val="en-US" w:bidi="en-US"/>
     </w:rPr>
   </w:style>
@@ -11224,14 +10841,14 @@
       <w:spacing w:before="360" w:after="80"/>
     </w:pPr>
     <w:rPr>
-      <w:rFonts w:ascii="Georgia" w:hAnsi="Georgia" w:eastAsia="Georgia" w:cs="Georgia"/>
+      <w:rFonts w:ascii="Georgia" w:eastAsia="Georgia" w:hAnsi="Georgia" w:cs="Georgia"/>
       <w:i/>
       <w:color w:val="666666"/>
       <w:sz w:val="48"/>
       <w:szCs w:val="48"/>
     </w:rPr>
   </w:style>
-  <w:style w:type="table" w:styleId="TableNormal1" w:customStyle="1">
+  <w:style w:type="table" w:customStyle="1" w:styleId="TableNormal1">
     <w:name w:val="Table Normal1"/>
     <w:uiPriority w:val="2"/>
     <w:semiHidden/>
@@ -11245,7 +10862,7 @@
       <w:spacing w:after="0" w:line="240" w:lineRule="auto"/>
     </w:pPr>
     <w:rPr>
-      <w:rFonts w:asciiTheme="minorHAnsi" w:hAnsiTheme="minorHAnsi" w:eastAsiaTheme="minorHAnsi" w:cstheme="minorBidi"/>
+      <w:rFonts w:asciiTheme="minorHAnsi" w:eastAsiaTheme="minorHAnsi" w:hAnsiTheme="minorHAnsi" w:cstheme="minorBidi"/>
       <w:lang w:val="en-US" w:eastAsia="en-US"/>
     </w:rPr>
     <w:tblPr>
@@ -11258,7 +10875,7 @@
       </w:tblCellMar>
     </w:tblPr>
   </w:style>
-  <w:style w:type="paragraph" w:styleId="TableParagraph" w:customStyle="1">
+  <w:style w:type="paragraph" w:customStyle="1" w:styleId="TableParagraph">
     <w:name w:val="Table Paragraph"/>
     <w:basedOn w:val="Normal"/>
     <w:uiPriority w:val="1"/>
@@ -11286,37 +10903,30 @@
       <w:shd w:val="clear" w:color="auto" w:fill="E1DFDD"/>
     </w:rPr>
   </w:style>
-  <w:style xmlns:w="http://schemas.openxmlformats.org/wordprocessingml/2006/main" w:type="table" w:styleId="TableGrid">
-    <w:name xmlns:w="http://schemas.openxmlformats.org/wordprocessingml/2006/main" w:val="Table Grid"/>
-    <w:basedOn xmlns:w="http://schemas.openxmlformats.org/wordprocessingml/2006/main" w:val="Tablanormal"/>
-    <w:uiPriority xmlns:w="http://schemas.openxmlformats.org/wordprocessingml/2006/main" w:val="59"/>
-    <w:rsid xmlns:w="http://schemas.openxmlformats.org/wordprocessingml/2006/main" w:val="00FB4123"/>
-    <w:pPr xmlns:w="http://schemas.openxmlformats.org/wordprocessingml/2006/main">
+  <w:style w:type="table" w:styleId="Tablaconcuadrcula">
+    <w:name w:val="Table Grid"/>
+    <w:basedOn w:val="Tablanormal"/>
+    <w:uiPriority w:val="59"/>
+    <w:rsid w:val="00FB4123"/>
+    <w:pPr>
       <w:spacing w:after="0" w:line="240" w:lineRule="auto"/>
     </w:pPr>
-    <w:tblPr xmlns:w="http://schemas.openxmlformats.org/wordprocessingml/2006/main">
-      <w:tblInd w:w="0" w:type="dxa"/>
+    <w:tblPr>
       <w:tblBorders>
-        <w:top w:val="single" w:color="000000" w:themeColor="text1" w:sz="4" w:space="0"/>
-        <w:left w:val="single" w:color="000000" w:themeColor="text1" w:sz="4" w:space="0"/>
-        <w:bottom w:val="single" w:color="000000" w:themeColor="text1" w:sz="4" w:space="0"/>
-        <w:right w:val="single" w:color="000000" w:themeColor="text1" w:sz="4" w:space="0"/>
-        <w:insideH w:val="single" w:color="000000" w:themeColor="text1" w:sz="4" w:space="0"/>
-        <w:insideV w:val="single" w:color="000000" w:themeColor="text1" w:sz="4" w:space="0"/>
+        <w:top w:val="single" w:sz="4" w:space="0" w:color="000000" w:themeColor="text1"/>
+        <w:left w:val="single" w:sz="4" w:space="0" w:color="000000" w:themeColor="text1"/>
+        <w:bottom w:val="single" w:sz="4" w:space="0" w:color="000000" w:themeColor="text1"/>
+        <w:right w:val="single" w:sz="4" w:space="0" w:color="000000" w:themeColor="text1"/>
+        <w:insideH w:val="single" w:sz="4" w:space="0" w:color="000000" w:themeColor="text1"/>
+        <w:insideV w:val="single" w:sz="4" w:space="0" w:color="000000" w:themeColor="text1"/>
       </w:tblBorders>
-      <w:tblCellMar>
-        <w:top w:w="0" w:type="dxa"/>
-        <w:left w:w="108" w:type="dxa"/>
-        <w:bottom w:w="0" w:type="dxa"/>
-        <w:right w:w="108" w:type="dxa"/>
-      </w:tblCellMar>
     </w:tblPr>
   </w:style>
 </w:styles>
 </file>
 
 <file path=word/theme/theme1.xml><?xml version="1.0" encoding="utf-8"?>
-<a:theme xmlns:a="http://schemas.openxmlformats.org/drawingml/2006/main" xmlns:thm15="http://schemas.microsoft.com/office/thememl/2012/main" name="Tema de Office">
+<a:theme xmlns:a="http://schemas.openxmlformats.org/drawingml/2006/main" name="Tema de Office">
   <a:themeElements>
     <a:clrScheme name="Office">
       <a:dk1>
@@ -11577,15 +11187,6 @@
 </file>
 
 <file path=customXml/item1.xml><?xml version="1.0" encoding="utf-8"?>
-<?mso-contentType ?>
-<FormTemplates xmlns="http://schemas.microsoft.com/sharepoint/v3/contenttype/forms">
-  <Display>DocumentLibraryForm</Display>
-  <Edit>DocumentLibraryForm</Edit>
-  <New>DocumentLibraryForm</New>
-</FormTemplates>
-</file>
-
-<file path=customXml/item2.xml><?xml version="1.0" encoding="utf-8"?>
 <ct:contentTypeSchema xmlns:ct="http://schemas.microsoft.com/office/2006/metadata/contentType" xmlns:ma="http://schemas.microsoft.com/office/2006/metadata/properties/metaAttributes" ct:_="" ma:_="" ma:contentTypeName="Documento" ma:contentTypeID="0x01010020C5B3A326F77845827D913794014974" ma:contentTypeVersion="4" ma:contentTypeDescription="Crear nuevo documento." ma:contentTypeScope="" ma:versionID="f7d943da176341960d1fc9b88b49b349">
   <xsd:schema xmlns:xsd="http://www.w3.org/2001/XMLSchema" xmlns:xs="http://www.w3.org/2001/XMLSchema" xmlns:p="http://schemas.microsoft.com/office/2006/metadata/properties" xmlns:ns2="8754659f-219c-4351-9808-e54f3b0e9a99" targetNamespace="http://schemas.microsoft.com/office/2006/metadata/properties" ma:root="true" ma:fieldsID="6fb933a20ad68a6e54d4ee5d3d54b77b" ns2:_="">
     <xsd:import namespace="8754659f-219c-4351-9808-e54f3b0e9a99"/>
@@ -11729,10 +11330,17 @@
 </ct:contentTypeSchema>
 </file>
 
+<file path=customXml/item2.xml><?xml version="1.0" encoding="utf-8"?>
+<?mso-contentType ?>
+<FormTemplates xmlns="http://schemas.microsoft.com/sharepoint/v3/contenttype/forms">
+  <Display>DocumentLibraryForm</Display>
+  <Edit>DocumentLibraryForm</Edit>
+  <New>DocumentLibraryForm</New>
+</FormTemplates>
+</file>
+
 <file path=customXml/item3.xml><?xml version="1.0" encoding="utf-8"?>
-<go:gDocsCustomXmlDataStorage xmlns:go="http://customooxmlschemas.google.com/" xmlns:r="http://schemas.openxmlformats.org/officeDocument/2006/relationships">
-  <go:docsCustomData xmlns:go="http://customooxmlschemas.google.com/" roundtripDataSignature="AMtx7mhFi2yYpoz+YmO2aLnSIP0/L5GH3Q==">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</go:docsCustomData>
-</go:gDocsCustomXmlDataStorage>
+<b:Sources xmlns:b="http://schemas.openxmlformats.org/officeDocument/2006/bibliography" xmlns="http://schemas.openxmlformats.org/officeDocument/2006/bibliography" SelectedStyle="\APASixthEditionOfficeOnline.xsl" StyleName="APA" Version="6"/>
 </file>
 
 <file path=customXml/item4.xml><?xml version="1.0" encoding="utf-8"?>
@@ -11742,18 +11350,12 @@
 </file>
 
 <file path=customXml/item5.xml><?xml version="1.0" encoding="utf-8"?>
-<b:Sources xmlns:b="http://schemas.openxmlformats.org/officeDocument/2006/bibliography" xmlns="http://schemas.openxmlformats.org/officeDocument/2006/bibliography" SelectedStyle="\APASixthEditionOfficeOnline.xsl" StyleName="APA" Version="6"/>
+<go:gDocsCustomXmlDataStorage xmlns:go="http://customooxmlschemas.google.com/" xmlns:r="http://schemas.openxmlformats.org/officeDocument/2006/relationships">
+  <go:docsCustomData xmlns:go="http://customooxmlschemas.google.com/" roundtripDataSignature="AMtx7mhFi2yYpoz+YmO2aLnSIP0/L5GH3Q==">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</go:docsCustomData>
+</go:gDocsCustomXmlDataStorage>
 </file>
 
 <file path=customXml/itemProps1.xml><?xml version="1.0" encoding="utf-8"?>
-<ds:datastoreItem xmlns:ds="http://schemas.openxmlformats.org/officeDocument/2006/customXml" ds:itemID="{AF097B10-B79D-4849-84D1-24682DFBD9B3}">
-  <ds:schemaRefs>
-    <ds:schemaRef ds:uri="http://schemas.microsoft.com/sharepoint/v3/contenttype/forms"/>
-  </ds:schemaRefs>
-</ds:datastoreItem>
-</file>
-
-<file path=customXml/itemProps2.xml><?xml version="1.0" encoding="utf-8"?>
 <ds:datastoreItem xmlns:ds="http://schemas.openxmlformats.org/officeDocument/2006/customXml" ds:itemID="{D35EAD06-55D1-4F83-B613-E97354444E08}">
   <ds:schemaRefs>
     <ds:schemaRef ds:uri="http://schemas.microsoft.com/office/2006/metadata/contentType"/>
@@ -11771,11 +11373,18 @@
 </ds:datastoreItem>
 </file>
 
+<file path=customXml/itemProps2.xml><?xml version="1.0" encoding="utf-8"?>
+<ds:datastoreItem xmlns:ds="http://schemas.openxmlformats.org/officeDocument/2006/customXml" ds:itemID="{AF097B10-B79D-4849-84D1-24682DFBD9B3}">
+  <ds:schemaRefs>
+    <ds:schemaRef ds:uri="http://schemas.microsoft.com/sharepoint/v3/contenttype/forms"/>
+  </ds:schemaRefs>
+</ds:datastoreItem>
+</file>
+
 <file path=customXml/itemProps3.xml><?xml version="1.0" encoding="utf-8"?>
-<ds:datastoreItem xmlns:ds="http://schemas.openxmlformats.org/officeDocument/2006/customXml" ds:itemID="{11111111-1234-1234-1234-123412341234}">
+<ds:datastoreItem xmlns:ds="http://schemas.openxmlformats.org/officeDocument/2006/customXml" ds:itemID="{55E8F73F-C14D-4893-B7EF-EB6C36BE6174}">
   <ds:schemaRefs>
-    <ds:schemaRef ds:uri="http://customooxmlschemas.google.com/"/>
-    <ds:schemaRef ds:uri="http://schemas.openxmlformats.org/officeDocument/2006/relationships"/>
+    <ds:schemaRef ds:uri="http://schemas.openxmlformats.org/officeDocument/2006/bibliography"/>
   </ds:schemaRefs>
 </ds:datastoreItem>
 </file>
@@ -11790,9 +11399,10 @@
 </file>
 
 <file path=customXml/itemProps5.xml><?xml version="1.0" encoding="utf-8"?>
-<ds:datastoreItem xmlns:ds="http://schemas.openxmlformats.org/officeDocument/2006/customXml" ds:itemID="{55E8F73F-C14D-4893-B7EF-EB6C36BE6174}">
+<ds:datastoreItem xmlns:ds="http://schemas.openxmlformats.org/officeDocument/2006/customXml" ds:itemID="{11111111-1234-1234-1234-123412341234}">
   <ds:schemaRefs>
-    <ds:schemaRef ds:uri="http://schemas.openxmlformats.org/officeDocument/2006/bibliography"/>
+    <ds:schemaRef ds:uri="http://customooxmlschemas.google.com/"/>
+    <ds:schemaRef ds:uri="http://schemas.openxmlformats.org/officeDocument/2006/relationships"/>
   </ds:schemaRefs>
 </ds:datastoreItem>
 </file>